--- a/Pentest2025.docx
+++ b/Pentest2025.docx
@@ -4,2024 +4,1908 @@
   <w:body>
     <w:p/>
     <w:p/>
-    <w:sdt>
-      <w:sdtPr>
-        <w:rPr>
-          <w:rFonts w:ascii="Times New Roman" w:eastAsia="Times New Roman" w:hAnsi="Times New Roman" w:cs="Times New Roman"/>
+    <w:p>
+      <w:pPr>
+        <w:pStyle w:val="Logo"/>
+        <w:jc w:val="center"/>
+        <w:rPr>
+          <w:sz w:val="48"/>
+          <w:szCs w:val="28"/>
+        </w:rPr>
+      </w:pPr>
+      <w:r>
+        <w:rPr>
+          <w:sz w:val="48"/>
+          <w:szCs w:val="28"/>
+        </w:rPr>
+        <w:t>Rapport de test d’intrusion</w:t>
+      </w:r>
+      <w:r>
+        <w:rPr>
+          <w:sz w:val="48"/>
+          <w:szCs w:val="28"/>
+        </w:rPr>
+        <w:t xml:space="preserve"> </w:t>
+      </w:r>
+    </w:p>
+    <w:p>
+      <w:pPr>
+        <w:pStyle w:val="Logo"/>
+        <w:jc w:val="center"/>
+        <w:rPr>
+          <w:sz w:val="44"/>
+        </w:rPr>
+      </w:pPr>
+      <w:r>
+        <w:rPr>
+          <w:sz w:val="44"/>
+        </w:rPr>
+        <w:t>&lt;&lt;Client&gt;&gt;</w:t>
+      </w:r>
+    </w:p>
+    <w:p>
+      <w:pPr>
+        <w:pStyle w:val="Logo"/>
+        <w:jc w:val="center"/>
+        <w:rPr>
+          <w:sz w:val="44"/>
+        </w:rPr>
+      </w:pPr>
+      <w:r>
+        <w:rPr>
+          <w:sz w:val="44"/>
+        </w:rPr>
+        <w:t>Par</w:t>
+      </w:r>
+    </w:p>
+    <w:p>
+      <w:pPr>
+        <w:pStyle w:val="Logo"/>
+        <w:jc w:val="center"/>
+        <w:rPr>
+          <w:sz w:val="44"/>
+          <w:szCs w:val="44"/>
+        </w:rPr>
+      </w:pPr>
+      <w:r>
+        <w:rPr>
+          <w:sz w:val="44"/>
+          <w:szCs w:val="44"/>
+        </w:rPr>
+        <w:t>SRI</w:t>
+      </w:r>
+    </w:p>
+    <w:p>
+      <w:pPr>
+        <w:pStyle w:val="Logo"/>
+        <w:jc w:val="right"/>
+      </w:pPr>
+    </w:p>
+    <w:p>
+      <w:pPr>
+        <w:pStyle w:val="Titre"/>
+        <w:rPr>
+          <w:noProof/>
+        </w:rPr>
+      </w:pPr>
+      <w:r>
+        <w:rPr>
+          <w:noProof/>
+        </w:rPr>
+        <mc:AlternateContent>
+          <mc:Choice Requires="wps">
+            <w:drawing>
+              <wp:anchor distT="0" distB="0" distL="114300" distR="114300" simplePos="0" relativeHeight="251655168" behindDoc="0" locked="0" layoutInCell="1" allowOverlap="1" wp14:anchorId="51B206DF" wp14:editId="38539033">
+                <wp:simplePos x="0" y="0"/>
+                <wp:positionH relativeFrom="page">
+                  <wp:posOffset>762000</wp:posOffset>
+                </wp:positionH>
+                <wp:positionV relativeFrom="paragraph">
+                  <wp:posOffset>250825</wp:posOffset>
+                </wp:positionV>
+                <wp:extent cx="1969135" cy="746760"/>
+                <wp:effectExtent l="0" t="0" r="0" b="0"/>
+                <wp:wrapNone/>
+                <wp:docPr id="1860345408" name="Zone de texte 9"/>
+                <wp:cNvGraphicFramePr>
+                  <a:graphicFrameLocks xmlns:a="http://schemas.openxmlformats.org/drawingml/2006/main"/>
+                </wp:cNvGraphicFramePr>
+                <a:graphic xmlns:a="http://schemas.openxmlformats.org/drawingml/2006/main">
+                  <a:graphicData uri="http://schemas.microsoft.com/office/word/2010/wordprocessingShape">
+                    <wps:wsp>
+                      <wps:cNvSpPr txBox="1">
+                        <a:spLocks/>
+                      </wps:cNvSpPr>
+                      <wps:spPr>
+                        <a:xfrm>
+                          <a:off x="0" y="0"/>
+                          <a:ext cx="1969135" cy="746760"/>
+                        </a:xfrm>
+                        <a:prstGeom prst="rect">
+                          <a:avLst/>
+                        </a:prstGeom>
+                        <a:noFill/>
+                        <a:ln w="6350">
+                          <a:noFill/>
+                        </a:ln>
+                        <a:effectLst/>
+                      </wps:spPr>
+                      <wps:txbx>
+                        <w:txbxContent>
+                          <w:p>
+                            <w:pPr>
+                              <w:pStyle w:val="Sansinterligne"/>
+                              <w:rPr>
+                                <w:color w:val="FFFFFF"/>
+                              </w:rPr>
+                            </w:pPr>
+                            <w:r>
+                              <w:rPr>
+                                <w:color w:val="FFFFFF"/>
+                              </w:rPr>
+                              <w:t xml:space="preserve"> </w:t>
+                            </w:r>
+                          </w:p>
+                          <w:p>
+                            <w:pPr>
+                              <w:pStyle w:val="Sansinterligne"/>
+                              <w:rPr>
+                                <w:color w:val="FFFFFF"/>
+                              </w:rPr>
+                            </w:pPr>
+                            <w:r>
+                              <w:rPr>
+                                <w:color w:val="FFFFFF"/>
+                              </w:rPr>
+                              <w:t>DOSSIER GDPR/RGPD</w:t>
+                            </w:r>
+                          </w:p>
+                          <w:p/>
+                        </w:txbxContent>
+                      </wps:txbx>
+                      <wps:bodyPr rot="0" spcFirstLastPara="0" vertOverflow="overflow" horzOverflow="overflow" vert="horz" wrap="square" lIns="91440" tIns="45720" rIns="91440" bIns="45720" numCol="1" spcCol="0" rtlCol="0" fromWordArt="0" anchor="t" anchorCtr="0" forceAA="0" compatLnSpc="1">
+                        <a:prstTxWarp prst="textNoShape">
+                          <a:avLst/>
+                        </a:prstTxWarp>
+                        <a:noAutofit/>
+                      </wps:bodyPr>
+                    </wps:wsp>
+                  </a:graphicData>
+                </a:graphic>
+                <wp14:sizeRelH relativeFrom="margin">
+                  <wp14:pctWidth>0</wp14:pctWidth>
+                </wp14:sizeRelH>
+                <wp14:sizeRelV relativeFrom="page">
+                  <wp14:pctHeight>0</wp14:pctHeight>
+                </wp14:sizeRelV>
+              </wp:anchor>
+            </w:drawing>
+          </mc:Choice>
+          <mc:Fallback>
+            <w:pict>
+              <v:shapetype w14:anchorId="51B206DF" id="_x0000_t202" coordsize="21600,21600" o:spt="202" path="m,l,21600r21600,l21600,xe">
+                <v:stroke joinstyle="miter"/>
+                <v:path gradientshapeok="t" o:connecttype="rect"/>
+              </v:shapetype>
+              <v:shape id="Zone de texte 9" o:spid="_x0000_s1026" type="#_x0000_t202" style="position:absolute;left:0;text-align:left;margin-left:60pt;margin-top:19.75pt;width:155.05pt;height:58.8pt;z-index:251655168;visibility:visible;mso-wrap-style:square;mso-width-percent:0;mso-height-percent:0;mso-wrap-distance-left:9pt;mso-wrap-distance-top:0;mso-wrap-distance-right:9pt;mso-wrap-distance-bottom:0;mso-position-horizontal:absolute;mso-position-horizontal-relative:page;mso-position-vertical:absolute;mso-position-vertical-relative:text;mso-width-percent:0;mso-height-percent:0;mso-width-relative:margin;mso-height-relative:page;v-text-anchor:top" o:gfxdata="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" filled="f" stroked="f" strokeweight=".5pt">
+                <v:textbox>
+                  <w:txbxContent>
+                    <w:p>
+                      <w:pPr>
+                        <w:pStyle w:val="Sansinterligne"/>
+                        <w:rPr>
+                          <w:color w:val="FFFFFF"/>
+                        </w:rPr>
+                      </w:pPr>
+                      <w:r>
+                        <w:rPr>
+                          <w:color w:val="FFFFFF"/>
+                        </w:rPr>
+                        <w:t xml:space="preserve"> </w:t>
+                      </w:r>
+                    </w:p>
+                    <w:p>
+                      <w:pPr>
+                        <w:pStyle w:val="Sansinterligne"/>
+                        <w:rPr>
+                          <w:color w:val="FFFFFF"/>
+                        </w:rPr>
+                      </w:pPr>
+                      <w:r>
+                        <w:rPr>
+                          <w:color w:val="FFFFFF"/>
+                        </w:rPr>
+                        <w:t>DOSSIER GDPR/RGPD</w:t>
+                      </w:r>
+                    </w:p>
+                    <w:p/>
+                  </w:txbxContent>
+                </v:textbox>
+                <w10:wrap anchorx="page"/>
+              </v:shape>
+            </w:pict>
+          </mc:Fallback>
+        </mc:AlternateContent>
+      </w:r>
+      <w:r>
+        <w:rPr>
+          <w:noProof/>
+        </w:rPr>
+        <w:br w:type="page"/>
+      </w:r>
+      <w:r>
+        <w:rPr>
+          <w:noProof/>
+        </w:rPr>
+        <w:lastRenderedPageBreak/>
+        <w:t>Ta</w:t>
+      </w:r>
+      <w:r>
+        <w:rPr>
+          <w:noProof/>
+        </w:rPr>
+        <w:t>ble des matière</w:t>
+      </w:r>
+      <w:r>
+        <w:rPr>
+          <w:noProof/>
+        </w:rPr>
+        <w:t>s</w:t>
+      </w:r>
+    </w:p>
+    <w:p>
+      <w:pPr>
+        <w:pStyle w:val="TM1"/>
+        <w:rPr>
+          <w:rFonts w:ascii="Garamond" w:hAnsi="Garamond"/>
+          <w:bCs w:val="0"/>
+          <w:caps w:val="0"/>
+          <w:noProof/>
           <w:color w:val="auto"/>
+          <w:kern w:val="2"/>
           <w:sz w:val="24"/>
           <w:lang w:eastAsia="fr-FR"/>
         </w:rPr>
-        <w:id w:val="-388415555"/>
-        <w:docPartObj>
-          <w:docPartGallery w:val="Cover Pages"/>
-          <w:docPartUnique/>
-        </w:docPartObj>
-      </w:sdtPr>
-      <w:sdtContent>
-        <w:sdt>
-          <w:sdtPr>
-            <w:rPr>
-              <w:rFonts w:ascii="Times New Roman" w:eastAsia="Times New Roman" w:hAnsi="Times New Roman" w:cs="Times New Roman"/>
-              <w:color w:val="auto"/>
-              <w:sz w:val="24"/>
-              <w:lang w:eastAsia="fr-FR"/>
-            </w:rPr>
-            <w:id w:val="596752214"/>
-            <w:docPartObj>
-              <w:docPartGallery w:val="Cover Pages"/>
-              <w:docPartUnique/>
-            </w:docPartObj>
-          </w:sdtPr>
-          <w:sdtContent>
-            <w:p>
-              <w:pPr>
-                <w:pStyle w:val="Logo"/>
-                <w:jc w:val="center"/>
-                <w:rPr>
-                  <w:sz w:val="48"/>
-                  <w:szCs w:val="28"/>
-                </w:rPr>
-              </w:pPr>
-              <w:r>
-                <w:rPr>
-                  <w:sz w:val="48"/>
-                  <w:szCs w:val="28"/>
-                </w:rPr>
-                <w:t>Rapport de test d’intrusion</w:t>
-              </w:r>
-              <w:r>
-                <w:rPr>
-                  <w:sz w:val="48"/>
-                  <w:szCs w:val="28"/>
-                </w:rPr>
-                <w:t xml:space="preserve"> </w:t>
-              </w:r>
-            </w:p>
-            <w:p>
-              <w:pPr>
-                <w:pStyle w:val="Logo"/>
-                <w:jc w:val="center"/>
-                <w:rPr>
-                  <w:sz w:val="44"/>
-                </w:rPr>
-              </w:pPr>
-              <w:r>
-                <w:rPr>
-                  <w:sz w:val="44"/>
-                </w:rPr>
-                <w:t>&lt;&lt;Client&gt;&gt;</w:t>
-              </w:r>
-            </w:p>
-            <w:p>
-              <w:pPr>
-                <w:pStyle w:val="Logo"/>
-                <w:jc w:val="center"/>
-                <w:rPr>
-                  <w:sz w:val="44"/>
-                </w:rPr>
-              </w:pPr>
-              <w:r>
-                <w:rPr>
-                  <w:sz w:val="44"/>
-                </w:rPr>
-                <w:t>Par</w:t>
-              </w:r>
-            </w:p>
-            <w:p>
-              <w:pPr>
-                <w:pStyle w:val="Logo"/>
-                <w:jc w:val="center"/>
-              </w:pPr>
-              <w:r>
-                <w:rPr>
-                  <w:noProof/>
-                </w:rPr>
-                <w:drawing>
-                  <wp:inline distT="0" distB="0" distL="0" distR="0" wp14:anchorId="2BB7EEC3" wp14:editId="555D52F3">
-                    <wp:extent cx="2488359" cy="779487"/>
-                    <wp:effectExtent l="0" t="0" r="1270" b="0"/>
-                    <wp:docPr id="11" name="Image 11"/>
-                    <wp:cNvGraphicFramePr>
-                      <a:graphicFrameLocks xmlns:a="http://schemas.openxmlformats.org/drawingml/2006/main" noChangeAspect="1"/>
-                    </wp:cNvGraphicFramePr>
-                    <a:graphic xmlns:a="http://schemas.openxmlformats.org/drawingml/2006/main">
-                      <a:graphicData uri="http://schemas.openxmlformats.org/drawingml/2006/picture">
-                        <pic:pic xmlns:pic="http://schemas.openxmlformats.org/drawingml/2006/picture">
-                          <pic:nvPicPr>
-                            <pic:cNvPr id="1" name=""/>
-                            <pic:cNvPicPr/>
-                          </pic:nvPicPr>
-                          <pic:blipFill>
-                            <a:blip r:embed="rId12"/>
-                            <a:stretch>
-                              <a:fillRect/>
-                            </a:stretch>
-                          </pic:blipFill>
-                          <pic:spPr>
-                            <a:xfrm>
-                              <a:off x="0" y="0"/>
-                              <a:ext cx="2718210" cy="851489"/>
-                            </a:xfrm>
-                            <a:prstGeom prst="rect">
-                              <a:avLst/>
-                            </a:prstGeom>
-                          </pic:spPr>
-                        </pic:pic>
-                      </a:graphicData>
-                    </a:graphic>
-                  </wp:inline>
-                </w:drawing>
-              </w:r>
-            </w:p>
-            <w:p>
-              <w:pPr>
-                <w:pStyle w:val="Logo"/>
-                <w:jc w:val="right"/>
-              </w:pPr>
-            </w:p>
-            <w:p>
-              <w:pPr>
-                <w:pStyle w:val="Titre"/>
-                <w:rPr>
-                  <w:noProof/>
-                </w:rPr>
-              </w:pPr>
-              <w:r>
-                <w:rPr>
-                  <w:noProof/>
-                </w:rPr>
-                <mc:AlternateContent>
-                  <mc:Choice Requires="wps">
-                    <w:drawing>
-                      <wp:anchor distT="0" distB="0" distL="114300" distR="114300" simplePos="0" relativeHeight="251677696" behindDoc="0" locked="0" layoutInCell="1" allowOverlap="1" wp14:anchorId="346290F7" wp14:editId="44603510">
-                        <wp:simplePos x="0" y="0"/>
-                        <wp:positionH relativeFrom="page">
-                          <wp:posOffset>762000</wp:posOffset>
-                        </wp:positionH>
-                        <wp:positionV relativeFrom="paragraph">
-                          <wp:posOffset>250825</wp:posOffset>
-                        </wp:positionV>
-                        <wp:extent cx="1969135" cy="746760"/>
-                        <wp:effectExtent l="0" t="0" r="0" b="0"/>
-                        <wp:wrapNone/>
-                        <wp:docPr id="23" name="Zone de texte 16"/>
-                        <wp:cNvGraphicFramePr>
-                          <a:graphicFrameLocks xmlns:a="http://schemas.openxmlformats.org/drawingml/2006/main"/>
-                        </wp:cNvGraphicFramePr>
-                        <a:graphic xmlns:a="http://schemas.openxmlformats.org/drawingml/2006/main">
-                          <a:graphicData uri="http://schemas.microsoft.com/office/word/2010/wordprocessingShape">
-                            <wps:wsp>
-                              <wps:cNvSpPr txBox="1">
-                                <a:spLocks/>
-                              </wps:cNvSpPr>
-                              <wps:spPr>
-                                <a:xfrm>
-                                  <a:off x="0" y="0"/>
-                                  <a:ext cx="1969135" cy="746760"/>
-                                </a:xfrm>
-                                <a:prstGeom prst="rect">
-                                  <a:avLst/>
-                                </a:prstGeom>
-                                <a:noFill/>
-                                <a:ln w="6350">
-                                  <a:noFill/>
-                                </a:ln>
-                                <a:effectLst/>
-                              </wps:spPr>
-                              <wps:style>
-                                <a:lnRef idx="0">
-                                  <a:schemeClr val="accent1"/>
-                                </a:lnRef>
-                                <a:fillRef idx="0">
-                                  <a:schemeClr val="accent1"/>
-                                </a:fillRef>
-                                <a:effectRef idx="0">
-                                  <a:schemeClr val="accent1"/>
-                                </a:effectRef>
-                                <a:fontRef idx="minor">
-                                  <a:schemeClr val="dk1"/>
-                                </a:fontRef>
-                              </wps:style>
-                              <wps:txbx>
-                                <w:txbxContent>
-                                  <w:p>
-                                    <w:pPr>
-                                      <w:pStyle w:val="Sansinterligne"/>
-                                      <w:rPr>
-                                        <w:color w:val="FFFFFF" w:themeColor="background1"/>
-                                      </w:rPr>
-                                    </w:pPr>
-                                    <w:r>
-                                      <w:rPr>
-                                        <w:color w:val="FFFFFF" w:themeColor="background1"/>
-                                      </w:rPr>
-                                      <w:t xml:space="preserve"> </w:t>
-                                    </w:r>
-                                  </w:p>
-                                  <w:p>
-                                    <w:pPr>
-                                      <w:pStyle w:val="Sansinterligne"/>
-                                      <w:rPr>
-                                        <w:color w:val="FFFFFF" w:themeColor="background1"/>
-                                      </w:rPr>
-                                    </w:pPr>
-                                    <w:r>
-                                      <w:rPr>
-                                        <w:color w:val="FFFFFF" w:themeColor="background1"/>
-                                      </w:rPr>
-                                      <w:t>DOSSIER GDPR/RGPD</w:t>
-                                    </w:r>
-                                  </w:p>
-                                  <w:p/>
-                                </w:txbxContent>
-                              </wps:txbx>
-                              <wps:bodyPr rot="0" spcFirstLastPara="0" vertOverflow="overflow" horzOverflow="overflow" vert="horz" wrap="square" lIns="91440" tIns="45720" rIns="91440" bIns="45720" numCol="1" spcCol="0" rtlCol="0" fromWordArt="0" anchor="t" anchorCtr="0" forceAA="0" compatLnSpc="1">
-                                <a:prstTxWarp prst="textNoShape">
-                                  <a:avLst/>
-                                </a:prstTxWarp>
-                                <a:noAutofit/>
-                              </wps:bodyPr>
-                            </wps:wsp>
-                          </a:graphicData>
-                        </a:graphic>
-                        <wp14:sizeRelH relativeFrom="margin">
-                          <wp14:pctWidth>0</wp14:pctWidth>
-                        </wp14:sizeRelH>
-                        <wp14:sizeRelV relativeFrom="page">
-                          <wp14:pctHeight>0</wp14:pctHeight>
-                        </wp14:sizeRelV>
-                      </wp:anchor>
-                    </w:drawing>
-                  </mc:Choice>
-                  <mc:Fallback>
-                    <w:pict>
-                      <v:shapetype w14:anchorId="346290F7" id="_x0000_t202" coordsize="21600,21600" o:spt="202" path="m,l,21600r21600,l21600,xe">
-                        <v:stroke joinstyle="miter"/>
-                        <v:path gradientshapeok="t" o:connecttype="rect"/>
-                      </v:shapetype>
-                      <v:shape id="Zone de texte 16" o:spid="_x0000_s1026" type="#_x0000_t202" style="position:absolute;left:0;text-align:left;margin-left:60pt;margin-top:19.75pt;width:155.05pt;height:58.8pt;z-index:251677696;visibility:visible;mso-wrap-style:square;mso-width-percent:0;mso-height-percent:0;mso-wrap-distance-left:9pt;mso-wrap-distance-top:0;mso-wrap-distance-right:9pt;mso-wrap-distance-bottom:0;mso-position-horizontal:absolute;mso-position-horizontal-relative:page;mso-position-vertical:absolute;mso-position-vertical-relative:text;mso-width-percent:0;mso-height-percent:0;mso-width-relative:margin;mso-height-relative:page;v-text-anchor:top" o:gfxdata="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" filled="f" stroked="f" strokeweight=".5pt">
-                        <v:textbox>
-                          <w:txbxContent>
-                            <w:p>
-                              <w:pPr>
-                                <w:pStyle w:val="Sansinterligne"/>
-                                <w:rPr>
-                                  <w:color w:val="FFFFFF" w:themeColor="background1"/>
-                                </w:rPr>
-                              </w:pPr>
-                              <w:r>
-                                <w:rPr>
-                                  <w:color w:val="FFFFFF" w:themeColor="background1"/>
-                                </w:rPr>
-                                <w:t xml:space="preserve"> </w:t>
-                              </w:r>
-                            </w:p>
-                            <w:p>
-                              <w:pPr>
-                                <w:pStyle w:val="Sansinterligne"/>
-                                <w:rPr>
-                                  <w:color w:val="FFFFFF" w:themeColor="background1"/>
-                                </w:rPr>
-                              </w:pPr>
-                              <w:r>
-                                <w:rPr>
-                                  <w:color w:val="FFFFFF" w:themeColor="background1"/>
-                                </w:rPr>
-                                <w:t>DOSSIER GDPR/RGPD</w:t>
-                              </w:r>
-                            </w:p>
-                            <w:p/>
-                          </w:txbxContent>
-                        </v:textbox>
-                        <w10:wrap anchorx="page"/>
-                      </v:shape>
-                    </w:pict>
-                  </mc:Fallback>
-                </mc:AlternateContent>
-              </w:r>
-              <w:r>
-                <w:rPr>
-                  <w:noProof/>
-                </w:rPr>
-                <w:br w:type="page"/>
-              </w:r>
-              <w:r>
-                <w:rPr>
-                  <w:noProof/>
-                </w:rPr>
-                <w:lastRenderedPageBreak/>
-                <w:t>Ta</w:t>
-              </w:r>
-              <w:r>
-                <w:rPr>
-                  <w:noProof/>
-                </w:rPr>
-                <w:t>ble des matière</w:t>
-              </w:r>
-              <w:r>
-                <w:rPr>
-                  <w:noProof/>
-                </w:rPr>
-                <w:t>s</w:t>
-              </w:r>
-            </w:p>
-            <w:p>
-              <w:pPr>
-                <w:pStyle w:val="TM1"/>
-                <w:rPr>
-                  <w:rFonts w:asciiTheme="minorHAnsi" w:hAnsiTheme="minorHAnsi"/>
-                  <w:bCs w:val="0"/>
-                  <w:caps w:val="0"/>
-                  <w:noProof/>
-                  <w:color w:val="auto"/>
-                  <w:kern w:val="2"/>
-                  <w:sz w:val="24"/>
-                  <w:lang w:eastAsia="fr-FR"/>
-                  <w14:ligatures w14:val="standardContextual"/>
-                </w:rPr>
-              </w:pPr>
-              <w:r>
-                <w:rPr>
-                  <w:sz w:val="22"/>
-                </w:rPr>
-                <w:fldChar w:fldCharType="begin"/>
-              </w:r>
-              <w:r>
-                <w:rPr>
-                  <w:sz w:val="22"/>
-                </w:rPr>
-                <w:instrText xml:space="preserve"> TOC \o "1-3" </w:instrText>
-              </w:r>
-              <w:r>
-                <w:rPr>
-                  <w:sz w:val="22"/>
-                </w:rPr>
-                <w:fldChar w:fldCharType="separate"/>
-              </w:r>
-              <w:r>
-                <w:rPr>
-                  <w:noProof/>
-                </w:rPr>
-                <w:t>1.</w:t>
-              </w:r>
-              <w:r>
-                <w:rPr>
-                  <w:rFonts w:asciiTheme="minorHAnsi" w:hAnsiTheme="minorHAnsi"/>
-                  <w:bCs w:val="0"/>
-                  <w:caps w:val="0"/>
-                  <w:noProof/>
-                  <w:color w:val="auto"/>
-                  <w:kern w:val="2"/>
-                  <w:sz w:val="24"/>
-                  <w:lang w:eastAsia="fr-FR"/>
-                  <w14:ligatures w14:val="standardContextual"/>
-                </w:rPr>
-                <w:tab/>
-              </w:r>
-              <w:r>
-                <w:rPr>
-                  <w:noProof/>
-                </w:rPr>
-                <w:t>Introduction</w:t>
-              </w:r>
-              <w:r>
-                <w:rPr>
-                  <w:noProof/>
-                </w:rPr>
-                <w:tab/>
-              </w:r>
-              <w:r>
-                <w:rPr>
-                  <w:noProof/>
-                </w:rPr>
-                <w:fldChar w:fldCharType="begin"/>
-              </w:r>
-              <w:r>
-                <w:rPr>
-                  <w:noProof/>
-                </w:rPr>
-                <w:instrText xml:space="preserve"> PAGEREF _Toc199697834 \h </w:instrText>
-              </w:r>
-              <w:r>
-                <w:rPr>
-                  <w:noProof/>
-                </w:rPr>
-              </w:r>
-              <w:r>
-                <w:rPr>
-                  <w:noProof/>
-                </w:rPr>
-                <w:fldChar w:fldCharType="separate"/>
-              </w:r>
-              <w:r>
-                <w:rPr>
-                  <w:noProof/>
-                </w:rPr>
-                <w:t>3</w:t>
-              </w:r>
-              <w:r>
-                <w:rPr>
-                  <w:noProof/>
-                </w:rPr>
-                <w:fldChar w:fldCharType="end"/>
-              </w:r>
-            </w:p>
-            <w:p>
-              <w:pPr>
-                <w:pStyle w:val="TM1"/>
-                <w:rPr>
-                  <w:rFonts w:asciiTheme="minorHAnsi" w:hAnsiTheme="minorHAnsi"/>
-                  <w:bCs w:val="0"/>
-                  <w:caps w:val="0"/>
-                  <w:noProof/>
-                  <w:color w:val="auto"/>
-                  <w:kern w:val="2"/>
-                  <w:sz w:val="24"/>
-                  <w:lang w:eastAsia="fr-FR"/>
-                  <w14:ligatures w14:val="standardContextual"/>
-                </w:rPr>
-              </w:pPr>
-              <w:r>
-                <w:rPr>
-                  <w:noProof/>
-                </w:rPr>
-                <w:t>2.</w:t>
-              </w:r>
-              <w:r>
-                <w:rPr>
-                  <w:rFonts w:asciiTheme="minorHAnsi" w:hAnsiTheme="minorHAnsi"/>
-                  <w:bCs w:val="0"/>
-                  <w:caps w:val="0"/>
-                  <w:noProof/>
-                  <w:color w:val="auto"/>
-                  <w:kern w:val="2"/>
-                  <w:sz w:val="24"/>
-                  <w:lang w:eastAsia="fr-FR"/>
-                  <w14:ligatures w14:val="standardContextual"/>
-                </w:rPr>
-                <w:tab/>
-              </w:r>
-              <w:r>
-                <w:rPr>
-                  <w:noProof/>
-                </w:rPr>
-                <w:t>Objectif du test</w:t>
-              </w:r>
-              <w:r>
-                <w:rPr>
-                  <w:noProof/>
-                </w:rPr>
-                <w:tab/>
-              </w:r>
-              <w:r>
-                <w:rPr>
-                  <w:noProof/>
-                </w:rPr>
-                <w:fldChar w:fldCharType="begin"/>
-              </w:r>
-              <w:r>
-                <w:rPr>
-                  <w:noProof/>
-                </w:rPr>
-                <w:instrText xml:space="preserve"> PAGEREF _Toc199697835 \h </w:instrText>
-              </w:r>
-              <w:r>
-                <w:rPr>
-                  <w:noProof/>
-                </w:rPr>
-              </w:r>
-              <w:r>
-                <w:rPr>
-                  <w:noProof/>
-                </w:rPr>
-                <w:fldChar w:fldCharType="separate"/>
-              </w:r>
-              <w:r>
-                <w:rPr>
-                  <w:noProof/>
-                </w:rPr>
-                <w:t>4</w:t>
-              </w:r>
-              <w:r>
-                <w:rPr>
-                  <w:noProof/>
-                </w:rPr>
-                <w:fldChar w:fldCharType="end"/>
-              </w:r>
-            </w:p>
-            <w:p>
-              <w:pPr>
-                <w:pStyle w:val="TM2"/>
-                <w:tabs>
-                  <w:tab w:val="left" w:pos="1000"/>
-                  <w:tab w:val="right" w:leader="dot" w:pos="9061"/>
-                </w:tabs>
-                <w:rPr>
-                  <w:rFonts w:asciiTheme="minorHAnsi" w:hAnsiTheme="minorHAnsi"/>
-                  <w:smallCaps w:val="0"/>
-                  <w:noProof/>
-                  <w:color w:val="auto"/>
-                  <w:kern w:val="2"/>
-                  <w:sz w:val="24"/>
-                  <w:lang w:eastAsia="fr-FR"/>
-                  <w14:ligatures w14:val="standardContextual"/>
-                </w:rPr>
-              </w:pPr>
-              <w:r>
-                <w:rPr>
-                  <w:noProof/>
-                </w:rPr>
-                <w:t>2.1.</w:t>
-              </w:r>
-              <w:r>
-                <w:rPr>
-                  <w:rFonts w:asciiTheme="minorHAnsi" w:hAnsiTheme="minorHAnsi"/>
-                  <w:smallCaps w:val="0"/>
-                  <w:noProof/>
-                  <w:color w:val="auto"/>
-                  <w:kern w:val="2"/>
-                  <w:sz w:val="24"/>
-                  <w:lang w:eastAsia="fr-FR"/>
-                  <w14:ligatures w14:val="standardContextual"/>
-                </w:rPr>
-                <w:tab/>
-              </w:r>
-              <w:r>
-                <w:rPr>
-                  <w:noProof/>
-                </w:rPr>
-                <w:t>Contexte</w:t>
-              </w:r>
-              <w:r>
-                <w:rPr>
-                  <w:noProof/>
-                </w:rPr>
-                <w:tab/>
-              </w:r>
-              <w:r>
-                <w:rPr>
-                  <w:noProof/>
-                </w:rPr>
-                <w:fldChar w:fldCharType="begin"/>
-              </w:r>
-              <w:r>
-                <w:rPr>
-                  <w:noProof/>
-                </w:rPr>
-                <w:instrText xml:space="preserve"> PAGEREF _Toc199697836 \h </w:instrText>
-              </w:r>
-              <w:r>
-                <w:rPr>
-                  <w:noProof/>
-                </w:rPr>
-              </w:r>
-              <w:r>
-                <w:rPr>
-                  <w:noProof/>
-                </w:rPr>
-                <w:fldChar w:fldCharType="separate"/>
-              </w:r>
-              <w:r>
-                <w:rPr>
-                  <w:noProof/>
-                </w:rPr>
-                <w:t>4</w:t>
-              </w:r>
-              <w:r>
-                <w:rPr>
-                  <w:noProof/>
-                </w:rPr>
-                <w:fldChar w:fldCharType="end"/>
-              </w:r>
-            </w:p>
-            <w:p>
-              <w:pPr>
-                <w:pStyle w:val="TM2"/>
-                <w:tabs>
-                  <w:tab w:val="left" w:pos="1000"/>
-                  <w:tab w:val="right" w:leader="dot" w:pos="9061"/>
-                </w:tabs>
-                <w:rPr>
-                  <w:rFonts w:asciiTheme="minorHAnsi" w:hAnsiTheme="minorHAnsi"/>
-                  <w:smallCaps w:val="0"/>
-                  <w:noProof/>
-                  <w:color w:val="auto"/>
-                  <w:kern w:val="2"/>
-                  <w:sz w:val="24"/>
-                  <w:lang w:eastAsia="fr-FR"/>
-                  <w14:ligatures w14:val="standardContextual"/>
-                </w:rPr>
-              </w:pPr>
-              <w:r>
-                <w:rPr>
-                  <w:noProof/>
-                </w:rPr>
-                <w:t>2.2.</w:t>
-              </w:r>
-              <w:r>
-                <w:rPr>
-                  <w:rFonts w:asciiTheme="minorHAnsi" w:hAnsiTheme="minorHAnsi"/>
-                  <w:smallCaps w:val="0"/>
-                  <w:noProof/>
-                  <w:color w:val="auto"/>
-                  <w:kern w:val="2"/>
-                  <w:sz w:val="24"/>
-                  <w:lang w:eastAsia="fr-FR"/>
-                  <w14:ligatures w14:val="standardContextual"/>
-                </w:rPr>
-                <w:tab/>
-              </w:r>
-              <w:r>
-                <w:rPr>
-                  <w:noProof/>
-                </w:rPr>
-                <w:t>Glossaire</w:t>
-              </w:r>
-              <w:r>
-                <w:rPr>
-                  <w:noProof/>
-                </w:rPr>
-                <w:tab/>
-              </w:r>
-              <w:r>
-                <w:rPr>
-                  <w:noProof/>
-                </w:rPr>
-                <w:fldChar w:fldCharType="begin"/>
-              </w:r>
-              <w:r>
-                <w:rPr>
-                  <w:noProof/>
-                </w:rPr>
-                <w:instrText xml:space="preserve"> PAGEREF _Toc199697837 \h </w:instrText>
-              </w:r>
-              <w:r>
-                <w:rPr>
-                  <w:noProof/>
-                </w:rPr>
-              </w:r>
-              <w:r>
-                <w:rPr>
-                  <w:noProof/>
-                </w:rPr>
-                <w:fldChar w:fldCharType="separate"/>
-              </w:r>
-              <w:r>
-                <w:rPr>
-                  <w:noProof/>
-                </w:rPr>
-                <w:t>4</w:t>
-              </w:r>
-              <w:r>
-                <w:rPr>
-                  <w:noProof/>
-                </w:rPr>
-                <w:fldChar w:fldCharType="end"/>
-              </w:r>
-            </w:p>
-            <w:p>
-              <w:pPr>
-                <w:pStyle w:val="TM1"/>
-                <w:rPr>
-                  <w:rFonts w:asciiTheme="minorHAnsi" w:hAnsiTheme="minorHAnsi"/>
-                  <w:bCs w:val="0"/>
-                  <w:caps w:val="0"/>
-                  <w:noProof/>
-                  <w:color w:val="auto"/>
-                  <w:kern w:val="2"/>
-                  <w:sz w:val="24"/>
-                  <w:lang w:eastAsia="fr-FR"/>
-                  <w14:ligatures w14:val="standardContextual"/>
-                </w:rPr>
-              </w:pPr>
-              <w:r>
-                <w:rPr>
-                  <w:noProof/>
-                </w:rPr>
-                <w:t>3.</w:t>
-              </w:r>
-              <w:r>
-                <w:rPr>
-                  <w:rFonts w:asciiTheme="minorHAnsi" w:hAnsiTheme="minorHAnsi"/>
-                  <w:bCs w:val="0"/>
-                  <w:caps w:val="0"/>
-                  <w:noProof/>
-                  <w:color w:val="auto"/>
-                  <w:kern w:val="2"/>
-                  <w:sz w:val="24"/>
-                  <w:lang w:eastAsia="fr-FR"/>
-                  <w14:ligatures w14:val="standardContextual"/>
-                </w:rPr>
-                <w:tab/>
-              </w:r>
-              <w:r>
-                <w:rPr>
-                  <w:noProof/>
-                </w:rPr>
-                <w:t>Résumé de l’état des lieux</w:t>
-              </w:r>
-              <w:r>
-                <w:rPr>
-                  <w:noProof/>
-                </w:rPr>
-                <w:tab/>
-              </w:r>
-              <w:r>
-                <w:rPr>
-                  <w:noProof/>
-                </w:rPr>
-                <w:fldChar w:fldCharType="begin"/>
-              </w:r>
-              <w:r>
-                <w:rPr>
-                  <w:noProof/>
-                </w:rPr>
-                <w:instrText xml:space="preserve"> PAGEREF _Toc199697838 \h </w:instrText>
-              </w:r>
-              <w:r>
-                <w:rPr>
-                  <w:noProof/>
-                </w:rPr>
-              </w:r>
-              <w:r>
-                <w:rPr>
-                  <w:noProof/>
-                </w:rPr>
-                <w:fldChar w:fldCharType="separate"/>
-              </w:r>
-              <w:r>
-                <w:rPr>
-                  <w:noProof/>
-                </w:rPr>
-                <w:t>5</w:t>
-              </w:r>
-              <w:r>
-                <w:rPr>
-                  <w:noProof/>
-                </w:rPr>
-                <w:fldChar w:fldCharType="end"/>
-              </w:r>
-            </w:p>
-            <w:p>
-              <w:pPr>
-                <w:pStyle w:val="TM2"/>
-                <w:tabs>
-                  <w:tab w:val="left" w:pos="1000"/>
-                  <w:tab w:val="right" w:leader="dot" w:pos="9061"/>
-                </w:tabs>
-                <w:rPr>
-                  <w:rFonts w:asciiTheme="minorHAnsi" w:hAnsiTheme="minorHAnsi"/>
-                  <w:smallCaps w:val="0"/>
-                  <w:noProof/>
-                  <w:color w:val="auto"/>
-                  <w:kern w:val="2"/>
-                  <w:sz w:val="24"/>
-                  <w:lang w:eastAsia="fr-FR"/>
-                  <w14:ligatures w14:val="standardContextual"/>
-                </w:rPr>
-              </w:pPr>
-              <w:r>
-                <w:rPr>
-                  <w:noProof/>
-                </w:rPr>
-                <w:t>3.1.</w:t>
-              </w:r>
-              <w:r>
-                <w:rPr>
-                  <w:rFonts w:asciiTheme="minorHAnsi" w:hAnsiTheme="minorHAnsi"/>
-                  <w:smallCaps w:val="0"/>
-                  <w:noProof/>
-                  <w:color w:val="auto"/>
-                  <w:kern w:val="2"/>
-                  <w:sz w:val="24"/>
-                  <w:lang w:eastAsia="fr-FR"/>
-                  <w14:ligatures w14:val="standardContextual"/>
-                </w:rPr>
-                <w:tab/>
-              </w:r>
-              <w:r>
-                <w:rPr>
-                  <w:noProof/>
-                </w:rPr>
-                <w:t>Vulnérabilités identifiées</w:t>
-              </w:r>
-              <w:r>
-                <w:rPr>
-                  <w:noProof/>
-                </w:rPr>
-                <w:tab/>
-              </w:r>
-              <w:r>
-                <w:rPr>
-                  <w:noProof/>
-                </w:rPr>
-                <w:fldChar w:fldCharType="begin"/>
-              </w:r>
-              <w:r>
-                <w:rPr>
-                  <w:noProof/>
-                </w:rPr>
-                <w:instrText xml:space="preserve"> PAGEREF _Toc199697839 \h </w:instrText>
-              </w:r>
-              <w:r>
-                <w:rPr>
-                  <w:noProof/>
-                </w:rPr>
-              </w:r>
-              <w:r>
-                <w:rPr>
-                  <w:noProof/>
-                </w:rPr>
-                <w:fldChar w:fldCharType="separate"/>
-              </w:r>
-              <w:r>
-                <w:rPr>
-                  <w:noProof/>
-                </w:rPr>
-                <w:t>5</w:t>
-              </w:r>
-              <w:r>
-                <w:rPr>
-                  <w:noProof/>
-                </w:rPr>
-                <w:fldChar w:fldCharType="end"/>
-              </w:r>
-            </w:p>
-            <w:p>
-              <w:pPr>
-                <w:pStyle w:val="TM1"/>
-                <w:rPr>
-                  <w:rFonts w:asciiTheme="minorHAnsi" w:hAnsiTheme="minorHAnsi"/>
-                  <w:bCs w:val="0"/>
-                  <w:caps w:val="0"/>
-                  <w:noProof/>
-                  <w:color w:val="auto"/>
-                  <w:kern w:val="2"/>
-                  <w:sz w:val="24"/>
-                  <w:lang w:eastAsia="fr-FR"/>
-                  <w14:ligatures w14:val="standardContextual"/>
-                </w:rPr>
-              </w:pPr>
-              <w:r>
-                <w:rPr>
-                  <w:noProof/>
-                </w:rPr>
-                <w:t>4.</w:t>
-              </w:r>
-              <w:r>
-                <w:rPr>
-                  <w:rFonts w:asciiTheme="minorHAnsi" w:hAnsiTheme="minorHAnsi"/>
-                  <w:bCs w:val="0"/>
-                  <w:caps w:val="0"/>
-                  <w:noProof/>
-                  <w:color w:val="auto"/>
-                  <w:kern w:val="2"/>
-                  <w:sz w:val="24"/>
-                  <w:lang w:eastAsia="fr-FR"/>
-                  <w14:ligatures w14:val="standardContextual"/>
-                </w:rPr>
-                <w:tab/>
-              </w:r>
-              <w:r>
-                <w:rPr>
-                  <w:noProof/>
-                </w:rPr>
-                <w:t>Analyse technique des vulnérabilités identifiées</w:t>
-              </w:r>
-              <w:r>
-                <w:rPr>
-                  <w:noProof/>
-                </w:rPr>
-                <w:tab/>
-              </w:r>
-              <w:r>
-                <w:rPr>
-                  <w:noProof/>
-                </w:rPr>
-                <w:fldChar w:fldCharType="begin"/>
-              </w:r>
-              <w:r>
-                <w:rPr>
-                  <w:noProof/>
-                </w:rPr>
-                <w:instrText xml:space="preserve"> PAGEREF _Toc199697840 \h </w:instrText>
-              </w:r>
-              <w:r>
-                <w:rPr>
-                  <w:noProof/>
-                </w:rPr>
-              </w:r>
-              <w:r>
-                <w:rPr>
-                  <w:noProof/>
-                </w:rPr>
-                <w:fldChar w:fldCharType="separate"/>
-              </w:r>
-              <w:r>
-                <w:rPr>
-                  <w:noProof/>
-                </w:rPr>
-                <w:t>6</w:t>
-              </w:r>
-              <w:r>
-                <w:rPr>
-                  <w:noProof/>
-                </w:rPr>
-                <w:fldChar w:fldCharType="end"/>
-              </w:r>
-            </w:p>
-            <w:p>
-              <w:pPr>
-                <w:pStyle w:val="TM2"/>
-                <w:tabs>
-                  <w:tab w:val="left" w:pos="1000"/>
-                  <w:tab w:val="right" w:leader="dot" w:pos="9061"/>
-                </w:tabs>
-                <w:rPr>
-                  <w:rFonts w:asciiTheme="minorHAnsi" w:hAnsiTheme="minorHAnsi"/>
-                  <w:smallCaps w:val="0"/>
-                  <w:noProof/>
-                  <w:color w:val="auto"/>
-                  <w:kern w:val="2"/>
-                  <w:sz w:val="24"/>
-                  <w:lang w:eastAsia="fr-FR"/>
-                  <w14:ligatures w14:val="standardContextual"/>
-                </w:rPr>
-              </w:pPr>
-              <w:r>
-                <w:rPr>
-                  <w:noProof/>
-                </w:rPr>
-                <w:t>4.1.</w:t>
-              </w:r>
-              <w:r>
-                <w:rPr>
-                  <w:rFonts w:asciiTheme="minorHAnsi" w:hAnsiTheme="minorHAnsi"/>
-                  <w:smallCaps w:val="0"/>
-                  <w:noProof/>
-                  <w:color w:val="auto"/>
-                  <w:kern w:val="2"/>
-                  <w:sz w:val="24"/>
-                  <w:lang w:eastAsia="fr-FR"/>
-                  <w14:ligatures w14:val="standardContextual"/>
-                </w:rPr>
-                <w:tab/>
-              </w:r>
-              <w:r>
-                <w:rPr>
-                  <w:noProof/>
-                </w:rPr>
-                <w:t>Titre vulnérabilité</w:t>
-              </w:r>
-              <w:r>
-                <w:rPr>
-                  <w:noProof/>
-                </w:rPr>
-                <w:tab/>
-              </w:r>
-              <w:r>
-                <w:rPr>
-                  <w:noProof/>
-                </w:rPr>
-                <w:fldChar w:fldCharType="begin"/>
-              </w:r>
-              <w:r>
-                <w:rPr>
-                  <w:noProof/>
-                </w:rPr>
-                <w:instrText xml:space="preserve"> PAGEREF _Toc199697841 \h </w:instrText>
-              </w:r>
-              <w:r>
-                <w:rPr>
-                  <w:noProof/>
-                </w:rPr>
-              </w:r>
-              <w:r>
-                <w:rPr>
-                  <w:noProof/>
-                </w:rPr>
-                <w:fldChar w:fldCharType="separate"/>
-              </w:r>
-              <w:r>
-                <w:rPr>
-                  <w:noProof/>
-                </w:rPr>
-                <w:t>6</w:t>
-              </w:r>
-              <w:r>
-                <w:rPr>
-                  <w:noProof/>
-                </w:rPr>
-                <w:fldChar w:fldCharType="end"/>
-              </w:r>
-            </w:p>
-            <w:p>
-              <w:pPr>
-                <w:pStyle w:val="TM2"/>
-                <w:tabs>
-                  <w:tab w:val="left" w:pos="1000"/>
-                  <w:tab w:val="right" w:leader="dot" w:pos="9061"/>
-                </w:tabs>
-                <w:rPr>
-                  <w:rFonts w:asciiTheme="minorHAnsi" w:hAnsiTheme="minorHAnsi"/>
-                  <w:smallCaps w:val="0"/>
-                  <w:noProof/>
-                  <w:color w:val="auto"/>
-                  <w:kern w:val="2"/>
-                  <w:sz w:val="24"/>
-                  <w:lang w:eastAsia="fr-FR"/>
-                  <w14:ligatures w14:val="standardContextual"/>
-                </w:rPr>
-              </w:pPr>
-              <w:r>
-                <w:rPr>
-                  <w:noProof/>
-                </w:rPr>
-                <w:t>4.1.1.</w:t>
-              </w:r>
-              <w:r>
-                <w:rPr>
-                  <w:rFonts w:asciiTheme="minorHAnsi" w:hAnsiTheme="minorHAnsi"/>
-                  <w:smallCaps w:val="0"/>
-                  <w:noProof/>
-                  <w:color w:val="auto"/>
-                  <w:kern w:val="2"/>
-                  <w:sz w:val="24"/>
-                  <w:lang w:eastAsia="fr-FR"/>
-                  <w14:ligatures w14:val="standardContextual"/>
-                </w:rPr>
-                <w:tab/>
-              </w:r>
-              <w:r>
-                <w:rPr>
-                  <w:noProof/>
-                </w:rPr>
-                <w:t>Description</w:t>
-              </w:r>
-              <w:r>
-                <w:rPr>
-                  <w:noProof/>
-                </w:rPr>
-                <w:tab/>
-              </w:r>
-              <w:r>
-                <w:rPr>
-                  <w:noProof/>
-                </w:rPr>
-                <w:fldChar w:fldCharType="begin"/>
-              </w:r>
-              <w:r>
-                <w:rPr>
-                  <w:noProof/>
-                </w:rPr>
-                <w:instrText xml:space="preserve"> PAGEREF _Toc199697842 \h </w:instrText>
-              </w:r>
-              <w:r>
-                <w:rPr>
-                  <w:noProof/>
-                </w:rPr>
-              </w:r>
-              <w:r>
-                <w:rPr>
-                  <w:noProof/>
-                </w:rPr>
-                <w:fldChar w:fldCharType="separate"/>
-              </w:r>
-              <w:r>
-                <w:rPr>
-                  <w:noProof/>
-                </w:rPr>
-                <w:t>6</w:t>
-              </w:r>
-              <w:r>
-                <w:rPr>
-                  <w:noProof/>
-                </w:rPr>
-                <w:fldChar w:fldCharType="end"/>
-              </w:r>
-            </w:p>
-            <w:p>
-              <w:pPr>
-                <w:pStyle w:val="TM2"/>
-                <w:tabs>
-                  <w:tab w:val="left" w:pos="1000"/>
-                  <w:tab w:val="right" w:leader="dot" w:pos="9061"/>
-                </w:tabs>
-                <w:rPr>
-                  <w:rFonts w:asciiTheme="minorHAnsi" w:hAnsiTheme="minorHAnsi"/>
-                  <w:smallCaps w:val="0"/>
-                  <w:noProof/>
-                  <w:color w:val="auto"/>
-                  <w:kern w:val="2"/>
-                  <w:sz w:val="24"/>
-                  <w:lang w:eastAsia="fr-FR"/>
-                  <w14:ligatures w14:val="standardContextual"/>
-                </w:rPr>
-              </w:pPr>
-              <w:r>
-                <w:rPr>
-                  <w:noProof/>
-                </w:rPr>
-                <w:t>4.1.2.</w:t>
-              </w:r>
-              <w:r>
-                <w:rPr>
-                  <w:rFonts w:asciiTheme="minorHAnsi" w:hAnsiTheme="minorHAnsi"/>
-                  <w:smallCaps w:val="0"/>
-                  <w:noProof/>
-                  <w:color w:val="auto"/>
-                  <w:kern w:val="2"/>
-                  <w:sz w:val="24"/>
-                  <w:lang w:eastAsia="fr-FR"/>
-                  <w14:ligatures w14:val="standardContextual"/>
-                </w:rPr>
-                <w:tab/>
-              </w:r>
-              <w:r>
-                <w:rPr>
-                  <w:noProof/>
-                </w:rPr>
-                <w:t>Impact</w:t>
-              </w:r>
-              <w:r>
-                <w:rPr>
-                  <w:noProof/>
-                </w:rPr>
-                <w:tab/>
-              </w:r>
-              <w:r>
-                <w:rPr>
-                  <w:noProof/>
-                </w:rPr>
-                <w:fldChar w:fldCharType="begin"/>
-              </w:r>
-              <w:r>
-                <w:rPr>
-                  <w:noProof/>
-                </w:rPr>
-                <w:instrText xml:space="preserve"> PAGEREF _Toc199697843 \h </w:instrText>
-              </w:r>
-              <w:r>
-                <w:rPr>
-                  <w:noProof/>
-                </w:rPr>
-              </w:r>
-              <w:r>
-                <w:rPr>
-                  <w:noProof/>
-                </w:rPr>
-                <w:fldChar w:fldCharType="separate"/>
-              </w:r>
-              <w:r>
-                <w:rPr>
-                  <w:noProof/>
-                </w:rPr>
-                <w:t>6</w:t>
-              </w:r>
-              <w:r>
-                <w:rPr>
-                  <w:noProof/>
-                </w:rPr>
-                <w:fldChar w:fldCharType="end"/>
-              </w:r>
-            </w:p>
-            <w:p>
-              <w:pPr>
-                <w:pStyle w:val="TM2"/>
-                <w:tabs>
-                  <w:tab w:val="left" w:pos="1000"/>
-                  <w:tab w:val="right" w:leader="dot" w:pos="9061"/>
-                </w:tabs>
-                <w:rPr>
-                  <w:rFonts w:asciiTheme="minorHAnsi" w:hAnsiTheme="minorHAnsi"/>
-                  <w:smallCaps w:val="0"/>
-                  <w:noProof/>
-                  <w:color w:val="auto"/>
-                  <w:kern w:val="2"/>
-                  <w:sz w:val="24"/>
-                  <w:lang w:eastAsia="fr-FR"/>
-                  <w14:ligatures w14:val="standardContextual"/>
-                </w:rPr>
-              </w:pPr>
-              <w:r>
-                <w:rPr>
-                  <w:noProof/>
-                </w:rPr>
-                <w:t>4.1.3.</w:t>
-              </w:r>
-              <w:r>
-                <w:rPr>
-                  <w:rFonts w:asciiTheme="minorHAnsi" w:hAnsiTheme="minorHAnsi"/>
-                  <w:smallCaps w:val="0"/>
-                  <w:noProof/>
-                  <w:color w:val="auto"/>
-                  <w:kern w:val="2"/>
-                  <w:sz w:val="24"/>
-                  <w:lang w:eastAsia="fr-FR"/>
-                  <w14:ligatures w14:val="standardContextual"/>
-                </w:rPr>
-                <w:tab/>
-              </w:r>
-              <w:r>
-                <w:rPr>
-                  <w:noProof/>
-                </w:rPr>
-                <w:t>Démonstration des évidences (exploitation)</w:t>
-              </w:r>
-              <w:r>
-                <w:rPr>
-                  <w:noProof/>
-                </w:rPr>
-                <w:tab/>
-              </w:r>
-              <w:r>
-                <w:rPr>
-                  <w:noProof/>
-                </w:rPr>
-                <w:fldChar w:fldCharType="begin"/>
-              </w:r>
-              <w:r>
-                <w:rPr>
-                  <w:noProof/>
-                </w:rPr>
-                <w:instrText xml:space="preserve"> PAGEREF _Toc199697844 \h </w:instrText>
-              </w:r>
-              <w:r>
-                <w:rPr>
-                  <w:noProof/>
-                </w:rPr>
-              </w:r>
-              <w:r>
-                <w:rPr>
-                  <w:noProof/>
-                </w:rPr>
-                <w:fldChar w:fldCharType="separate"/>
-              </w:r>
-              <w:r>
-                <w:rPr>
-                  <w:noProof/>
-                </w:rPr>
-                <w:t>6</w:t>
-              </w:r>
-              <w:r>
-                <w:rPr>
-                  <w:noProof/>
-                </w:rPr>
-                <w:fldChar w:fldCharType="end"/>
-              </w:r>
-            </w:p>
-            <w:p>
-              <w:pPr>
-                <w:pStyle w:val="TM1"/>
-                <w:rPr>
-                  <w:rFonts w:asciiTheme="minorHAnsi" w:hAnsiTheme="minorHAnsi"/>
-                  <w:bCs w:val="0"/>
-                  <w:caps w:val="0"/>
-                  <w:noProof/>
-                  <w:color w:val="auto"/>
-                  <w:kern w:val="2"/>
-                  <w:sz w:val="24"/>
-                  <w:lang w:eastAsia="fr-FR"/>
-                  <w14:ligatures w14:val="standardContextual"/>
-                </w:rPr>
-              </w:pPr>
-              <w:r>
-                <w:rPr>
-                  <w:noProof/>
-                </w:rPr>
-                <w:t>5.</w:t>
-              </w:r>
-              <w:r>
-                <w:rPr>
-                  <w:rFonts w:asciiTheme="minorHAnsi" w:hAnsiTheme="minorHAnsi"/>
-                  <w:bCs w:val="0"/>
-                  <w:caps w:val="0"/>
-                  <w:noProof/>
-                  <w:color w:val="auto"/>
-                  <w:kern w:val="2"/>
-                  <w:sz w:val="24"/>
-                  <w:lang w:eastAsia="fr-FR"/>
-                  <w14:ligatures w14:val="standardContextual"/>
-                </w:rPr>
-                <w:tab/>
-              </w:r>
-              <w:r>
-                <w:rPr>
-                  <w:noProof/>
-                </w:rPr>
-                <w:t>Recommandations et plan d’action</w:t>
-              </w:r>
-              <w:r>
-                <w:rPr>
-                  <w:noProof/>
-                </w:rPr>
-                <w:tab/>
-              </w:r>
-              <w:r>
-                <w:rPr>
-                  <w:noProof/>
-                </w:rPr>
-                <w:fldChar w:fldCharType="begin"/>
-              </w:r>
-              <w:r>
-                <w:rPr>
-                  <w:noProof/>
-                </w:rPr>
-                <w:instrText xml:space="preserve"> PAGEREF _Toc199697845 \h </w:instrText>
-              </w:r>
-              <w:r>
-                <w:rPr>
-                  <w:noProof/>
-                </w:rPr>
-              </w:r>
-              <w:r>
-                <w:rPr>
-                  <w:noProof/>
-                </w:rPr>
-                <w:fldChar w:fldCharType="separate"/>
-              </w:r>
-              <w:r>
-                <w:rPr>
-                  <w:noProof/>
-                </w:rPr>
-                <w:t>7</w:t>
-              </w:r>
-              <w:r>
-                <w:rPr>
-                  <w:noProof/>
-                </w:rPr>
-                <w:fldChar w:fldCharType="end"/>
-              </w:r>
-            </w:p>
-            <w:p>
-              <w:pPr>
-                <w:pStyle w:val="TM2"/>
-                <w:tabs>
-                  <w:tab w:val="left" w:pos="1000"/>
-                  <w:tab w:val="right" w:leader="dot" w:pos="9061"/>
-                </w:tabs>
-                <w:rPr>
-                  <w:rFonts w:asciiTheme="minorHAnsi" w:hAnsiTheme="minorHAnsi"/>
-                  <w:smallCaps w:val="0"/>
-                  <w:noProof/>
-                  <w:color w:val="auto"/>
-                  <w:kern w:val="2"/>
-                  <w:sz w:val="24"/>
-                  <w:lang w:eastAsia="fr-FR"/>
-                  <w14:ligatures w14:val="standardContextual"/>
-                </w:rPr>
-              </w:pPr>
-              <w:r>
-                <w:rPr>
-                  <w:noProof/>
-                </w:rPr>
-                <w:t>5.1.</w:t>
-              </w:r>
-              <w:r>
-                <w:rPr>
-                  <w:rFonts w:asciiTheme="minorHAnsi" w:hAnsiTheme="minorHAnsi"/>
-                  <w:smallCaps w:val="0"/>
-                  <w:noProof/>
-                  <w:color w:val="auto"/>
-                  <w:kern w:val="2"/>
-                  <w:sz w:val="24"/>
-                  <w:lang w:eastAsia="fr-FR"/>
-                  <w14:ligatures w14:val="standardContextual"/>
-                </w:rPr>
-                <w:tab/>
-              </w:r>
-              <w:r>
-                <w:rPr>
-                  <w:noProof/>
-                </w:rPr>
-                <w:t>Court terme</w:t>
-              </w:r>
-              <w:r>
-                <w:rPr>
-                  <w:noProof/>
-                </w:rPr>
-                <w:tab/>
-              </w:r>
-              <w:r>
-                <w:rPr>
-                  <w:noProof/>
-                </w:rPr>
-                <w:fldChar w:fldCharType="begin"/>
-              </w:r>
-              <w:r>
-                <w:rPr>
-                  <w:noProof/>
-                </w:rPr>
-                <w:instrText xml:space="preserve"> PAGEREF _Toc199697846 \h </w:instrText>
-              </w:r>
-              <w:r>
-                <w:rPr>
-                  <w:noProof/>
-                </w:rPr>
-              </w:r>
-              <w:r>
-                <w:rPr>
-                  <w:noProof/>
-                </w:rPr>
-                <w:fldChar w:fldCharType="separate"/>
-              </w:r>
-              <w:r>
-                <w:rPr>
-                  <w:noProof/>
-                </w:rPr>
-                <w:t>7</w:t>
-              </w:r>
-              <w:r>
-                <w:rPr>
-                  <w:noProof/>
-                </w:rPr>
-                <w:fldChar w:fldCharType="end"/>
-              </w:r>
-            </w:p>
-            <w:p>
-              <w:pPr>
-                <w:pStyle w:val="TM2"/>
-                <w:tabs>
-                  <w:tab w:val="left" w:pos="1000"/>
-                  <w:tab w:val="right" w:leader="dot" w:pos="9061"/>
-                </w:tabs>
-                <w:rPr>
-                  <w:rFonts w:asciiTheme="minorHAnsi" w:hAnsiTheme="minorHAnsi"/>
-                  <w:smallCaps w:val="0"/>
-                  <w:noProof/>
-                  <w:color w:val="auto"/>
-                  <w:kern w:val="2"/>
-                  <w:sz w:val="24"/>
-                  <w:lang w:eastAsia="fr-FR"/>
-                  <w14:ligatures w14:val="standardContextual"/>
-                </w:rPr>
-              </w:pPr>
-              <w:r>
-                <w:rPr>
-                  <w:noProof/>
-                </w:rPr>
-                <w:t>5.2.</w:t>
-              </w:r>
-              <w:r>
-                <w:rPr>
-                  <w:rFonts w:asciiTheme="minorHAnsi" w:hAnsiTheme="minorHAnsi"/>
-                  <w:smallCaps w:val="0"/>
-                  <w:noProof/>
-                  <w:color w:val="auto"/>
-                  <w:kern w:val="2"/>
-                  <w:sz w:val="24"/>
-                  <w:lang w:eastAsia="fr-FR"/>
-                  <w14:ligatures w14:val="standardContextual"/>
-                </w:rPr>
-                <w:tab/>
-              </w:r>
-              <w:r>
-                <w:rPr>
-                  <w:noProof/>
-                </w:rPr>
-                <w:t>Moyen terme</w:t>
-              </w:r>
-              <w:r>
-                <w:rPr>
-                  <w:noProof/>
-                </w:rPr>
-                <w:tab/>
-              </w:r>
-              <w:r>
-                <w:rPr>
-                  <w:noProof/>
-                </w:rPr>
-                <w:fldChar w:fldCharType="begin"/>
-              </w:r>
-              <w:r>
-                <w:rPr>
-                  <w:noProof/>
-                </w:rPr>
-                <w:instrText xml:space="preserve"> PAGEREF _Toc199697847 \h </w:instrText>
-              </w:r>
-              <w:r>
-                <w:rPr>
-                  <w:noProof/>
-                </w:rPr>
-              </w:r>
-              <w:r>
-                <w:rPr>
-                  <w:noProof/>
-                </w:rPr>
-                <w:fldChar w:fldCharType="separate"/>
-              </w:r>
-              <w:r>
-                <w:rPr>
-                  <w:noProof/>
-                </w:rPr>
-                <w:t>7</w:t>
-              </w:r>
-              <w:r>
-                <w:rPr>
-                  <w:noProof/>
-                </w:rPr>
-                <w:fldChar w:fldCharType="end"/>
-              </w:r>
-            </w:p>
-            <w:p>
-              <w:pPr>
-                <w:pStyle w:val="TM1"/>
-                <w:rPr>
-                  <w:rFonts w:asciiTheme="minorHAnsi" w:hAnsiTheme="minorHAnsi"/>
-                  <w:bCs w:val="0"/>
-                  <w:caps w:val="0"/>
-                  <w:noProof/>
-                  <w:color w:val="auto"/>
-                  <w:kern w:val="2"/>
-                  <w:sz w:val="24"/>
-                  <w:lang w:eastAsia="fr-FR"/>
-                  <w14:ligatures w14:val="standardContextual"/>
-                </w:rPr>
-              </w:pPr>
-              <w:r>
-                <w:rPr>
-                  <w:noProof/>
-                </w:rPr>
-                <w:t>6.</w:t>
-              </w:r>
-              <w:r>
-                <w:rPr>
-                  <w:rFonts w:asciiTheme="minorHAnsi" w:hAnsiTheme="minorHAnsi"/>
-                  <w:bCs w:val="0"/>
-                  <w:caps w:val="0"/>
-                  <w:noProof/>
-                  <w:color w:val="auto"/>
-                  <w:kern w:val="2"/>
-                  <w:sz w:val="24"/>
-                  <w:lang w:eastAsia="fr-FR"/>
-                  <w14:ligatures w14:val="standardContextual"/>
-                </w:rPr>
-                <w:tab/>
-              </w:r>
-              <w:r>
-                <w:rPr>
-                  <w:noProof/>
-                </w:rPr>
-                <w:t>Annexes</w:t>
-              </w:r>
-              <w:r>
-                <w:rPr>
-                  <w:noProof/>
-                </w:rPr>
-                <w:tab/>
-              </w:r>
-              <w:r>
-                <w:rPr>
-                  <w:noProof/>
-                </w:rPr>
-                <w:fldChar w:fldCharType="begin"/>
-              </w:r>
-              <w:r>
-                <w:rPr>
-                  <w:noProof/>
-                </w:rPr>
-                <w:instrText xml:space="preserve"> PAGEREF _Toc199697848 \h </w:instrText>
-              </w:r>
-              <w:r>
-                <w:rPr>
-                  <w:noProof/>
-                </w:rPr>
-              </w:r>
-              <w:r>
-                <w:rPr>
-                  <w:noProof/>
-                </w:rPr>
-                <w:fldChar w:fldCharType="separate"/>
-              </w:r>
-              <w:r>
-                <w:rPr>
-                  <w:noProof/>
-                </w:rPr>
-                <w:t>8</w:t>
-              </w:r>
-              <w:r>
-                <w:rPr>
-                  <w:noProof/>
-                </w:rPr>
-                <w:fldChar w:fldCharType="end"/>
-              </w:r>
-            </w:p>
-            <w:p>
-              <w:pPr>
-                <w:rPr>
-                  <w:sz w:val="20"/>
-                </w:rPr>
-              </w:pPr>
-              <w:r>
-                <w:rPr>
-                  <w:bCs/>
-                  <w:caps/>
-                </w:rPr>
-                <w:fldChar w:fldCharType="end"/>
-              </w:r>
-              <w:r>
-                <w:rPr>
-                  <w:sz w:val="20"/>
-                </w:rPr>
-                <w:br w:type="page"/>
-              </w:r>
-            </w:p>
-            <w:p/>
-          </w:sdtContent>
-        </w:sdt>
-        <w:p>
-          <w:pPr>
-            <w:pStyle w:val="Titre"/>
-            <w:rPr>
-              <w:noProof/>
-            </w:rPr>
-          </w:pPr>
-          <w:r>
-            <w:rPr>
-              <w:noProof/>
-            </w:rPr>
-            <w:t xml:space="preserve">Coordonnées </w:t>
-          </w:r>
-        </w:p>
-        <w:p>
-          <w:pPr>
-            <w:jc w:val="both"/>
-            <w:rPr>
-              <w:rFonts w:ascii="Century Gothic" w:hAnsi="Century Gothic"/>
-              <w:color w:val="4C483D" w:themeColor="text2"/>
-              <w:sz w:val="20"/>
-              <w:szCs w:val="20"/>
-            </w:rPr>
-          </w:pPr>
-          <w:r>
-            <w:rPr>
-              <w:rFonts w:ascii="Century Gothic" w:hAnsi="Century Gothic"/>
-              <w:color w:val="4C483D" w:themeColor="text2"/>
-              <w:sz w:val="20"/>
-              <w:szCs w:val="20"/>
-            </w:rPr>
-            <w:t>GameOn Security</w:t>
-          </w:r>
-        </w:p>
-        <w:p>
-          <w:pPr>
-            <w:jc w:val="both"/>
-            <w:rPr>
-              <w:rFonts w:ascii="Century Gothic" w:hAnsi="Century Gothic"/>
-              <w:color w:val="4C483D" w:themeColor="text2"/>
-              <w:sz w:val="20"/>
-              <w:szCs w:val="20"/>
-            </w:rPr>
-          </w:pPr>
-          <w:r>
-            <w:rPr>
-              <w:rFonts w:ascii="Century Gothic" w:hAnsi="Century Gothic"/>
-              <w:color w:val="4C483D" w:themeColor="text2"/>
-              <w:sz w:val="20"/>
-              <w:szCs w:val="20"/>
-            </w:rPr>
-            <w:t>4</w:t>
-          </w:r>
-          <w:r>
-            <w:rPr>
-              <w:rFonts w:ascii="Century Gothic" w:hAnsi="Century Gothic"/>
-              <w:color w:val="4C483D" w:themeColor="text2"/>
-              <w:sz w:val="20"/>
-              <w:szCs w:val="20"/>
-            </w:rPr>
-            <w:t xml:space="preserve"> Rue de la Bourdaine</w:t>
-          </w:r>
-        </w:p>
-        <w:p>
-          <w:pPr>
-            <w:jc w:val="both"/>
-            <w:rPr>
-              <w:rFonts w:ascii="Century Gothic" w:hAnsi="Century Gothic"/>
-              <w:color w:val="4C483D" w:themeColor="text2"/>
-              <w:sz w:val="20"/>
-              <w:szCs w:val="20"/>
-            </w:rPr>
-          </w:pPr>
-          <w:r>
-            <w:rPr>
-              <w:rFonts w:ascii="Century Gothic" w:hAnsi="Century Gothic"/>
-              <w:color w:val="4C483D" w:themeColor="text2"/>
-              <w:sz w:val="20"/>
-              <w:szCs w:val="20"/>
-            </w:rPr>
-            <w:t>33980</w:t>
-          </w:r>
-          <w:r>
-            <w:rPr>
-              <w:rFonts w:ascii="Century Gothic" w:hAnsi="Century Gothic"/>
-              <w:color w:val="4C483D" w:themeColor="text2"/>
-              <w:sz w:val="20"/>
-              <w:szCs w:val="20"/>
-            </w:rPr>
-            <w:t xml:space="preserve"> </w:t>
-          </w:r>
-          <w:r>
-            <w:rPr>
-              <w:rFonts w:ascii="Century Gothic" w:hAnsi="Century Gothic"/>
-              <w:color w:val="4C483D" w:themeColor="text2"/>
-              <w:sz w:val="20"/>
-              <w:szCs w:val="20"/>
-            </w:rPr>
-            <w:t>Audenge</w:t>
-          </w:r>
-        </w:p>
-        <w:p>
-          <w:pPr>
-            <w:jc w:val="both"/>
-            <w:rPr>
-              <w:rFonts w:ascii="Century Gothic" w:hAnsi="Century Gothic"/>
-              <w:color w:val="4C483D" w:themeColor="text2"/>
-              <w:sz w:val="20"/>
-              <w:szCs w:val="20"/>
-            </w:rPr>
-          </w:pPr>
-        </w:p>
-        <w:p>
-          <w:pPr>
-            <w:jc w:val="both"/>
-            <w:rPr>
-              <w:rFonts w:ascii="Century Gothic" w:hAnsi="Century Gothic"/>
-              <w:color w:val="4C483D" w:themeColor="text2"/>
-              <w:sz w:val="20"/>
-              <w:szCs w:val="20"/>
-              <w:u w:val="single"/>
-            </w:rPr>
-          </w:pPr>
-          <w:hyperlink r:id="rId13" w:history="1">
-            <w:r>
-              <w:rPr>
-                <w:rStyle w:val="Lienhypertexte"/>
-                <w:rFonts w:ascii="Century Gothic" w:hAnsi="Century Gothic"/>
-                <w:sz w:val="20"/>
-                <w:szCs w:val="20"/>
-              </w:rPr>
-              <w:t>srichard@gameon-security.fr</w:t>
-            </w:r>
-          </w:hyperlink>
-          <w:r>
-            <w:rPr>
-              <w:rFonts w:ascii="Century Gothic" w:hAnsi="Century Gothic"/>
-              <w:color w:val="4C483D" w:themeColor="text2"/>
-              <w:sz w:val="20"/>
-              <w:szCs w:val="20"/>
-            </w:rPr>
-            <w:tab/>
-          </w:r>
-          <w:r>
-            <w:rPr>
-              <w:rFonts w:ascii="Century Gothic" w:hAnsi="Century Gothic"/>
-              <w:color w:val="4C483D" w:themeColor="text2"/>
-              <w:sz w:val="20"/>
-              <w:szCs w:val="20"/>
-            </w:rPr>
-            <w:tab/>
-          </w:r>
-          <w:r>
-            <w:rPr>
-              <w:rFonts w:ascii="Century Gothic" w:hAnsi="Century Gothic"/>
-              <w:color w:val="4C483D" w:themeColor="text2"/>
-              <w:sz w:val="20"/>
-              <w:szCs w:val="20"/>
-            </w:rPr>
-            <w:tab/>
-          </w:r>
-        </w:p>
-        <w:p>
-          <w:pPr>
-            <w:jc w:val="both"/>
-          </w:pPr>
-          <w:r>
-            <w:rPr>
-              <w:rFonts w:ascii="Century Gothic" w:hAnsi="Century Gothic"/>
-              <w:color w:val="4C483D" w:themeColor="text2"/>
-              <w:sz w:val="20"/>
-              <w:szCs w:val="20"/>
-            </w:rPr>
-            <w:t>+33 6 73 48 44 11</w:t>
-          </w:r>
-          <w:r>
-            <w:rPr>
-              <w:rFonts w:ascii="Comic Sans MS" w:hAnsi="Comic Sans MS"/>
-              <w:sz w:val="20"/>
-              <w:szCs w:val="20"/>
-            </w:rPr>
-            <w:tab/>
-          </w:r>
-          <w:r>
-            <w:tab/>
-          </w:r>
-          <w:r>
-            <w:tab/>
-          </w:r>
-          <w:r>
-            <w:tab/>
-          </w:r>
-          <w:r>
-            <w:tab/>
-          </w:r>
-        </w:p>
-        <w:p/>
-        <w:p/>
-        <w:p>
-          <w:pPr>
-            <w:sectPr>
-              <w:footerReference w:type="default" r:id="rId14"/>
-              <w:footerReference w:type="first" r:id="rId15"/>
-              <w:pgSz w:w="11907" w:h="16839" w:code="1"/>
-              <w:pgMar w:top="1148" w:right="1418" w:bottom="1148" w:left="1418" w:header="709" w:footer="612" w:gutter="0"/>
-              <w:pgNumType w:start="0"/>
-              <w:cols w:space="720"/>
-              <w:titlePg/>
-              <w:docGrid w:linePitch="360"/>
-            </w:sectPr>
-          </w:pPr>
-        </w:p>
-      </w:sdtContent>
-    </w:sdt>
+      </w:pPr>
+      <w:r>
+        <w:rPr>
+          <w:sz w:val="22"/>
+        </w:rPr>
+        <w:fldChar w:fldCharType="begin"/>
+      </w:r>
+      <w:r>
+        <w:rPr>
+          <w:sz w:val="22"/>
+        </w:rPr>
+        <w:instrText xml:space="preserve"> TOC \o "1-3" </w:instrText>
+      </w:r>
+      <w:r>
+        <w:rPr>
+          <w:sz w:val="22"/>
+        </w:rPr>
+        <w:fldChar w:fldCharType="separate"/>
+      </w:r>
+      <w:r>
+        <w:rPr>
+          <w:noProof/>
+        </w:rPr>
+        <w:t>1.</w:t>
+      </w:r>
+      <w:r>
+        <w:rPr>
+          <w:rFonts w:ascii="Garamond" w:hAnsi="Garamond"/>
+          <w:bCs w:val="0"/>
+          <w:caps w:val="0"/>
+          <w:noProof/>
+          <w:color w:val="auto"/>
+          <w:kern w:val="2"/>
+          <w:sz w:val="24"/>
+          <w:lang w:eastAsia="fr-FR"/>
+        </w:rPr>
+        <w:tab/>
+      </w:r>
+      <w:r>
+        <w:rPr>
+          <w:noProof/>
+        </w:rPr>
+        <w:t>Introduction</w:t>
+      </w:r>
+      <w:r>
+        <w:rPr>
+          <w:noProof/>
+        </w:rPr>
+        <w:tab/>
+      </w:r>
+      <w:r>
+        <w:rPr>
+          <w:noProof/>
+        </w:rPr>
+        <w:fldChar w:fldCharType="begin"/>
+      </w:r>
+      <w:r>
+        <w:rPr>
+          <w:noProof/>
+        </w:rPr>
+        <w:instrText xml:space="preserve"> PAGEREF _Toc199697834 \h </w:instrText>
+      </w:r>
+      <w:r>
+        <w:rPr>
+          <w:noProof/>
+        </w:rPr>
+      </w:r>
+      <w:r>
+        <w:rPr>
+          <w:noProof/>
+        </w:rPr>
+        <w:fldChar w:fldCharType="separate"/>
+      </w:r>
+      <w:r>
+        <w:rPr>
+          <w:noProof/>
+        </w:rPr>
+        <w:t>3</w:t>
+      </w:r>
+      <w:r>
+        <w:rPr>
+          <w:noProof/>
+        </w:rPr>
+        <w:fldChar w:fldCharType="end"/>
+      </w:r>
+    </w:p>
+    <w:p>
+      <w:pPr>
+        <w:pStyle w:val="TM1"/>
+        <w:rPr>
+          <w:rFonts w:ascii="Garamond" w:hAnsi="Garamond"/>
+          <w:bCs w:val="0"/>
+          <w:caps w:val="0"/>
+          <w:noProof/>
+          <w:color w:val="auto"/>
+          <w:kern w:val="2"/>
+          <w:sz w:val="24"/>
+          <w:lang w:eastAsia="fr-FR"/>
+        </w:rPr>
+      </w:pPr>
+      <w:r>
+        <w:rPr>
+          <w:noProof/>
+        </w:rPr>
+        <w:t>2.</w:t>
+      </w:r>
+      <w:r>
+        <w:rPr>
+          <w:rFonts w:ascii="Garamond" w:hAnsi="Garamond"/>
+          <w:bCs w:val="0"/>
+          <w:caps w:val="0"/>
+          <w:noProof/>
+          <w:color w:val="auto"/>
+          <w:kern w:val="2"/>
+          <w:sz w:val="24"/>
+          <w:lang w:eastAsia="fr-FR"/>
+        </w:rPr>
+        <w:tab/>
+      </w:r>
+      <w:r>
+        <w:rPr>
+          <w:noProof/>
+        </w:rPr>
+        <w:t>Objectif du test</w:t>
+      </w:r>
+      <w:r>
+        <w:rPr>
+          <w:noProof/>
+        </w:rPr>
+        <w:tab/>
+      </w:r>
+      <w:r>
+        <w:rPr>
+          <w:noProof/>
+        </w:rPr>
+        <w:fldChar w:fldCharType="begin"/>
+      </w:r>
+      <w:r>
+        <w:rPr>
+          <w:noProof/>
+        </w:rPr>
+        <w:instrText xml:space="preserve"> PAGEREF _Toc199697835 \h </w:instrText>
+      </w:r>
+      <w:r>
+        <w:rPr>
+          <w:noProof/>
+        </w:rPr>
+      </w:r>
+      <w:r>
+        <w:rPr>
+          <w:noProof/>
+        </w:rPr>
+        <w:fldChar w:fldCharType="separate"/>
+      </w:r>
+      <w:r>
+        <w:rPr>
+          <w:noProof/>
+        </w:rPr>
+        <w:t>4</w:t>
+      </w:r>
+      <w:r>
+        <w:rPr>
+          <w:noProof/>
+        </w:rPr>
+        <w:fldChar w:fldCharType="end"/>
+      </w:r>
+    </w:p>
+    <w:p>
+      <w:pPr>
+        <w:pStyle w:val="TM2"/>
+        <w:tabs>
+          <w:tab w:val="left" w:pos="1000"/>
+          <w:tab w:val="right" w:leader="dot" w:pos="9061"/>
+        </w:tabs>
+        <w:rPr>
+          <w:rFonts w:ascii="Garamond" w:hAnsi="Garamond"/>
+          <w:smallCaps w:val="0"/>
+          <w:noProof/>
+          <w:color w:val="auto"/>
+          <w:kern w:val="2"/>
+          <w:sz w:val="24"/>
+          <w:lang w:eastAsia="fr-FR"/>
+        </w:rPr>
+      </w:pPr>
+      <w:r>
+        <w:rPr>
+          <w:noProof/>
+        </w:rPr>
+        <w:t>2.1.</w:t>
+      </w:r>
+      <w:r>
+        <w:rPr>
+          <w:rFonts w:ascii="Garamond" w:hAnsi="Garamond"/>
+          <w:smallCaps w:val="0"/>
+          <w:noProof/>
+          <w:color w:val="auto"/>
+          <w:kern w:val="2"/>
+          <w:sz w:val="24"/>
+          <w:lang w:eastAsia="fr-FR"/>
+        </w:rPr>
+        <w:tab/>
+      </w:r>
+      <w:r>
+        <w:rPr>
+          <w:noProof/>
+        </w:rPr>
+        <w:t>Contexte</w:t>
+      </w:r>
+      <w:r>
+        <w:rPr>
+          <w:noProof/>
+        </w:rPr>
+        <w:tab/>
+      </w:r>
+      <w:r>
+        <w:rPr>
+          <w:noProof/>
+        </w:rPr>
+        <w:fldChar w:fldCharType="begin"/>
+      </w:r>
+      <w:r>
+        <w:rPr>
+          <w:noProof/>
+        </w:rPr>
+        <w:instrText xml:space="preserve"> PAGEREF _Toc199697836 \h </w:instrText>
+      </w:r>
+      <w:r>
+        <w:rPr>
+          <w:noProof/>
+        </w:rPr>
+      </w:r>
+      <w:r>
+        <w:rPr>
+          <w:noProof/>
+        </w:rPr>
+        <w:fldChar w:fldCharType="separate"/>
+      </w:r>
+      <w:r>
+        <w:rPr>
+          <w:noProof/>
+        </w:rPr>
+        <w:t>4</w:t>
+      </w:r>
+      <w:r>
+        <w:rPr>
+          <w:noProof/>
+        </w:rPr>
+        <w:fldChar w:fldCharType="end"/>
+      </w:r>
+    </w:p>
+    <w:p>
+      <w:pPr>
+        <w:pStyle w:val="TM2"/>
+        <w:tabs>
+          <w:tab w:val="left" w:pos="1000"/>
+          <w:tab w:val="right" w:leader="dot" w:pos="9061"/>
+        </w:tabs>
+        <w:rPr>
+          <w:rFonts w:ascii="Garamond" w:hAnsi="Garamond"/>
+          <w:smallCaps w:val="0"/>
+          <w:noProof/>
+          <w:color w:val="auto"/>
+          <w:kern w:val="2"/>
+          <w:sz w:val="24"/>
+          <w:lang w:eastAsia="fr-FR"/>
+        </w:rPr>
+      </w:pPr>
+      <w:r>
+        <w:rPr>
+          <w:noProof/>
+        </w:rPr>
+        <w:t>2.2.</w:t>
+      </w:r>
+      <w:r>
+        <w:rPr>
+          <w:rFonts w:ascii="Garamond" w:hAnsi="Garamond"/>
+          <w:smallCaps w:val="0"/>
+          <w:noProof/>
+          <w:color w:val="auto"/>
+          <w:kern w:val="2"/>
+          <w:sz w:val="24"/>
+          <w:lang w:eastAsia="fr-FR"/>
+        </w:rPr>
+        <w:tab/>
+      </w:r>
+      <w:r>
+        <w:rPr>
+          <w:noProof/>
+        </w:rPr>
+        <w:t>Glossaire</w:t>
+      </w:r>
+      <w:r>
+        <w:rPr>
+          <w:noProof/>
+        </w:rPr>
+        <w:tab/>
+      </w:r>
+      <w:r>
+        <w:rPr>
+          <w:noProof/>
+        </w:rPr>
+        <w:fldChar w:fldCharType="begin"/>
+      </w:r>
+      <w:r>
+        <w:rPr>
+          <w:noProof/>
+        </w:rPr>
+        <w:instrText xml:space="preserve"> PAGEREF _Toc199697837 \h </w:instrText>
+      </w:r>
+      <w:r>
+        <w:rPr>
+          <w:noProof/>
+        </w:rPr>
+      </w:r>
+      <w:r>
+        <w:rPr>
+          <w:noProof/>
+        </w:rPr>
+        <w:fldChar w:fldCharType="separate"/>
+      </w:r>
+      <w:r>
+        <w:rPr>
+          <w:noProof/>
+        </w:rPr>
+        <w:t>4</w:t>
+      </w:r>
+      <w:r>
+        <w:rPr>
+          <w:noProof/>
+        </w:rPr>
+        <w:fldChar w:fldCharType="end"/>
+      </w:r>
+    </w:p>
+    <w:p>
+      <w:pPr>
+        <w:pStyle w:val="TM1"/>
+        <w:rPr>
+          <w:rFonts w:ascii="Garamond" w:hAnsi="Garamond"/>
+          <w:bCs w:val="0"/>
+          <w:caps w:val="0"/>
+          <w:noProof/>
+          <w:color w:val="auto"/>
+          <w:kern w:val="2"/>
+          <w:sz w:val="24"/>
+          <w:lang w:eastAsia="fr-FR"/>
+        </w:rPr>
+      </w:pPr>
+      <w:r>
+        <w:rPr>
+          <w:noProof/>
+        </w:rPr>
+        <w:t>3.</w:t>
+      </w:r>
+      <w:r>
+        <w:rPr>
+          <w:rFonts w:ascii="Garamond" w:hAnsi="Garamond"/>
+          <w:bCs w:val="0"/>
+          <w:caps w:val="0"/>
+          <w:noProof/>
+          <w:color w:val="auto"/>
+          <w:kern w:val="2"/>
+          <w:sz w:val="24"/>
+          <w:lang w:eastAsia="fr-FR"/>
+        </w:rPr>
+        <w:tab/>
+      </w:r>
+      <w:r>
+        <w:rPr>
+          <w:noProof/>
+        </w:rPr>
+        <w:t>Résumé de l’état des lieux</w:t>
+      </w:r>
+      <w:r>
+        <w:rPr>
+          <w:noProof/>
+        </w:rPr>
+        <w:tab/>
+      </w:r>
+      <w:r>
+        <w:rPr>
+          <w:noProof/>
+        </w:rPr>
+        <w:fldChar w:fldCharType="begin"/>
+      </w:r>
+      <w:r>
+        <w:rPr>
+          <w:noProof/>
+        </w:rPr>
+        <w:instrText xml:space="preserve"> PAGEREF _Toc199697838 \h </w:instrText>
+      </w:r>
+      <w:r>
+        <w:rPr>
+          <w:noProof/>
+        </w:rPr>
+      </w:r>
+      <w:r>
+        <w:rPr>
+          <w:noProof/>
+        </w:rPr>
+        <w:fldChar w:fldCharType="separate"/>
+      </w:r>
+      <w:r>
+        <w:rPr>
+          <w:noProof/>
+        </w:rPr>
+        <w:t>5</w:t>
+      </w:r>
+      <w:r>
+        <w:rPr>
+          <w:noProof/>
+        </w:rPr>
+        <w:fldChar w:fldCharType="end"/>
+      </w:r>
+    </w:p>
+    <w:p>
+      <w:pPr>
+        <w:pStyle w:val="TM2"/>
+        <w:tabs>
+          <w:tab w:val="left" w:pos="1000"/>
+          <w:tab w:val="right" w:leader="dot" w:pos="9061"/>
+        </w:tabs>
+        <w:rPr>
+          <w:rFonts w:ascii="Garamond" w:hAnsi="Garamond"/>
+          <w:smallCaps w:val="0"/>
+          <w:noProof/>
+          <w:color w:val="auto"/>
+          <w:kern w:val="2"/>
+          <w:sz w:val="24"/>
+          <w:lang w:eastAsia="fr-FR"/>
+        </w:rPr>
+      </w:pPr>
+      <w:r>
+        <w:rPr>
+          <w:noProof/>
+        </w:rPr>
+        <w:t>3.1.</w:t>
+      </w:r>
+      <w:r>
+        <w:rPr>
+          <w:rFonts w:ascii="Garamond" w:hAnsi="Garamond"/>
+          <w:smallCaps w:val="0"/>
+          <w:noProof/>
+          <w:color w:val="auto"/>
+          <w:kern w:val="2"/>
+          <w:sz w:val="24"/>
+          <w:lang w:eastAsia="fr-FR"/>
+        </w:rPr>
+        <w:tab/>
+      </w:r>
+      <w:r>
+        <w:rPr>
+          <w:noProof/>
+        </w:rPr>
+        <w:t>Vulnérabilités identifiées</w:t>
+      </w:r>
+      <w:r>
+        <w:rPr>
+          <w:noProof/>
+        </w:rPr>
+        <w:tab/>
+      </w:r>
+      <w:r>
+        <w:rPr>
+          <w:noProof/>
+        </w:rPr>
+        <w:fldChar w:fldCharType="begin"/>
+      </w:r>
+      <w:r>
+        <w:rPr>
+          <w:noProof/>
+        </w:rPr>
+        <w:instrText xml:space="preserve"> PAGEREF _Toc199697839 \h </w:instrText>
+      </w:r>
+      <w:r>
+        <w:rPr>
+          <w:noProof/>
+        </w:rPr>
+      </w:r>
+      <w:r>
+        <w:rPr>
+          <w:noProof/>
+        </w:rPr>
+        <w:fldChar w:fldCharType="separate"/>
+      </w:r>
+      <w:r>
+        <w:rPr>
+          <w:noProof/>
+        </w:rPr>
+        <w:t>5</w:t>
+      </w:r>
+      <w:r>
+        <w:rPr>
+          <w:noProof/>
+        </w:rPr>
+        <w:fldChar w:fldCharType="end"/>
+      </w:r>
+    </w:p>
+    <w:p>
+      <w:pPr>
+        <w:pStyle w:val="TM1"/>
+        <w:rPr>
+          <w:rFonts w:ascii="Garamond" w:hAnsi="Garamond"/>
+          <w:bCs w:val="0"/>
+          <w:caps w:val="0"/>
+          <w:noProof/>
+          <w:color w:val="auto"/>
+          <w:kern w:val="2"/>
+          <w:sz w:val="24"/>
+          <w:lang w:eastAsia="fr-FR"/>
+        </w:rPr>
+      </w:pPr>
+      <w:r>
+        <w:rPr>
+          <w:noProof/>
+        </w:rPr>
+        <w:t>4.</w:t>
+      </w:r>
+      <w:r>
+        <w:rPr>
+          <w:rFonts w:ascii="Garamond" w:hAnsi="Garamond"/>
+          <w:bCs w:val="0"/>
+          <w:caps w:val="0"/>
+          <w:noProof/>
+          <w:color w:val="auto"/>
+          <w:kern w:val="2"/>
+          <w:sz w:val="24"/>
+          <w:lang w:eastAsia="fr-FR"/>
+        </w:rPr>
+        <w:tab/>
+      </w:r>
+      <w:r>
+        <w:rPr>
+          <w:noProof/>
+        </w:rPr>
+        <w:t>Analyse technique des vulnérabilités identifiées</w:t>
+      </w:r>
+      <w:r>
+        <w:rPr>
+          <w:noProof/>
+        </w:rPr>
+        <w:tab/>
+      </w:r>
+      <w:r>
+        <w:rPr>
+          <w:noProof/>
+        </w:rPr>
+        <w:fldChar w:fldCharType="begin"/>
+      </w:r>
+      <w:r>
+        <w:rPr>
+          <w:noProof/>
+        </w:rPr>
+        <w:instrText xml:space="preserve"> PAGEREF _Toc199697840 \h </w:instrText>
+      </w:r>
+      <w:r>
+        <w:rPr>
+          <w:noProof/>
+        </w:rPr>
+      </w:r>
+      <w:r>
+        <w:rPr>
+          <w:noProof/>
+        </w:rPr>
+        <w:fldChar w:fldCharType="separate"/>
+      </w:r>
+      <w:r>
+        <w:rPr>
+          <w:noProof/>
+        </w:rPr>
+        <w:t>6</w:t>
+      </w:r>
+      <w:r>
+        <w:rPr>
+          <w:noProof/>
+        </w:rPr>
+        <w:fldChar w:fldCharType="end"/>
+      </w:r>
+    </w:p>
+    <w:p>
+      <w:pPr>
+        <w:pStyle w:val="TM2"/>
+        <w:tabs>
+          <w:tab w:val="left" w:pos="1000"/>
+          <w:tab w:val="right" w:leader="dot" w:pos="9061"/>
+        </w:tabs>
+        <w:rPr>
+          <w:rFonts w:ascii="Garamond" w:hAnsi="Garamond"/>
+          <w:smallCaps w:val="0"/>
+          <w:noProof/>
+          <w:color w:val="auto"/>
+          <w:kern w:val="2"/>
+          <w:sz w:val="24"/>
+          <w:lang w:eastAsia="fr-FR"/>
+        </w:rPr>
+      </w:pPr>
+      <w:r>
+        <w:rPr>
+          <w:noProof/>
+        </w:rPr>
+        <w:t>4.1.</w:t>
+      </w:r>
+      <w:r>
+        <w:rPr>
+          <w:rFonts w:ascii="Garamond" w:hAnsi="Garamond"/>
+          <w:smallCaps w:val="0"/>
+          <w:noProof/>
+          <w:color w:val="auto"/>
+          <w:kern w:val="2"/>
+          <w:sz w:val="24"/>
+          <w:lang w:eastAsia="fr-FR"/>
+        </w:rPr>
+        <w:tab/>
+      </w:r>
+      <w:r>
+        <w:rPr>
+          <w:noProof/>
+        </w:rPr>
+        <w:t>Titre vulnérabilité</w:t>
+      </w:r>
+      <w:r>
+        <w:rPr>
+          <w:noProof/>
+        </w:rPr>
+        <w:tab/>
+      </w:r>
+      <w:r>
+        <w:rPr>
+          <w:noProof/>
+        </w:rPr>
+        <w:fldChar w:fldCharType="begin"/>
+      </w:r>
+      <w:r>
+        <w:rPr>
+          <w:noProof/>
+        </w:rPr>
+        <w:instrText xml:space="preserve"> PAGEREF _Toc199697841 \h </w:instrText>
+      </w:r>
+      <w:r>
+        <w:rPr>
+          <w:noProof/>
+        </w:rPr>
+      </w:r>
+      <w:r>
+        <w:rPr>
+          <w:noProof/>
+        </w:rPr>
+        <w:fldChar w:fldCharType="separate"/>
+      </w:r>
+      <w:r>
+        <w:rPr>
+          <w:noProof/>
+        </w:rPr>
+        <w:t>6</w:t>
+      </w:r>
+      <w:r>
+        <w:rPr>
+          <w:noProof/>
+        </w:rPr>
+        <w:fldChar w:fldCharType="end"/>
+      </w:r>
+    </w:p>
+    <w:p>
+      <w:pPr>
+        <w:pStyle w:val="TM2"/>
+        <w:tabs>
+          <w:tab w:val="left" w:pos="1000"/>
+          <w:tab w:val="right" w:leader="dot" w:pos="9061"/>
+        </w:tabs>
+        <w:rPr>
+          <w:rFonts w:ascii="Garamond" w:hAnsi="Garamond"/>
+          <w:smallCaps w:val="0"/>
+          <w:noProof/>
+          <w:color w:val="auto"/>
+          <w:kern w:val="2"/>
+          <w:sz w:val="24"/>
+          <w:lang w:eastAsia="fr-FR"/>
+        </w:rPr>
+      </w:pPr>
+      <w:r>
+        <w:rPr>
+          <w:noProof/>
+        </w:rPr>
+        <w:t>4.1.1.</w:t>
+      </w:r>
+      <w:r>
+        <w:rPr>
+          <w:rFonts w:ascii="Garamond" w:hAnsi="Garamond"/>
+          <w:smallCaps w:val="0"/>
+          <w:noProof/>
+          <w:color w:val="auto"/>
+          <w:kern w:val="2"/>
+          <w:sz w:val="24"/>
+          <w:lang w:eastAsia="fr-FR"/>
+        </w:rPr>
+        <w:tab/>
+      </w:r>
+      <w:r>
+        <w:rPr>
+          <w:noProof/>
+        </w:rPr>
+        <w:t>Description</w:t>
+      </w:r>
+      <w:r>
+        <w:rPr>
+          <w:noProof/>
+        </w:rPr>
+        <w:tab/>
+      </w:r>
+      <w:r>
+        <w:rPr>
+          <w:noProof/>
+        </w:rPr>
+        <w:fldChar w:fldCharType="begin"/>
+      </w:r>
+      <w:r>
+        <w:rPr>
+          <w:noProof/>
+        </w:rPr>
+        <w:instrText xml:space="preserve"> PAGEREF _Toc199697842 \h </w:instrText>
+      </w:r>
+      <w:r>
+        <w:rPr>
+          <w:noProof/>
+        </w:rPr>
+      </w:r>
+      <w:r>
+        <w:rPr>
+          <w:noProof/>
+        </w:rPr>
+        <w:fldChar w:fldCharType="separate"/>
+      </w:r>
+      <w:r>
+        <w:rPr>
+          <w:noProof/>
+        </w:rPr>
+        <w:t>6</w:t>
+      </w:r>
+      <w:r>
+        <w:rPr>
+          <w:noProof/>
+        </w:rPr>
+        <w:fldChar w:fldCharType="end"/>
+      </w:r>
+    </w:p>
+    <w:p>
+      <w:pPr>
+        <w:pStyle w:val="TM2"/>
+        <w:tabs>
+          <w:tab w:val="left" w:pos="1000"/>
+          <w:tab w:val="right" w:leader="dot" w:pos="9061"/>
+        </w:tabs>
+        <w:rPr>
+          <w:rFonts w:ascii="Garamond" w:hAnsi="Garamond"/>
+          <w:smallCaps w:val="0"/>
+          <w:noProof/>
+          <w:color w:val="auto"/>
+          <w:kern w:val="2"/>
+          <w:sz w:val="24"/>
+          <w:lang w:eastAsia="fr-FR"/>
+        </w:rPr>
+      </w:pPr>
+      <w:r>
+        <w:rPr>
+          <w:noProof/>
+        </w:rPr>
+        <w:t>4.1.2.</w:t>
+      </w:r>
+      <w:r>
+        <w:rPr>
+          <w:rFonts w:ascii="Garamond" w:hAnsi="Garamond"/>
+          <w:smallCaps w:val="0"/>
+          <w:noProof/>
+          <w:color w:val="auto"/>
+          <w:kern w:val="2"/>
+          <w:sz w:val="24"/>
+          <w:lang w:eastAsia="fr-FR"/>
+        </w:rPr>
+        <w:tab/>
+      </w:r>
+      <w:r>
+        <w:rPr>
+          <w:noProof/>
+        </w:rPr>
+        <w:t>Impact</w:t>
+      </w:r>
+      <w:r>
+        <w:rPr>
+          <w:noProof/>
+        </w:rPr>
+        <w:tab/>
+      </w:r>
+      <w:r>
+        <w:rPr>
+          <w:noProof/>
+        </w:rPr>
+        <w:fldChar w:fldCharType="begin"/>
+      </w:r>
+      <w:r>
+        <w:rPr>
+          <w:noProof/>
+        </w:rPr>
+        <w:instrText xml:space="preserve"> PAGEREF _Toc199697843 \h </w:instrText>
+      </w:r>
+      <w:r>
+        <w:rPr>
+          <w:noProof/>
+        </w:rPr>
+      </w:r>
+      <w:r>
+        <w:rPr>
+          <w:noProof/>
+        </w:rPr>
+        <w:fldChar w:fldCharType="separate"/>
+      </w:r>
+      <w:r>
+        <w:rPr>
+          <w:noProof/>
+        </w:rPr>
+        <w:t>6</w:t>
+      </w:r>
+      <w:r>
+        <w:rPr>
+          <w:noProof/>
+        </w:rPr>
+        <w:fldChar w:fldCharType="end"/>
+      </w:r>
+    </w:p>
+    <w:p>
+      <w:pPr>
+        <w:pStyle w:val="TM2"/>
+        <w:tabs>
+          <w:tab w:val="left" w:pos="1000"/>
+          <w:tab w:val="right" w:leader="dot" w:pos="9061"/>
+        </w:tabs>
+        <w:rPr>
+          <w:rFonts w:ascii="Garamond" w:hAnsi="Garamond"/>
+          <w:smallCaps w:val="0"/>
+          <w:noProof/>
+          <w:color w:val="auto"/>
+          <w:kern w:val="2"/>
+          <w:sz w:val="24"/>
+          <w:lang w:eastAsia="fr-FR"/>
+        </w:rPr>
+      </w:pPr>
+      <w:r>
+        <w:rPr>
+          <w:noProof/>
+        </w:rPr>
+        <w:t>4.1.3.</w:t>
+      </w:r>
+      <w:r>
+        <w:rPr>
+          <w:rFonts w:ascii="Garamond" w:hAnsi="Garamond"/>
+          <w:smallCaps w:val="0"/>
+          <w:noProof/>
+          <w:color w:val="auto"/>
+          <w:kern w:val="2"/>
+          <w:sz w:val="24"/>
+          <w:lang w:eastAsia="fr-FR"/>
+        </w:rPr>
+        <w:tab/>
+      </w:r>
+      <w:r>
+        <w:rPr>
+          <w:noProof/>
+        </w:rPr>
+        <w:t>Démonstration des évidences (exploitation)</w:t>
+      </w:r>
+      <w:r>
+        <w:rPr>
+          <w:noProof/>
+        </w:rPr>
+        <w:tab/>
+      </w:r>
+      <w:r>
+        <w:rPr>
+          <w:noProof/>
+        </w:rPr>
+        <w:fldChar w:fldCharType="begin"/>
+      </w:r>
+      <w:r>
+        <w:rPr>
+          <w:noProof/>
+        </w:rPr>
+        <w:instrText xml:space="preserve"> PAGEREF _Toc199697844 \h </w:instrText>
+      </w:r>
+      <w:r>
+        <w:rPr>
+          <w:noProof/>
+        </w:rPr>
+      </w:r>
+      <w:r>
+        <w:rPr>
+          <w:noProof/>
+        </w:rPr>
+        <w:fldChar w:fldCharType="separate"/>
+      </w:r>
+      <w:r>
+        <w:rPr>
+          <w:noProof/>
+        </w:rPr>
+        <w:t>6</w:t>
+      </w:r>
+      <w:r>
+        <w:rPr>
+          <w:noProof/>
+        </w:rPr>
+        <w:fldChar w:fldCharType="end"/>
+      </w:r>
+    </w:p>
+    <w:p>
+      <w:pPr>
+        <w:pStyle w:val="TM1"/>
+        <w:rPr>
+          <w:rFonts w:ascii="Garamond" w:hAnsi="Garamond"/>
+          <w:bCs w:val="0"/>
+          <w:caps w:val="0"/>
+          <w:noProof/>
+          <w:color w:val="auto"/>
+          <w:kern w:val="2"/>
+          <w:sz w:val="24"/>
+          <w:lang w:eastAsia="fr-FR"/>
+        </w:rPr>
+      </w:pPr>
+      <w:r>
+        <w:rPr>
+          <w:noProof/>
+        </w:rPr>
+        <w:t>5.</w:t>
+      </w:r>
+      <w:r>
+        <w:rPr>
+          <w:rFonts w:ascii="Garamond" w:hAnsi="Garamond"/>
+          <w:bCs w:val="0"/>
+          <w:caps w:val="0"/>
+          <w:noProof/>
+          <w:color w:val="auto"/>
+          <w:kern w:val="2"/>
+          <w:sz w:val="24"/>
+          <w:lang w:eastAsia="fr-FR"/>
+        </w:rPr>
+        <w:tab/>
+      </w:r>
+      <w:r>
+        <w:rPr>
+          <w:noProof/>
+        </w:rPr>
+        <w:t>Recommandations et plan d’action</w:t>
+      </w:r>
+      <w:r>
+        <w:rPr>
+          <w:noProof/>
+        </w:rPr>
+        <w:tab/>
+      </w:r>
+      <w:r>
+        <w:rPr>
+          <w:noProof/>
+        </w:rPr>
+        <w:fldChar w:fldCharType="begin"/>
+      </w:r>
+      <w:r>
+        <w:rPr>
+          <w:noProof/>
+        </w:rPr>
+        <w:instrText xml:space="preserve"> PAGEREF _Toc199697845 \h </w:instrText>
+      </w:r>
+      <w:r>
+        <w:rPr>
+          <w:noProof/>
+        </w:rPr>
+      </w:r>
+      <w:r>
+        <w:rPr>
+          <w:noProof/>
+        </w:rPr>
+        <w:fldChar w:fldCharType="separate"/>
+      </w:r>
+      <w:r>
+        <w:rPr>
+          <w:noProof/>
+        </w:rPr>
+        <w:t>7</w:t>
+      </w:r>
+      <w:r>
+        <w:rPr>
+          <w:noProof/>
+        </w:rPr>
+        <w:fldChar w:fldCharType="end"/>
+      </w:r>
+    </w:p>
+    <w:p>
+      <w:pPr>
+        <w:pStyle w:val="TM2"/>
+        <w:tabs>
+          <w:tab w:val="left" w:pos="1000"/>
+          <w:tab w:val="right" w:leader="dot" w:pos="9061"/>
+        </w:tabs>
+        <w:rPr>
+          <w:rFonts w:ascii="Garamond" w:hAnsi="Garamond"/>
+          <w:smallCaps w:val="0"/>
+          <w:noProof/>
+          <w:color w:val="auto"/>
+          <w:kern w:val="2"/>
+          <w:sz w:val="24"/>
+          <w:lang w:eastAsia="fr-FR"/>
+        </w:rPr>
+      </w:pPr>
+      <w:r>
+        <w:rPr>
+          <w:noProof/>
+        </w:rPr>
+        <w:t>5.1.</w:t>
+      </w:r>
+      <w:r>
+        <w:rPr>
+          <w:rFonts w:ascii="Garamond" w:hAnsi="Garamond"/>
+          <w:smallCaps w:val="0"/>
+          <w:noProof/>
+          <w:color w:val="auto"/>
+          <w:kern w:val="2"/>
+          <w:sz w:val="24"/>
+          <w:lang w:eastAsia="fr-FR"/>
+        </w:rPr>
+        <w:tab/>
+      </w:r>
+      <w:r>
+        <w:rPr>
+          <w:noProof/>
+        </w:rPr>
+        <w:t>Court terme</w:t>
+      </w:r>
+      <w:r>
+        <w:rPr>
+          <w:noProof/>
+        </w:rPr>
+        <w:tab/>
+      </w:r>
+      <w:r>
+        <w:rPr>
+          <w:noProof/>
+        </w:rPr>
+        <w:fldChar w:fldCharType="begin"/>
+      </w:r>
+      <w:r>
+        <w:rPr>
+          <w:noProof/>
+        </w:rPr>
+        <w:instrText xml:space="preserve"> PAGEREF _Toc199697846 \h </w:instrText>
+      </w:r>
+      <w:r>
+        <w:rPr>
+          <w:noProof/>
+        </w:rPr>
+      </w:r>
+      <w:r>
+        <w:rPr>
+          <w:noProof/>
+        </w:rPr>
+        <w:fldChar w:fldCharType="separate"/>
+      </w:r>
+      <w:r>
+        <w:rPr>
+          <w:noProof/>
+        </w:rPr>
+        <w:t>7</w:t>
+      </w:r>
+      <w:r>
+        <w:rPr>
+          <w:noProof/>
+        </w:rPr>
+        <w:fldChar w:fldCharType="end"/>
+      </w:r>
+    </w:p>
+    <w:p>
+      <w:pPr>
+        <w:pStyle w:val="TM2"/>
+        <w:tabs>
+          <w:tab w:val="left" w:pos="1000"/>
+          <w:tab w:val="right" w:leader="dot" w:pos="9061"/>
+        </w:tabs>
+        <w:rPr>
+          <w:rFonts w:ascii="Garamond" w:hAnsi="Garamond"/>
+          <w:smallCaps w:val="0"/>
+          <w:noProof/>
+          <w:color w:val="auto"/>
+          <w:kern w:val="2"/>
+          <w:sz w:val="24"/>
+          <w:lang w:eastAsia="fr-FR"/>
+        </w:rPr>
+      </w:pPr>
+      <w:r>
+        <w:rPr>
+          <w:noProof/>
+        </w:rPr>
+        <w:t>5.2.</w:t>
+      </w:r>
+      <w:r>
+        <w:rPr>
+          <w:rFonts w:ascii="Garamond" w:hAnsi="Garamond"/>
+          <w:smallCaps w:val="0"/>
+          <w:noProof/>
+          <w:color w:val="auto"/>
+          <w:kern w:val="2"/>
+          <w:sz w:val="24"/>
+          <w:lang w:eastAsia="fr-FR"/>
+        </w:rPr>
+        <w:tab/>
+      </w:r>
+      <w:r>
+        <w:rPr>
+          <w:noProof/>
+        </w:rPr>
+        <w:t>Moyen terme</w:t>
+      </w:r>
+      <w:r>
+        <w:rPr>
+          <w:noProof/>
+        </w:rPr>
+        <w:tab/>
+      </w:r>
+      <w:r>
+        <w:rPr>
+          <w:noProof/>
+        </w:rPr>
+        <w:fldChar w:fldCharType="begin"/>
+      </w:r>
+      <w:r>
+        <w:rPr>
+          <w:noProof/>
+        </w:rPr>
+        <w:instrText xml:space="preserve"> PAGEREF _Toc199697847 \h </w:instrText>
+      </w:r>
+      <w:r>
+        <w:rPr>
+          <w:noProof/>
+        </w:rPr>
+      </w:r>
+      <w:r>
+        <w:rPr>
+          <w:noProof/>
+        </w:rPr>
+        <w:fldChar w:fldCharType="separate"/>
+      </w:r>
+      <w:r>
+        <w:rPr>
+          <w:noProof/>
+        </w:rPr>
+        <w:t>7</w:t>
+      </w:r>
+      <w:r>
+        <w:rPr>
+          <w:noProof/>
+        </w:rPr>
+        <w:fldChar w:fldCharType="end"/>
+      </w:r>
+    </w:p>
+    <w:p>
+      <w:pPr>
+        <w:pStyle w:val="TM1"/>
+        <w:rPr>
+          <w:rFonts w:ascii="Garamond" w:hAnsi="Garamond"/>
+          <w:bCs w:val="0"/>
+          <w:caps w:val="0"/>
+          <w:noProof/>
+          <w:color w:val="auto"/>
+          <w:kern w:val="2"/>
+          <w:sz w:val="24"/>
+          <w:lang w:eastAsia="fr-FR"/>
+        </w:rPr>
+      </w:pPr>
+      <w:r>
+        <w:rPr>
+          <w:noProof/>
+        </w:rPr>
+        <w:t>6.</w:t>
+      </w:r>
+      <w:r>
+        <w:rPr>
+          <w:rFonts w:ascii="Garamond" w:hAnsi="Garamond"/>
+          <w:bCs w:val="0"/>
+          <w:caps w:val="0"/>
+          <w:noProof/>
+          <w:color w:val="auto"/>
+          <w:kern w:val="2"/>
+          <w:sz w:val="24"/>
+          <w:lang w:eastAsia="fr-FR"/>
+        </w:rPr>
+        <w:tab/>
+      </w:r>
+      <w:r>
+        <w:rPr>
+          <w:noProof/>
+        </w:rPr>
+        <w:t>Annexes</w:t>
+      </w:r>
+      <w:r>
+        <w:rPr>
+          <w:noProof/>
+        </w:rPr>
+        <w:tab/>
+      </w:r>
+      <w:r>
+        <w:rPr>
+          <w:noProof/>
+        </w:rPr>
+        <w:fldChar w:fldCharType="begin"/>
+      </w:r>
+      <w:r>
+        <w:rPr>
+          <w:noProof/>
+        </w:rPr>
+        <w:instrText xml:space="preserve"> PAGEREF _Toc199697848 \h </w:instrText>
+      </w:r>
+      <w:r>
+        <w:rPr>
+          <w:noProof/>
+        </w:rPr>
+      </w:r>
+      <w:r>
+        <w:rPr>
+          <w:noProof/>
+        </w:rPr>
+        <w:fldChar w:fldCharType="separate"/>
+      </w:r>
+      <w:r>
+        <w:rPr>
+          <w:noProof/>
+        </w:rPr>
+        <w:t>8</w:t>
+      </w:r>
+      <w:r>
+        <w:rPr>
+          <w:noProof/>
+        </w:rPr>
+        <w:fldChar w:fldCharType="end"/>
+      </w:r>
+    </w:p>
+    <w:p>
+      <w:pPr>
+        <w:rPr>
+          <w:sz w:val="20"/>
+        </w:rPr>
+      </w:pPr>
+      <w:r>
+        <w:rPr>
+          <w:bCs/>
+          <w:caps/>
+        </w:rPr>
+        <w:fldChar w:fldCharType="end"/>
+      </w:r>
+      <w:r>
+        <w:rPr>
+          <w:sz w:val="20"/>
+        </w:rPr>
+        <w:br w:type="page"/>
+      </w:r>
+    </w:p>
     <w:p/>
-    <w:p/>
-    <w:p>
-      <w:pPr>
-        <w:pStyle w:val="Titre1"/>
-        <w:pageBreakBefore w:val="0"/>
-      </w:pPr>
-      <w:bookmarkStart w:id="0" w:name="_Toc91176703"/>
-      <w:bookmarkStart w:id="1" w:name="_Toc199697834"/>
-      <w:r>
-        <w:t>Introduction</w:t>
-      </w:r>
-      <w:bookmarkEnd w:id="0"/>
-      <w:bookmarkEnd w:id="1"/>
-    </w:p>
-    <w:p/>
+    <w:p>
+      <w:pPr>
+        <w:pStyle w:val="Titre"/>
+        <w:rPr>
+          <w:noProof/>
+        </w:rPr>
+      </w:pPr>
+      <w:r>
+        <w:rPr>
+          <w:noProof/>
+        </w:rPr>
+        <w:t xml:space="preserve">Coordonnées </w:t>
+      </w:r>
+    </w:p>
     <w:p>
       <w:pPr>
         <w:jc w:val="both"/>
         <w:rPr>
-          <w:rFonts w:asciiTheme="majorHAnsi" w:hAnsiTheme="majorHAnsi"/>
-          <w:color w:val="4C483D" w:themeColor="text2"/>
-          <w:sz w:val="18"/>
-          <w:szCs w:val="18"/>
-        </w:rPr>
-      </w:pPr>
-      <w:r>
-        <w:rPr>
-          <w:rFonts w:asciiTheme="majorHAnsi" w:hAnsiTheme="majorHAnsi"/>
-          <w:color w:val="4C483D" w:themeColor="text2"/>
-          <w:sz w:val="18"/>
-          <w:szCs w:val="18"/>
-        </w:rPr>
-        <w:t xml:space="preserve">Ce test d'intrusion a été réalisé afin d'évaluer la sécurité du système d'information de </w:t>
-      </w:r>
-      <w:r>
-        <w:rPr>
-          <w:rFonts w:asciiTheme="majorHAnsi" w:hAnsiTheme="majorHAnsi"/>
-          <w:b/>
-          <w:bCs/>
-          <w:color w:val="4C483D" w:themeColor="text2"/>
-          <w:sz w:val="18"/>
-          <w:szCs w:val="18"/>
-        </w:rPr>
-        <w:t>[Nom de l'entreprise]</w:t>
-      </w:r>
-      <w:r>
-        <w:rPr>
-          <w:rFonts w:asciiTheme="majorHAnsi" w:hAnsiTheme="majorHAnsi"/>
-          <w:color w:val="4C483D" w:themeColor="text2"/>
-          <w:sz w:val="18"/>
-          <w:szCs w:val="18"/>
-        </w:rPr>
-        <w:t xml:space="preserve">. </w:t>
-      </w:r>
-    </w:p>
-    <w:p>
-      <w:pPr>
-        <w:jc w:val="both"/>
-        <w:rPr>
-          <w:rFonts w:asciiTheme="majorHAnsi" w:hAnsiTheme="majorHAnsi"/>
-          <w:color w:val="4C483D" w:themeColor="text2"/>
-          <w:sz w:val="18"/>
-          <w:szCs w:val="18"/>
-        </w:rPr>
-      </w:pPr>
-      <w:r>
-        <w:rPr>
-          <w:rFonts w:asciiTheme="majorHAnsi" w:hAnsiTheme="majorHAnsi"/>
-          <w:color w:val="4C483D" w:themeColor="text2"/>
-          <w:sz w:val="18"/>
-          <w:szCs w:val="18"/>
-        </w:rPr>
-        <w:t>L'objectif est d'identifier les vulnérabilités potentielles et de fournir des recommandations pour améliorer la posture de sécurité</w:t>
-      </w:r>
-      <w:r>
-        <w:rPr>
-          <w:rFonts w:asciiTheme="majorHAnsi" w:hAnsiTheme="majorHAnsi"/>
-          <w:color w:val="4C483D" w:themeColor="text2"/>
-          <w:sz w:val="18"/>
-          <w:szCs w:val="18"/>
-        </w:rPr>
-        <w:t>.</w:t>
-      </w:r>
-    </w:p>
-    <w:p>
-      <w:pPr>
-        <w:jc w:val="both"/>
-        <w:rPr>
-          <w:rFonts w:asciiTheme="majorHAnsi" w:hAnsiTheme="majorHAnsi"/>
-          <w:color w:val="4C483D" w:themeColor="text2"/>
+          <w:rFonts w:ascii="Century Gothic" w:hAnsi="Century Gothic"/>
+          <w:color w:val="4C483D"/>
           <w:sz w:val="20"/>
           <w:szCs w:val="20"/>
         </w:rPr>
       </w:pPr>
-    </w:p>
-    <w:p>
-      <w:pPr>
-        <w:jc w:val="both"/>
-        <w:rPr>
-          <w:rFonts w:ascii="Century Gothic" w:hAnsi="Century Gothic" w:cs="Arial"/>
-          <w:color w:val="4C483D" w:themeColor="text2"/>
-          <w:sz w:val="18"/>
-          <w:szCs w:val="18"/>
-        </w:rPr>
-      </w:pPr>
-      <w:r>
-        <w:rPr>
-          <w:rFonts w:ascii="Century Gothic" w:hAnsi="Century Gothic" w:cs="Arial"/>
-          <w:color w:val="4C483D" w:themeColor="text2"/>
-          <w:sz w:val="18"/>
-          <w:szCs w:val="18"/>
-        </w:rPr>
-        <w:t>Ce document con</w:t>
-      </w:r>
-      <w:r>
-        <w:rPr>
-          <w:rFonts w:ascii="Century Gothic" w:hAnsi="Century Gothic" w:cs="Arial"/>
-          <w:color w:val="4C483D" w:themeColor="text2"/>
-          <w:sz w:val="18"/>
-          <w:szCs w:val="18"/>
-        </w:rPr>
-        <w:t>cerne</w:t>
-      </w:r>
-      <w:r>
-        <w:rPr>
-          <w:rFonts w:ascii="Century Gothic" w:hAnsi="Century Gothic" w:cs="Arial"/>
-          <w:color w:val="4C483D" w:themeColor="text2"/>
-          <w:sz w:val="18"/>
-          <w:szCs w:val="18"/>
-        </w:rPr>
-        <w:t xml:space="preserve"> l</w:t>
-      </w:r>
-      <w:r>
-        <w:rPr>
-          <w:rFonts w:ascii="Century Gothic" w:hAnsi="Century Gothic" w:cs="Arial"/>
-          <w:color w:val="4C483D" w:themeColor="text2"/>
-          <w:sz w:val="18"/>
-          <w:szCs w:val="18"/>
-        </w:rPr>
-        <w:t xml:space="preserve">’analyse effectuée et les recommandations de la part </w:t>
-      </w:r>
-      <w:r>
-        <w:rPr>
-          <w:rFonts w:ascii="Century Gothic" w:hAnsi="Century Gothic" w:cs="Arial"/>
-          <w:color w:val="4C483D" w:themeColor="text2"/>
-          <w:sz w:val="18"/>
-          <w:szCs w:val="18"/>
-        </w:rPr>
-        <w:t>de GameOn Security</w:t>
-      </w:r>
-      <w:r>
-        <w:rPr>
-          <w:rFonts w:ascii="Century Gothic" w:hAnsi="Century Gothic" w:cs="Arial"/>
-          <w:color w:val="4C483D" w:themeColor="text2"/>
-          <w:sz w:val="18"/>
-          <w:szCs w:val="18"/>
-        </w:rPr>
-        <w:t>.</w:t>
-      </w:r>
-    </w:p>
-    <w:p>
-      <w:pPr>
+      <w:r>
         <w:rPr>
           <w:rFonts w:ascii="Century Gothic" w:hAnsi="Century Gothic"/>
-          <w:color w:val="4C483D" w:themeColor="text2"/>
+          <w:color w:val="4C483D"/>
           <w:sz w:val="20"/>
           <w:szCs w:val="20"/>
         </w:rPr>
-      </w:pPr>
-    </w:p>
-    <w:p>
-      <w:pPr>
+        <w:t>GameOn Security</w:t>
+      </w:r>
+    </w:p>
+    <w:p>
+      <w:pPr>
+        <w:jc w:val="both"/>
+        <w:rPr>
+          <w:rFonts w:ascii="Century Gothic" w:hAnsi="Century Gothic"/>
+          <w:color w:val="4C483D"/>
+          <w:sz w:val="20"/>
+          <w:szCs w:val="20"/>
+        </w:rPr>
+      </w:pPr>
+      <w:r>
+        <w:rPr>
+          <w:rFonts w:ascii="Century Gothic" w:hAnsi="Century Gothic"/>
+          <w:color w:val="4C483D"/>
+          <w:sz w:val="20"/>
+          <w:szCs w:val="20"/>
+        </w:rPr>
+        <w:t>4</w:t>
+      </w:r>
+      <w:r>
+        <w:rPr>
+          <w:rFonts w:ascii="Century Gothic" w:hAnsi="Century Gothic"/>
+          <w:color w:val="4C483D"/>
+          <w:sz w:val="20"/>
+          <w:szCs w:val="20"/>
+        </w:rPr>
+        <w:t xml:space="preserve"> Rue de la Bourdaine</w:t>
+      </w:r>
+    </w:p>
+    <w:p>
+      <w:pPr>
+        <w:jc w:val="both"/>
+        <w:rPr>
+          <w:rFonts w:ascii="Century Gothic" w:hAnsi="Century Gothic"/>
+          <w:color w:val="4C483D"/>
+          <w:sz w:val="20"/>
+          <w:szCs w:val="20"/>
+        </w:rPr>
+      </w:pPr>
+      <w:r>
+        <w:rPr>
+          <w:rFonts w:ascii="Century Gothic" w:hAnsi="Century Gothic"/>
+          <w:color w:val="4C483D"/>
+          <w:sz w:val="20"/>
+          <w:szCs w:val="20"/>
+        </w:rPr>
+        <w:t>33980</w:t>
+      </w:r>
+      <w:r>
+        <w:rPr>
+          <w:rFonts w:ascii="Century Gothic" w:hAnsi="Century Gothic"/>
+          <w:color w:val="4C483D"/>
+          <w:sz w:val="20"/>
+          <w:szCs w:val="20"/>
+        </w:rPr>
+        <w:t xml:space="preserve"> </w:t>
+      </w:r>
+      <w:r>
+        <w:rPr>
+          <w:rFonts w:ascii="Century Gothic" w:hAnsi="Century Gothic"/>
+          <w:color w:val="4C483D"/>
+          <w:sz w:val="20"/>
+          <w:szCs w:val="20"/>
+        </w:rPr>
+        <w:t>Audenge</w:t>
+      </w:r>
+    </w:p>
+    <w:p>
+      <w:pPr>
+        <w:jc w:val="both"/>
+        <w:rPr>
+          <w:rFonts w:ascii="Century Gothic" w:hAnsi="Century Gothic"/>
+          <w:color w:val="4C483D"/>
+          <w:sz w:val="20"/>
+          <w:szCs w:val="20"/>
+        </w:rPr>
+      </w:pPr>
+    </w:p>
+    <w:p>
+      <w:pPr>
+        <w:jc w:val="both"/>
+        <w:rPr>
+          <w:rFonts w:ascii="Century Gothic" w:hAnsi="Century Gothic"/>
+          <w:color w:val="4C483D"/>
+          <w:sz w:val="20"/>
+          <w:szCs w:val="20"/>
+          <w:u w:val="single"/>
+        </w:rPr>
+      </w:pPr>
+      <w:hyperlink r:id="rId12" w:history="1">
+        <w:r>
+          <w:rPr>
+            <w:rStyle w:val="Lienhypertexte"/>
+            <w:rFonts w:ascii="Century Gothic" w:hAnsi="Century Gothic"/>
+            <w:sz w:val="20"/>
+            <w:szCs w:val="20"/>
+          </w:rPr>
+          <w:t>srichard@gameon-security.fr</w:t>
+        </w:r>
+      </w:hyperlink>
+      <w:r>
+        <w:rPr>
+          <w:rFonts w:ascii="Century Gothic" w:hAnsi="Century Gothic"/>
+          <w:color w:val="4C483D"/>
+          <w:sz w:val="20"/>
+          <w:szCs w:val="20"/>
+        </w:rPr>
+        <w:tab/>
+      </w:r>
+      <w:r>
+        <w:rPr>
+          <w:rFonts w:ascii="Century Gothic" w:hAnsi="Century Gothic"/>
+          <w:color w:val="4C483D"/>
+          <w:sz w:val="20"/>
+          <w:szCs w:val="20"/>
+        </w:rPr>
+        <w:tab/>
+      </w:r>
+      <w:r>
+        <w:rPr>
+          <w:rFonts w:ascii="Century Gothic" w:hAnsi="Century Gothic"/>
+          <w:color w:val="4C483D"/>
+          <w:sz w:val="20"/>
+          <w:szCs w:val="20"/>
+        </w:rPr>
+        <w:tab/>
+      </w:r>
+    </w:p>
+    <w:p>
+      <w:pPr>
+        <w:jc w:val="both"/>
+      </w:pPr>
+      <w:r>
+        <w:rPr>
+          <w:rFonts w:ascii="Century Gothic" w:hAnsi="Century Gothic"/>
+          <w:color w:val="4C483D"/>
+          <w:sz w:val="20"/>
+          <w:szCs w:val="20"/>
+        </w:rPr>
+        <w:t>+33 6 73 48 44 11</w:t>
+      </w:r>
+      <w:r>
         <w:rPr>
           <w:rFonts w:ascii="Comic Sans MS" w:hAnsi="Comic Sans MS"/>
           <w:sz w:val="20"/>
           <w:szCs w:val="20"/>
         </w:rPr>
+        <w:tab/>
+      </w:r>
+      <w:r>
+        <w:tab/>
+      </w:r>
+      <w:r>
+        <w:tab/>
+      </w:r>
+      <w:r>
+        <w:tab/>
+      </w:r>
+      <w:r>
+        <w:tab/>
+      </w:r>
+    </w:p>
+    <w:p/>
+    <w:p/>
+    <w:p>
+      <w:pPr>
+        <w:sectPr>
+          <w:footerReference w:type="default" r:id="rId13"/>
+          <w:footerReference w:type="first" r:id="rId14"/>
+          <w:pgSz w:w="11907" w:h="16839" w:code="1"/>
+          <w:pgMar w:top="1148" w:right="1418" w:bottom="1148" w:left="1418" w:header="709" w:footer="612" w:gutter="0"/>
+          <w:pgNumType w:start="0"/>
+          <w:cols w:space="720"/>
+          <w:titlePg/>
+          <w:docGrid w:linePitch="360"/>
+        </w:sectPr>
+      </w:pPr>
+    </w:p>
+    <w:p/>
+    <w:p/>
+    <w:p>
+      <w:pPr>
+        <w:pStyle w:val="Titre1"/>
+        <w:pageBreakBefore w:val="0"/>
+      </w:pPr>
+      <w:bookmarkStart w:id="0" w:name="_Toc91176703"/>
+      <w:bookmarkStart w:id="1" w:name="_Toc199697834"/>
+      <w:r>
+        <w:t>Introduction</w:t>
+      </w:r>
+      <w:bookmarkEnd w:id="0"/>
+      <w:bookmarkEnd w:id="1"/>
+    </w:p>
+    <w:p/>
+    <w:p>
+      <w:pPr>
+        <w:jc w:val="both"/>
+        <w:rPr>
+          <w:rFonts w:ascii="Century Gothic" w:hAnsi="Century Gothic"/>
+          <w:color w:val="4C483D"/>
+          <w:sz w:val="18"/>
+          <w:szCs w:val="18"/>
+        </w:rPr>
+      </w:pPr>
+      <w:r>
+        <w:rPr>
+          <w:rFonts w:ascii="Century Gothic" w:hAnsi="Century Gothic"/>
+          <w:color w:val="4C483D"/>
+          <w:sz w:val="18"/>
+          <w:szCs w:val="18"/>
+        </w:rPr>
+        <w:t xml:space="preserve">Ce test d'intrusion a été réalisé afin d'évaluer la sécurité du système d'information de </w:t>
+      </w:r>
+      <w:r>
+        <w:rPr>
+          <w:rFonts w:ascii="Century Gothic" w:hAnsi="Century Gothic"/>
+          <w:b/>
+          <w:bCs/>
+          <w:color w:val="4C483D"/>
+          <w:sz w:val="18"/>
+          <w:szCs w:val="18"/>
+        </w:rPr>
+        <w:t>[Nom de l'entreprise]</w:t>
+      </w:r>
+      <w:r>
+        <w:rPr>
+          <w:rFonts w:ascii="Century Gothic" w:hAnsi="Century Gothic"/>
+          <w:color w:val="4C483D"/>
+          <w:sz w:val="18"/>
+          <w:szCs w:val="18"/>
+        </w:rPr>
+        <w:t xml:space="preserve">. </w:t>
+      </w:r>
+    </w:p>
+    <w:p>
+      <w:pPr>
+        <w:jc w:val="both"/>
+        <w:rPr>
+          <w:rFonts w:ascii="Century Gothic" w:hAnsi="Century Gothic"/>
+          <w:color w:val="4C483D"/>
+          <w:sz w:val="18"/>
+          <w:szCs w:val="18"/>
+        </w:rPr>
+      </w:pPr>
+      <w:r>
+        <w:rPr>
+          <w:rFonts w:ascii="Century Gothic" w:hAnsi="Century Gothic"/>
+          <w:color w:val="4C483D"/>
+          <w:sz w:val="18"/>
+          <w:szCs w:val="18"/>
+        </w:rPr>
+        <w:t>L'objectif est d'identifier les vulnérabilités potentielles et de fournir des recommandations pour améliorer la posture de sécurité</w:t>
+      </w:r>
+      <w:r>
+        <w:rPr>
+          <w:rFonts w:ascii="Century Gothic" w:hAnsi="Century Gothic"/>
+          <w:color w:val="4C483D"/>
+          <w:sz w:val="18"/>
+          <w:szCs w:val="18"/>
+        </w:rPr>
+        <w:t>.</w:t>
+      </w:r>
+    </w:p>
+    <w:p>
+      <w:pPr>
+        <w:jc w:val="both"/>
+        <w:rPr>
+          <w:rFonts w:ascii="Century Gothic" w:hAnsi="Century Gothic"/>
+          <w:color w:val="4C483D"/>
+          <w:sz w:val="20"/>
+          <w:szCs w:val="20"/>
+        </w:rPr>
+      </w:pPr>
+    </w:p>
+    <w:p>
+      <w:pPr>
+        <w:jc w:val="both"/>
+        <w:rPr>
+          <w:rFonts w:ascii="Century Gothic" w:hAnsi="Century Gothic" w:cs="Arial"/>
+          <w:color w:val="4C483D"/>
+          <w:sz w:val="18"/>
+          <w:szCs w:val="18"/>
+        </w:rPr>
+      </w:pPr>
+      <w:r>
+        <w:rPr>
+          <w:rFonts w:ascii="Century Gothic" w:hAnsi="Century Gothic" w:cs="Arial"/>
+          <w:color w:val="4C483D"/>
+          <w:sz w:val="18"/>
+          <w:szCs w:val="18"/>
+        </w:rPr>
+        <w:t>Ce document con</w:t>
+      </w:r>
+      <w:r>
+        <w:rPr>
+          <w:rFonts w:ascii="Century Gothic" w:hAnsi="Century Gothic" w:cs="Arial"/>
+          <w:color w:val="4C483D"/>
+          <w:sz w:val="18"/>
+          <w:szCs w:val="18"/>
+        </w:rPr>
+        <w:t>cerne</w:t>
+      </w:r>
+      <w:r>
+        <w:rPr>
+          <w:rFonts w:ascii="Century Gothic" w:hAnsi="Century Gothic" w:cs="Arial"/>
+          <w:color w:val="4C483D"/>
+          <w:sz w:val="18"/>
+          <w:szCs w:val="18"/>
+        </w:rPr>
+        <w:t xml:space="preserve"> l</w:t>
+      </w:r>
+      <w:r>
+        <w:rPr>
+          <w:rFonts w:ascii="Century Gothic" w:hAnsi="Century Gothic" w:cs="Arial"/>
+          <w:color w:val="4C483D"/>
+          <w:sz w:val="18"/>
+          <w:szCs w:val="18"/>
+        </w:rPr>
+        <w:t xml:space="preserve">’analyse effectuée et les recommandations de la part </w:t>
+      </w:r>
+      <w:r>
+        <w:rPr>
+          <w:rFonts w:ascii="Century Gothic" w:hAnsi="Century Gothic" w:cs="Arial"/>
+          <w:color w:val="4C483D"/>
+          <w:sz w:val="18"/>
+          <w:szCs w:val="18"/>
+        </w:rPr>
+        <w:t>de GameOn Security</w:t>
+      </w:r>
+      <w:r>
+        <w:rPr>
+          <w:rFonts w:ascii="Century Gothic" w:hAnsi="Century Gothic" w:cs="Arial"/>
+          <w:color w:val="4C483D"/>
+          <w:sz w:val="18"/>
+          <w:szCs w:val="18"/>
+        </w:rPr>
+        <w:t>.</w:t>
+      </w:r>
+    </w:p>
+    <w:p>
+      <w:pPr>
+        <w:rPr>
+          <w:rFonts w:ascii="Century Gothic" w:hAnsi="Century Gothic"/>
+          <w:color w:val="4C483D"/>
+          <w:sz w:val="20"/>
+          <w:szCs w:val="20"/>
+        </w:rPr>
       </w:pPr>
     </w:p>
     <w:p>
@@ -2033,6 +1917,15 @@
         </w:rPr>
       </w:pPr>
     </w:p>
+    <w:p>
+      <w:pPr>
+        <w:rPr>
+          <w:rFonts w:ascii="Comic Sans MS" w:hAnsi="Comic Sans MS"/>
+          <w:sz w:val="20"/>
+          <w:szCs w:val="20"/>
+        </w:rPr>
+      </w:pPr>
+    </w:p>
     <w:p/>
     <w:p/>
     <w:p>
@@ -2050,7 +1943,6 @@
       </w:pPr>
       <w:bookmarkStart w:id="2" w:name="_Toc199697835"/>
       <w:r>
-        <w:lastRenderedPageBreak/>
         <w:t>Objectif du test</w:t>
       </w:r>
       <w:bookmarkEnd w:id="2"/>
@@ -2071,7 +1963,7 @@
     <w:p>
       <w:pPr>
         <w:rPr>
-          <w:rFonts w:asciiTheme="majorHAnsi" w:hAnsiTheme="majorHAnsi"/>
+          <w:rFonts w:ascii="Century Gothic" w:hAnsi="Century Gothic"/>
           <w:sz w:val="18"/>
           <w:szCs w:val="18"/>
         </w:rPr>
@@ -2081,8 +1973,8 @@
       <w:pPr>
         <w:jc w:val="both"/>
         <w:rPr>
-          <w:rFonts w:asciiTheme="majorHAnsi" w:hAnsiTheme="majorHAnsi"/>
-          <w:color w:val="4C483D" w:themeColor="text2"/>
+          <w:rFonts w:ascii="Century Gothic" w:hAnsi="Century Gothic"/>
+          <w:color w:val="4C483D"/>
           <w:sz w:val="18"/>
           <w:szCs w:val="18"/>
         </w:rPr>
@@ -2090,7 +1982,7 @@
       <w:r>
         <w:rPr>
           <w:rFonts w:ascii="Century Gothic" w:hAnsi="Century Gothic" w:cs="Arial"/>
-          <w:color w:val="4C483D" w:themeColor="text2"/>
+          <w:color w:val="4C483D"/>
           <w:sz w:val="18"/>
           <w:szCs w:val="18"/>
         </w:rPr>
@@ -2099,7 +1991,7 @@
       <w:r>
         <w:rPr>
           <w:rFonts w:ascii="Century Gothic" w:hAnsi="Century Gothic" w:cs="Arial"/>
-          <w:color w:val="4C483D" w:themeColor="text2"/>
+          <w:color w:val="4C483D"/>
           <w:sz w:val="18"/>
           <w:szCs w:val="18"/>
         </w:rPr>
@@ -2107,10 +1999,10 @@
       </w:r>
       <w:r>
         <w:rPr>
-          <w:rFonts w:asciiTheme="majorHAnsi" w:hAnsiTheme="majorHAnsi"/>
+          <w:rFonts w:ascii="Century Gothic" w:hAnsi="Century Gothic"/>
           <w:b/>
           <w:bCs/>
-          <w:color w:val="4C483D" w:themeColor="text2"/>
+          <w:color w:val="4C483D"/>
           <w:sz w:val="18"/>
           <w:szCs w:val="18"/>
         </w:rPr>
@@ -2118,10 +2010,10 @@
       </w:r>
       <w:r>
         <w:rPr>
-          <w:rFonts w:asciiTheme="majorHAnsi" w:hAnsiTheme="majorHAnsi"/>
+          <w:rFonts w:ascii="Century Gothic" w:hAnsi="Century Gothic"/>
           <w:b/>
           <w:bCs/>
-          <w:color w:val="4C483D" w:themeColor="text2"/>
+          <w:color w:val="4C483D"/>
           <w:sz w:val="18"/>
           <w:szCs w:val="18"/>
         </w:rPr>
@@ -2129,10 +2021,10 @@
       </w:r>
       <w:r>
         <w:rPr>
-          <w:rFonts w:asciiTheme="majorHAnsi" w:hAnsiTheme="majorHAnsi"/>
+          <w:rFonts w:ascii="Century Gothic" w:hAnsi="Century Gothic"/>
           <w:b/>
           <w:bCs/>
-          <w:color w:val="4C483D" w:themeColor="text2"/>
+          <w:color w:val="4C483D"/>
           <w:sz w:val="18"/>
           <w:szCs w:val="18"/>
         </w:rPr>
@@ -2140,8 +2032,8 @@
       </w:r>
       <w:r>
         <w:rPr>
-          <w:rFonts w:asciiTheme="majorHAnsi" w:hAnsiTheme="majorHAnsi"/>
-          <w:color w:val="4C483D" w:themeColor="text2"/>
+          <w:rFonts w:ascii="Century Gothic" w:hAnsi="Century Gothic"/>
+          <w:color w:val="4C483D"/>
           <w:sz w:val="18"/>
           <w:szCs w:val="18"/>
         </w:rPr>
@@ -2152,8 +2044,8 @@
       <w:pPr>
         <w:jc w:val="both"/>
         <w:rPr>
-          <w:rFonts w:asciiTheme="majorHAnsi" w:hAnsiTheme="majorHAnsi"/>
-          <w:color w:val="4C483D" w:themeColor="text2"/>
+          <w:rFonts w:ascii="Century Gothic" w:hAnsi="Century Gothic"/>
+          <w:color w:val="4C483D"/>
           <w:sz w:val="18"/>
           <w:szCs w:val="18"/>
         </w:rPr>
@@ -2163,16 +2055,16 @@
       <w:pPr>
         <w:jc w:val="both"/>
         <w:rPr>
-          <w:rFonts w:asciiTheme="majorHAnsi" w:hAnsiTheme="majorHAnsi"/>
-          <w:color w:val="4C483D" w:themeColor="text2"/>
-          <w:sz w:val="18"/>
-          <w:szCs w:val="18"/>
-        </w:rPr>
-      </w:pPr>
-      <w:r>
-        <w:rPr>
-          <w:rFonts w:asciiTheme="majorHAnsi" w:hAnsiTheme="majorHAnsi"/>
-          <w:color w:val="4C483D" w:themeColor="text2"/>
+          <w:rFonts w:ascii="Century Gothic" w:hAnsi="Century Gothic"/>
+          <w:color w:val="4C483D"/>
+          <w:sz w:val="18"/>
+          <w:szCs w:val="18"/>
+        </w:rPr>
+      </w:pPr>
+      <w:r>
+        <w:rPr>
+          <w:rFonts w:ascii="Century Gothic" w:hAnsi="Century Gothic"/>
+          <w:color w:val="4C483D"/>
           <w:sz w:val="18"/>
           <w:szCs w:val="18"/>
         </w:rPr>
@@ -2187,14 +2079,14 @@
           <w:numId w:val="16"/>
         </w:numPr>
         <w:rPr>
-          <w:rFonts w:ascii="Century Gothic" w:hAnsi="Century Gothic" w:cs="Arial"/>
-          <w:sz w:val="18"/>
-          <w:szCs w:val="18"/>
-        </w:rPr>
-      </w:pPr>
-      <w:r>
-        <w:rPr>
-          <w:rFonts w:ascii="Century Gothic" w:hAnsi="Century Gothic" w:cs="Arial"/>
+          <w:rFonts w:cs="Arial"/>
+          <w:sz w:val="18"/>
+          <w:szCs w:val="18"/>
+        </w:rPr>
+      </w:pPr>
+      <w:r>
+        <w:rPr>
+          <w:rFonts w:cs="Arial"/>
           <w:sz w:val="18"/>
           <w:szCs w:val="18"/>
         </w:rPr>
@@ -2209,14 +2101,14 @@
           <w:numId w:val="16"/>
         </w:numPr>
         <w:rPr>
-          <w:rFonts w:ascii="Century Gothic" w:hAnsi="Century Gothic" w:cs="Arial"/>
-          <w:sz w:val="18"/>
-          <w:szCs w:val="18"/>
-        </w:rPr>
-      </w:pPr>
-      <w:r>
-        <w:rPr>
-          <w:rFonts w:ascii="Century Gothic" w:hAnsi="Century Gothic" w:cs="Arial"/>
+          <w:rFonts w:cs="Arial"/>
+          <w:sz w:val="18"/>
+          <w:szCs w:val="18"/>
+        </w:rPr>
+      </w:pPr>
+      <w:r>
+        <w:rPr>
+          <w:rFonts w:cs="Arial"/>
           <w:sz w:val="18"/>
           <w:szCs w:val="18"/>
         </w:rPr>
@@ -2231,14 +2123,14 @@
           <w:numId w:val="16"/>
         </w:numPr>
         <w:rPr>
-          <w:rFonts w:ascii="Century Gothic" w:hAnsi="Century Gothic" w:cs="Arial"/>
-          <w:sz w:val="18"/>
-          <w:szCs w:val="18"/>
-        </w:rPr>
-      </w:pPr>
-      <w:r>
-        <w:rPr>
-          <w:rFonts w:ascii="Century Gothic" w:hAnsi="Century Gothic" w:cs="Arial"/>
+          <w:rFonts w:cs="Arial"/>
+          <w:sz w:val="18"/>
+          <w:szCs w:val="18"/>
+        </w:rPr>
+      </w:pPr>
+      <w:r>
+        <w:rPr>
+          <w:rFonts w:cs="Arial"/>
           <w:sz w:val="18"/>
           <w:szCs w:val="18"/>
         </w:rPr>
@@ -2253,14 +2145,14 @@
           <w:numId w:val="16"/>
         </w:numPr>
         <w:rPr>
-          <w:rFonts w:ascii="Century Gothic" w:hAnsi="Century Gothic" w:cs="Arial"/>
-          <w:sz w:val="18"/>
-          <w:szCs w:val="18"/>
-        </w:rPr>
-      </w:pPr>
-      <w:r>
-        <w:rPr>
-          <w:rFonts w:ascii="Century Gothic" w:hAnsi="Century Gothic" w:cs="Arial"/>
+          <w:rFonts w:cs="Arial"/>
+          <w:sz w:val="18"/>
+          <w:szCs w:val="18"/>
+        </w:rPr>
+      </w:pPr>
+      <w:r>
+        <w:rPr>
+          <w:rFonts w:cs="Arial"/>
           <w:sz w:val="18"/>
           <w:szCs w:val="18"/>
         </w:rPr>
@@ -2271,14 +2163,14 @@
       <w:pPr>
         <w:ind w:right="9"/>
         <w:rPr>
-          <w:rFonts w:asciiTheme="majorHAnsi" w:hAnsiTheme="majorHAnsi"/>
-          <w:sz w:val="18"/>
-          <w:szCs w:val="18"/>
-        </w:rPr>
-      </w:pPr>
-      <w:r>
-        <w:rPr>
-          <w:rFonts w:asciiTheme="majorHAnsi" w:hAnsiTheme="majorHAnsi"/>
+          <w:rFonts w:ascii="Century Gothic" w:hAnsi="Century Gothic"/>
+          <w:sz w:val="18"/>
+          <w:szCs w:val="18"/>
+        </w:rPr>
+      </w:pPr>
+      <w:r>
+        <w:rPr>
+          <w:rFonts w:ascii="Century Gothic" w:hAnsi="Century Gothic"/>
           <w:sz w:val="18"/>
           <w:szCs w:val="18"/>
         </w:rPr>
@@ -2286,10 +2178,10 @@
       </w:r>
       <w:r>
         <w:rPr>
-          <w:rFonts w:asciiTheme="majorHAnsi" w:hAnsiTheme="majorHAnsi"/>
+          <w:rFonts w:ascii="Century Gothic" w:hAnsi="Century Gothic"/>
           <w:b/>
           <w:bCs/>
-          <w:color w:val="4C483D" w:themeColor="text2"/>
+          <w:color w:val="4C483D"/>
           <w:sz w:val="18"/>
           <w:szCs w:val="18"/>
         </w:rPr>
@@ -2297,10 +2189,10 @@
       </w:r>
       <w:r>
         <w:rPr>
-          <w:rFonts w:asciiTheme="majorHAnsi" w:hAnsiTheme="majorHAnsi"/>
+          <w:rFonts w:ascii="Century Gothic" w:hAnsi="Century Gothic"/>
           <w:b/>
           <w:bCs/>
-          <w:color w:val="4C483D" w:themeColor="text2"/>
+          <w:color w:val="4C483D"/>
           <w:sz w:val="18"/>
           <w:szCs w:val="18"/>
         </w:rPr>
@@ -2308,10 +2200,10 @@
       </w:r>
       <w:r>
         <w:rPr>
-          <w:rFonts w:asciiTheme="majorHAnsi" w:hAnsiTheme="majorHAnsi"/>
+          <w:rFonts w:ascii="Century Gothic" w:hAnsi="Century Gothic"/>
           <w:b/>
           <w:bCs/>
-          <w:color w:val="4C483D" w:themeColor="text2"/>
+          <w:color w:val="4C483D"/>
           <w:sz w:val="18"/>
           <w:szCs w:val="18"/>
         </w:rPr>
@@ -2319,8 +2211,8 @@
       </w:r>
       <w:r>
         <w:rPr>
-          <w:rFonts w:asciiTheme="majorHAnsi" w:hAnsiTheme="majorHAnsi"/>
-          <w:color w:val="4C483D" w:themeColor="text2"/>
+          <w:rFonts w:ascii="Century Gothic" w:hAnsi="Century Gothic"/>
+          <w:color w:val="4C483D"/>
           <w:sz w:val="18"/>
           <w:szCs w:val="18"/>
         </w:rPr>
@@ -2328,7 +2220,7 @@
       </w:r>
       <w:r>
         <w:rPr>
-          <w:rFonts w:asciiTheme="majorHAnsi" w:hAnsiTheme="majorHAnsi"/>
+          <w:rFonts w:ascii="Century Gothic" w:hAnsi="Century Gothic"/>
           <w:sz w:val="18"/>
           <w:szCs w:val="18"/>
         </w:rPr>
@@ -2339,7 +2231,7 @@
       <w:pPr>
         <w:ind w:right="9"/>
         <w:rPr>
-          <w:rFonts w:asciiTheme="majorHAnsi" w:hAnsiTheme="majorHAnsi"/>
+          <w:rFonts w:ascii="Century Gothic" w:hAnsi="Century Gothic"/>
           <w:sz w:val="18"/>
           <w:szCs w:val="18"/>
         </w:rPr>
@@ -2349,14 +2241,14 @@
       <w:pPr>
         <w:ind w:right="9"/>
         <w:rPr>
-          <w:rFonts w:asciiTheme="majorHAnsi" w:hAnsiTheme="majorHAnsi"/>
-          <w:sz w:val="18"/>
-          <w:szCs w:val="18"/>
-        </w:rPr>
-      </w:pPr>
-      <w:r>
-        <w:rPr>
-          <w:rFonts w:asciiTheme="majorHAnsi" w:hAnsiTheme="majorHAnsi"/>
+          <w:rFonts w:ascii="Century Gothic" w:hAnsi="Century Gothic"/>
+          <w:sz w:val="18"/>
+          <w:szCs w:val="18"/>
+        </w:rPr>
+      </w:pPr>
+      <w:r>
+        <w:rPr>
+          <w:rFonts w:ascii="Century Gothic" w:hAnsi="Century Gothic"/>
           <w:sz w:val="18"/>
           <w:szCs w:val="18"/>
         </w:rPr>
@@ -2364,10 +2256,10 @@
       </w:r>
       <w:r>
         <w:rPr>
-          <w:rFonts w:asciiTheme="majorHAnsi" w:hAnsiTheme="majorHAnsi"/>
+          <w:rFonts w:ascii="Century Gothic" w:hAnsi="Century Gothic"/>
           <w:b/>
           <w:bCs/>
-          <w:color w:val="4C483D" w:themeColor="text2"/>
+          <w:color w:val="4C483D"/>
           <w:sz w:val="18"/>
           <w:szCs w:val="18"/>
         </w:rPr>
@@ -2375,10 +2267,10 @@
       </w:r>
       <w:r>
         <w:rPr>
-          <w:rFonts w:asciiTheme="majorHAnsi" w:hAnsiTheme="majorHAnsi"/>
+          <w:rFonts w:ascii="Century Gothic" w:hAnsi="Century Gothic"/>
           <w:b/>
           <w:bCs/>
-          <w:color w:val="4C483D" w:themeColor="text2"/>
+          <w:color w:val="4C483D"/>
           <w:sz w:val="18"/>
           <w:szCs w:val="18"/>
         </w:rPr>
@@ -2386,10 +2278,10 @@
       </w:r>
       <w:r>
         <w:rPr>
-          <w:rFonts w:asciiTheme="majorHAnsi" w:hAnsiTheme="majorHAnsi"/>
+          <w:rFonts w:ascii="Century Gothic" w:hAnsi="Century Gothic"/>
           <w:b/>
           <w:bCs/>
-          <w:color w:val="4C483D" w:themeColor="text2"/>
+          <w:color w:val="4C483D"/>
           <w:sz w:val="18"/>
           <w:szCs w:val="18"/>
         </w:rPr>
@@ -2397,8 +2289,8 @@
       </w:r>
       <w:r>
         <w:rPr>
-          <w:rFonts w:asciiTheme="majorHAnsi" w:hAnsiTheme="majorHAnsi"/>
-          <w:color w:val="4C483D" w:themeColor="text2"/>
+          <w:rFonts w:ascii="Century Gothic" w:hAnsi="Century Gothic"/>
+          <w:color w:val="4C483D"/>
           <w:sz w:val="18"/>
           <w:szCs w:val="18"/>
         </w:rPr>
@@ -2406,7 +2298,7 @@
       </w:r>
       <w:r>
         <w:rPr>
-          <w:rFonts w:asciiTheme="majorHAnsi" w:hAnsiTheme="majorHAnsi"/>
+          <w:rFonts w:ascii="Century Gothic" w:hAnsi="Century Gothic"/>
           <w:sz w:val="18"/>
           <w:szCs w:val="18"/>
         </w:rPr>
@@ -2414,41 +2306,19 @@
       </w:r>
       <w:r>
         <w:rPr>
-          <w:rFonts w:asciiTheme="majorHAnsi" w:hAnsiTheme="majorHAnsi"/>
+          <w:rFonts w:ascii="Century Gothic" w:hAnsi="Century Gothic"/>
           <w:b/>
           <w:bCs/>
-          <w:color w:val="4C483D" w:themeColor="text2"/>
-          <w:sz w:val="18"/>
-          <w:szCs w:val="18"/>
-        </w:rPr>
-        <w:t>[</w:t>
-      </w:r>
-      <w:r>
-        <w:rPr>
-          <w:rFonts w:asciiTheme="majorHAnsi" w:hAnsiTheme="majorHAnsi"/>
-          <w:b/>
-          <w:bCs/>
-          <w:color w:val="4C483D" w:themeColor="text2"/>
-          <w:sz w:val="18"/>
-          <w:szCs w:val="18"/>
-        </w:rPr>
-        <w:t>Date</w:t>
-      </w:r>
-      <w:r>
-        <w:rPr>
-          <w:rFonts w:asciiTheme="majorHAnsi" w:hAnsiTheme="majorHAnsi"/>
-          <w:b/>
-          <w:bCs/>
-          <w:color w:val="4C483D" w:themeColor="text2"/>
-          <w:sz w:val="18"/>
-          <w:szCs w:val="18"/>
-        </w:rPr>
-        <w:t>]</w:t>
-      </w:r>
-      <w:r>
-        <w:rPr>
-          <w:rFonts w:asciiTheme="majorHAnsi" w:hAnsiTheme="majorHAnsi"/>
-          <w:color w:val="4C483D" w:themeColor="text2"/>
+          <w:color w:val="4C483D"/>
+          <w:sz w:val="18"/>
+          <w:szCs w:val="18"/>
+        </w:rPr>
+        <w:t>[Date]</w:t>
+      </w:r>
+      <w:r>
+        <w:rPr>
+          <w:rFonts w:ascii="Century Gothic" w:hAnsi="Century Gothic"/>
+          <w:color w:val="4C483D"/>
           <w:sz w:val="18"/>
           <w:szCs w:val="18"/>
         </w:rPr>
@@ -2456,7 +2326,7 @@
       </w:r>
       <w:r>
         <w:rPr>
-          <w:rFonts w:asciiTheme="majorHAnsi" w:hAnsiTheme="majorHAnsi"/>
+          <w:rFonts w:ascii="Century Gothic" w:hAnsi="Century Gothic"/>
           <w:sz w:val="18"/>
           <w:szCs w:val="18"/>
         </w:rPr>
@@ -2467,7 +2337,7 @@
       <w:pPr>
         <w:ind w:right="95"/>
         <w:rPr>
-          <w:rFonts w:asciiTheme="majorHAnsi" w:hAnsiTheme="majorHAnsi"/>
+          <w:rFonts w:ascii="Century Gothic" w:hAnsi="Century Gothic"/>
           <w:sz w:val="18"/>
           <w:szCs w:val="18"/>
         </w:rPr>
@@ -2477,14 +2347,14 @@
       <w:pPr>
         <w:ind w:right="95"/>
         <w:rPr>
-          <w:rFonts w:asciiTheme="majorHAnsi" w:hAnsiTheme="majorHAnsi"/>
-          <w:sz w:val="18"/>
-          <w:szCs w:val="18"/>
-        </w:rPr>
-      </w:pPr>
-      <w:r>
-        <w:rPr>
-          <w:rFonts w:asciiTheme="majorHAnsi" w:hAnsiTheme="majorHAnsi"/>
+          <w:rFonts w:ascii="Century Gothic" w:hAnsi="Century Gothic"/>
+          <w:sz w:val="18"/>
+          <w:szCs w:val="18"/>
+        </w:rPr>
+      </w:pPr>
+      <w:r>
+        <w:rPr>
+          <w:rFonts w:ascii="Century Gothic" w:hAnsi="Century Gothic"/>
           <w:sz w:val="18"/>
           <w:szCs w:val="18"/>
         </w:rPr>
@@ -2492,7 +2362,7 @@
       </w:r>
       <w:r>
         <w:rPr>
-          <w:rFonts w:asciiTheme="majorHAnsi" w:hAnsiTheme="majorHAnsi"/>
+          <w:rFonts w:ascii="Century Gothic" w:hAnsi="Century Gothic"/>
           <w:sz w:val="18"/>
           <w:szCs w:val="18"/>
         </w:rPr>
@@ -2500,7 +2370,7 @@
       </w:r>
       <w:r>
         <w:rPr>
-          <w:rFonts w:asciiTheme="majorHAnsi" w:hAnsiTheme="majorHAnsi"/>
+          <w:rFonts w:ascii="Century Gothic" w:hAnsi="Century Gothic"/>
           <w:sz w:val="18"/>
           <w:szCs w:val="18"/>
         </w:rPr>
@@ -2511,50 +2381,52 @@
       <w:pPr>
         <w:ind w:right="95"/>
         <w:rPr>
-          <w:rFonts w:asciiTheme="majorHAnsi" w:hAnsiTheme="majorHAnsi"/>
-          <w:sz w:val="18"/>
-          <w:szCs w:val="18"/>
-        </w:rPr>
-      </w:pPr>
-      <w:r>
-        <w:rPr>
-          <w:rFonts w:asciiTheme="majorHAnsi" w:hAnsiTheme="majorHAnsi"/>
-          <w:noProof/>
-          <w:color w:val="000000"/>
-          <w:sz w:val="18"/>
-          <w:szCs w:val="18"/>
+          <w:rFonts w:ascii="Century Gothic" w:hAnsi="Century Gothic"/>
+          <w:sz w:val="18"/>
+          <w:szCs w:val="18"/>
+        </w:rPr>
+      </w:pPr>
+      <w:r>
+        <w:rPr>
+          <w:noProof/>
         </w:rPr>
         <mc:AlternateContent>
           <mc:Choice Requires="wpg">
             <w:drawing>
-              <wp:anchor distT="0" distB="0" distL="114300" distR="114300" simplePos="0" relativeHeight="251679744" behindDoc="1" locked="0" layoutInCell="1" allowOverlap="1" wp14:anchorId="195C2404" wp14:editId="7EDE67AB">
+              <wp:anchor distT="0" distB="0" distL="114300" distR="114300" simplePos="0" relativeHeight="251663360" behindDoc="1" locked="0" layoutInCell="1" allowOverlap="1" wp14:anchorId="3091C99E" wp14:editId="4CBF7BAE">
                 <wp:simplePos x="0" y="0"/>
                 <wp:positionH relativeFrom="column">
-                  <wp:posOffset>4157193</wp:posOffset>
+                  <wp:posOffset>4157345</wp:posOffset>
                 </wp:positionH>
                 <wp:positionV relativeFrom="paragraph">
-                  <wp:posOffset>-31305</wp:posOffset>
+                  <wp:posOffset>-31115</wp:posOffset>
                 </wp:positionV>
-                <wp:extent cx="834377" cy="215900"/>
+                <wp:extent cx="834390" cy="215900"/>
                 <wp:effectExtent l="0" t="0" r="0" b="0"/>
                 <wp:wrapNone/>
-                <wp:docPr id="6471" name="Group 6471"/>
-                <wp:cNvGraphicFramePr/>
+                <wp:docPr id="1467477825" name="Groupe 7"/>
+                <wp:cNvGraphicFramePr>
+                  <a:graphicFrameLocks xmlns:a="http://schemas.openxmlformats.org/drawingml/2006/main"/>
+                </wp:cNvGraphicFramePr>
                 <a:graphic xmlns:a="http://schemas.openxmlformats.org/drawingml/2006/main">
                   <a:graphicData uri="http://schemas.microsoft.com/office/word/2010/wordprocessingGroup">
                     <wpg:wgp>
-                      <wpg:cNvGrpSpPr/>
+                      <wpg:cNvGrpSpPr>
+                        <a:grpSpLocks/>
+                      </wpg:cNvGrpSpPr>
                       <wpg:grpSpPr>
                         <a:xfrm>
                           <a:off x="0" y="0"/>
-                          <a:ext cx="834377" cy="215900"/>
+                          <a:ext cx="834390" cy="215900"/>
                           <a:chOff x="0" y="0"/>
                           <a:chExt cx="834377" cy="215900"/>
                         </a:xfrm>
                       </wpg:grpSpPr>
                       <wps:wsp>
                         <wps:cNvPr id="341" name="Shape 341"/>
-                        <wps:cNvSpPr/>
+                        <wps:cNvSpPr>
+                          <a:spLocks/>
+                        </wps:cNvSpPr>
                         <wps:spPr>
                           <a:xfrm>
                             <a:off x="0" y="0"/>
@@ -2607,35 +2479,32 @@
                               </a:path>
                             </a:pathLst>
                           </a:custGeom>
+                          <a:solidFill>
+                            <a:srgbClr val="F6F6F7"/>
+                          </a:solidFill>
                           <a:ln w="0" cap="flat">
+                            <a:noFill/>
                             <a:miter lim="127000"/>
                           </a:ln>
+                          <a:effectLst/>
                         </wps:spPr>
-                        <wps:style>
-                          <a:lnRef idx="0">
-                            <a:srgbClr val="000000">
-                              <a:alpha val="0"/>
-                            </a:srgbClr>
-                          </a:lnRef>
-                          <a:fillRef idx="1">
-                            <a:srgbClr val="F6F6F7"/>
-                          </a:fillRef>
-                          <a:effectRef idx="0">
-                            <a:scrgbClr r="0" g="0" b="0"/>
-                          </a:effectRef>
-                          <a:fontRef idx="none"/>
-                        </wps:style>
                         <wps:bodyPr/>
                       </wps:wsp>
                     </wpg:wgp>
                   </a:graphicData>
                 </a:graphic>
+                <wp14:sizeRelH relativeFrom="page">
+                  <wp14:pctWidth>0</wp14:pctWidth>
+                </wp14:sizeRelH>
+                <wp14:sizeRelV relativeFrom="page">
+                  <wp14:pctHeight>0</wp14:pctHeight>
+                </wp14:sizeRelV>
               </wp:anchor>
             </w:drawing>
           </mc:Choice>
           <mc:Fallback>
             <w:pict>
-              <v:group w14:anchorId="05850D75" id="Group 6471" o:spid="_x0000_s1026" style="position:absolute;margin-left:327.35pt;margin-top:-2.45pt;width:65.7pt;height:17pt;z-index:-251636736" coordsize="8343,2159" o:gfxdata="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">
+              <v:group w14:anchorId="58840E73" id="Groupe 7" o:spid="_x0000_s1026" style="position:absolute;margin-left:327.35pt;margin-top:-2.45pt;width:65.7pt;height:17pt;z-index:-251653120" coordsize="8343,2159" o:gfxdata="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">
                 <v:shape id="Shape 341" o:spid="_x0000_s1027" style="position:absolute;width:8343;height:2159;visibility:visible;mso-wrap-style:square;v-text-anchor:top" coordsize="834377,215900" o:gfxdata="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" path="m38100,l796277,v21044,,38100,17069,38100,38100l834377,177800v,21031,-17056,38100,-38100,38100l38100,215900c17069,215900,,198831,,177800l,38100c,17069,17069,,38100,xe" fillcolor="#f6f6f7" stroked="f" strokeweight="0">
                   <v:stroke miterlimit="83231f" joinstyle="miter"/>
                   <v:path arrowok="t" textboxrect="0,0,834377,215900"/>
@@ -2650,14 +2519,14 @@
       <w:pPr>
         <w:ind w:right="95"/>
         <w:rPr>
-          <w:rFonts w:asciiTheme="majorHAnsi" w:hAnsiTheme="majorHAnsi"/>
-          <w:sz w:val="18"/>
-          <w:szCs w:val="18"/>
-        </w:rPr>
-      </w:pPr>
-      <w:r>
-        <w:rPr>
-          <w:rFonts w:asciiTheme="majorHAnsi" w:hAnsiTheme="majorHAnsi"/>
+          <w:rFonts w:ascii="Century Gothic" w:hAnsi="Century Gothic"/>
+          <w:sz w:val="18"/>
+          <w:szCs w:val="18"/>
+        </w:rPr>
+      </w:pPr>
+      <w:r>
+        <w:rPr>
+          <w:rFonts w:ascii="Century Gothic" w:hAnsi="Century Gothic"/>
           <w:sz w:val="18"/>
           <w:szCs w:val="18"/>
         </w:rPr>
@@ -2665,7 +2534,7 @@
       </w:r>
       <w:r>
         <w:rPr>
-          <w:rFonts w:asciiTheme="majorHAnsi" w:hAnsiTheme="majorHAnsi"/>
+          <w:rFonts w:ascii="Century Gothic" w:hAnsi="Century Gothic"/>
           <w:sz w:val="18"/>
           <w:szCs w:val="18"/>
         </w:rPr>
@@ -2673,7 +2542,7 @@
       </w:r>
       <w:r>
         <w:rPr>
-          <w:rFonts w:asciiTheme="majorHAnsi" w:hAnsiTheme="majorHAnsi"/>
+          <w:rFonts w:ascii="Century Gothic" w:hAnsi="Century Gothic"/>
           <w:sz w:val="18"/>
           <w:szCs w:val="18"/>
         </w:rPr>
@@ -2681,10 +2550,10 @@
       </w:r>
       <w:r>
         <w:rPr>
-          <w:rFonts w:asciiTheme="majorHAnsi" w:hAnsiTheme="majorHAnsi"/>
+          <w:rFonts w:ascii="Century Gothic" w:hAnsi="Century Gothic"/>
           <w:b/>
           <w:bCs/>
-          <w:color w:val="4C483D" w:themeColor="text2"/>
+          <w:color w:val="4C483D"/>
           <w:sz w:val="18"/>
           <w:szCs w:val="18"/>
         </w:rPr>
@@ -2692,10 +2561,10 @@
       </w:r>
       <w:r>
         <w:rPr>
-          <w:rFonts w:asciiTheme="majorHAnsi" w:hAnsiTheme="majorHAnsi"/>
+          <w:rFonts w:ascii="Century Gothic" w:hAnsi="Century Gothic"/>
           <w:b/>
           <w:bCs/>
-          <w:color w:val="4C483D" w:themeColor="text2"/>
+          <w:color w:val="4C483D"/>
           <w:sz w:val="18"/>
           <w:szCs w:val="18"/>
         </w:rPr>
@@ -2703,10 +2572,10 @@
       </w:r>
       <w:r>
         <w:rPr>
-          <w:rFonts w:asciiTheme="majorHAnsi" w:hAnsiTheme="majorHAnsi"/>
+          <w:rFonts w:ascii="Century Gothic" w:hAnsi="Century Gothic"/>
           <w:b/>
           <w:bCs/>
-          <w:color w:val="4C483D" w:themeColor="text2"/>
+          <w:color w:val="4C483D"/>
           <w:sz w:val="18"/>
           <w:szCs w:val="18"/>
         </w:rPr>
@@ -2714,10 +2583,10 @@
       </w:r>
       <w:r>
         <w:rPr>
-          <w:rFonts w:asciiTheme="majorHAnsi" w:hAnsiTheme="majorHAnsi"/>
+          <w:rFonts w:ascii="Century Gothic" w:hAnsi="Century Gothic"/>
           <w:b/>
           <w:bCs/>
-          <w:color w:val="4C483D" w:themeColor="text2"/>
+          <w:color w:val="4C483D"/>
           <w:sz w:val="18"/>
           <w:szCs w:val="18"/>
         </w:rPr>
@@ -2727,23 +2596,23 @@
     <w:p>
       <w:pPr>
         <w:rPr>
-          <w:rFonts w:asciiTheme="majorHAnsi" w:hAnsiTheme="majorHAnsi"/>
-          <w:sz w:val="18"/>
-          <w:szCs w:val="18"/>
-        </w:rPr>
-      </w:pPr>
-    </w:p>
-    <w:p>
-      <w:pPr>
-        <w:rPr>
-          <w:rFonts w:asciiTheme="majorHAnsi" w:hAnsiTheme="majorHAnsi"/>
-          <w:sz w:val="18"/>
-          <w:szCs w:val="18"/>
-        </w:rPr>
-      </w:pPr>
-      <w:r>
-        <w:rPr>
-          <w:rFonts w:asciiTheme="majorHAnsi" w:hAnsiTheme="majorHAnsi"/>
+          <w:rFonts w:ascii="Century Gothic" w:hAnsi="Century Gothic"/>
+          <w:sz w:val="18"/>
+          <w:szCs w:val="18"/>
+        </w:rPr>
+      </w:pPr>
+    </w:p>
+    <w:p>
+      <w:pPr>
+        <w:rPr>
+          <w:rFonts w:ascii="Century Gothic" w:hAnsi="Century Gothic"/>
+          <w:sz w:val="18"/>
+          <w:szCs w:val="18"/>
+        </w:rPr>
+      </w:pPr>
+      <w:r>
+        <w:rPr>
+          <w:rFonts w:ascii="Century Gothic" w:hAnsi="Century Gothic"/>
           <w:sz w:val="18"/>
           <w:szCs w:val="18"/>
         </w:rPr>
@@ -2751,7 +2620,7 @@
       </w:r>
       <w:r>
         <w:rPr>
-          <w:rFonts w:asciiTheme="majorHAnsi" w:hAnsiTheme="majorHAnsi"/>
+          <w:rFonts w:ascii="Century Gothic" w:hAnsi="Century Gothic"/>
           <w:sz w:val="18"/>
           <w:szCs w:val="18"/>
         </w:rPr>
@@ -2759,7 +2628,7 @@
       </w:r>
       <w:r>
         <w:rPr>
-          <w:rFonts w:asciiTheme="majorHAnsi" w:hAnsiTheme="majorHAnsi"/>
+          <w:rFonts w:ascii="Century Gothic" w:hAnsi="Century Gothic"/>
           <w:sz w:val="18"/>
           <w:szCs w:val="18"/>
         </w:rPr>
@@ -2769,7 +2638,7 @@
     <w:p>
       <w:pPr>
         <w:rPr>
-          <w:rFonts w:asciiTheme="majorHAnsi" w:hAnsiTheme="majorHAnsi"/>
+          <w:rFonts w:ascii="Century Gothic" w:hAnsi="Century Gothic"/>
           <w:sz w:val="18"/>
           <w:szCs w:val="18"/>
         </w:rPr>
@@ -2799,7 +2668,7 @@
       <w:pPr>
         <w:rPr>
           <w:rFonts w:ascii="Century Gothic" w:hAnsi="Century Gothic" w:cs="Arial"/>
-          <w:color w:val="4C483D" w:themeColor="text2"/>
+          <w:color w:val="4C483D"/>
           <w:sz w:val="18"/>
           <w:szCs w:val="18"/>
         </w:rPr>
@@ -3302,23 +3171,9 @@
     <w:p>
       <w:pPr>
         <w:rPr>
-          <w:rFonts w:asciiTheme="majorHAnsi" w:hAnsiTheme="majorHAnsi"/>
-          <w:sz w:val="18"/>
-          <w:szCs w:val="18"/>
-          <w:lang w:eastAsia="ja-JP"/>
-        </w:rPr>
-      </w:pPr>
-    </w:p>
-    <w:p>
-      <w:pPr>
-        <w:rPr>
-          <w:lang w:eastAsia="ja-JP"/>
-        </w:rPr>
-      </w:pPr>
-    </w:p>
-    <w:p>
-      <w:pPr>
-        <w:rPr>
+          <w:rFonts w:ascii="Century Gothic" w:hAnsi="Century Gothic"/>
+          <w:sz w:val="18"/>
+          <w:szCs w:val="18"/>
           <w:lang w:eastAsia="ja-JP"/>
         </w:rPr>
       </w:pPr>
@@ -3377,14 +3232,14 @@
       <w:pPr>
         <w:spacing w:before="100" w:beforeAutospacing="1" w:after="100" w:afterAutospacing="1"/>
         <w:rPr>
-          <w:rFonts w:asciiTheme="majorHAnsi" w:hAnsiTheme="majorHAnsi"/>
+          <w:rFonts w:ascii="Century Gothic" w:hAnsi="Century Gothic"/>
           <w:sz w:val="20"/>
           <w:szCs w:val="20"/>
         </w:rPr>
       </w:pPr>
       <w:r>
         <w:rPr>
-          <w:rFonts w:asciiTheme="majorHAnsi" w:hAnsiTheme="majorHAnsi"/>
+          <w:rFonts w:ascii="Century Gothic" w:hAnsi="Century Gothic"/>
           <w:sz w:val="20"/>
           <w:szCs w:val="20"/>
         </w:rPr>
@@ -3392,7 +3247,7 @@
       </w:r>
       <w:r>
         <w:rPr>
-          <w:rFonts w:asciiTheme="majorHAnsi" w:hAnsiTheme="majorHAnsi"/>
+          <w:rFonts w:ascii="Century Gothic" w:hAnsi="Century Gothic"/>
           <w:sz w:val="20"/>
           <w:szCs w:val="20"/>
         </w:rPr>
@@ -3400,7 +3255,7 @@
       </w:r>
       <w:r>
         <w:rPr>
-          <w:rFonts w:asciiTheme="majorHAnsi" w:hAnsiTheme="majorHAnsi"/>
+          <w:rFonts w:ascii="Century Gothic" w:hAnsi="Century Gothic"/>
           <w:sz w:val="20"/>
           <w:szCs w:val="20"/>
         </w:rPr>
@@ -3408,7 +3263,7 @@
       </w:r>
       <w:r>
         <w:rPr>
-          <w:rFonts w:asciiTheme="majorHAnsi" w:hAnsiTheme="majorHAnsi"/>
+          <w:rFonts w:ascii="Century Gothic" w:hAnsi="Century Gothic"/>
           <w:sz w:val="20"/>
           <w:szCs w:val="20"/>
         </w:rPr>
@@ -3416,7 +3271,7 @@
       </w:r>
       <w:r>
         <w:rPr>
-          <w:rFonts w:asciiTheme="majorHAnsi" w:hAnsiTheme="majorHAnsi"/>
+          <w:rFonts w:ascii="Century Gothic" w:hAnsi="Century Gothic"/>
           <w:sz w:val="20"/>
           <w:szCs w:val="20"/>
         </w:rPr>
@@ -3424,7 +3279,7 @@
       </w:r>
       <w:r>
         <w:rPr>
-          <w:rFonts w:asciiTheme="majorHAnsi" w:hAnsiTheme="majorHAnsi"/>
+          <w:rFonts w:ascii="Century Gothic" w:hAnsi="Century Gothic"/>
           <w:sz w:val="20"/>
           <w:szCs w:val="20"/>
         </w:rPr>
@@ -3432,7 +3287,7 @@
       </w:r>
       <w:r>
         <w:rPr>
-          <w:rFonts w:asciiTheme="majorHAnsi" w:hAnsiTheme="majorHAnsi"/>
+          <w:rFonts w:ascii="Century Gothic" w:hAnsi="Century Gothic"/>
           <w:sz w:val="20"/>
           <w:szCs w:val="20"/>
         </w:rPr>
@@ -3453,70 +3308,22 @@
       <w:pPr>
         <w:spacing w:before="100" w:beforeAutospacing="1" w:after="100" w:afterAutospacing="1"/>
         <w:rPr>
-          <w:rFonts w:asciiTheme="majorHAnsi" w:hAnsiTheme="majorHAnsi"/>
+          <w:rFonts w:ascii="Century Gothic" w:hAnsi="Century Gothic"/>
           <w:sz w:val="20"/>
           <w:szCs w:val="20"/>
         </w:rPr>
       </w:pPr>
       <w:r>
         <w:rPr>
-          <w:rFonts w:asciiTheme="majorHAnsi" w:hAnsiTheme="majorHAnsi"/>
+          <w:rFonts w:ascii="Century Gothic" w:hAnsi="Century Gothic"/>
           <w:sz w:val="20"/>
           <w:szCs w:val="20"/>
         </w:rPr>
-        <w:t>Le</w:t>
-      </w:r>
-      <w:r>
-        <w:rPr>
-          <w:rFonts w:asciiTheme="majorHAnsi" w:hAnsiTheme="majorHAnsi"/>
-          <w:sz w:val="20"/>
-          <w:szCs w:val="20"/>
-        </w:rPr>
-        <w:t>s</w:t>
-      </w:r>
-      <w:r>
-        <w:rPr>
-          <w:rFonts w:asciiTheme="majorHAnsi" w:hAnsiTheme="majorHAnsi"/>
-          <w:sz w:val="20"/>
-          <w:szCs w:val="20"/>
-        </w:rPr>
-        <w:t xml:space="preserve"> test</w:t>
-      </w:r>
-      <w:r>
-        <w:rPr>
-          <w:rFonts w:asciiTheme="majorHAnsi" w:hAnsiTheme="majorHAnsi"/>
-          <w:sz w:val="20"/>
-          <w:szCs w:val="20"/>
-        </w:rPr>
-        <w:t>s</w:t>
-      </w:r>
-      <w:r>
-        <w:rPr>
-          <w:rFonts w:asciiTheme="majorHAnsi" w:hAnsiTheme="majorHAnsi"/>
-          <w:sz w:val="20"/>
-          <w:szCs w:val="20"/>
-        </w:rPr>
-        <w:t xml:space="preserve"> </w:t>
-      </w:r>
-      <w:r>
-        <w:rPr>
-          <w:rFonts w:asciiTheme="majorHAnsi" w:hAnsiTheme="majorHAnsi"/>
-          <w:sz w:val="20"/>
-          <w:szCs w:val="20"/>
-        </w:rPr>
-        <w:t>ont</w:t>
-      </w:r>
-      <w:r>
-        <w:rPr>
-          <w:rFonts w:asciiTheme="majorHAnsi" w:hAnsiTheme="majorHAnsi"/>
-          <w:sz w:val="20"/>
-          <w:szCs w:val="20"/>
-        </w:rPr>
-        <w:t xml:space="preserve"> révélé </w:t>
-      </w:r>
-      <w:r>
-        <w:rPr>
-          <w:rFonts w:asciiTheme="majorHAnsi" w:hAnsiTheme="majorHAnsi"/>
+        <w:t xml:space="preserve">Les tests ont révélé </w:t>
+      </w:r>
+      <w:r>
+        <w:rPr>
+          <w:rFonts w:ascii="Century Gothic" w:hAnsi="Century Gothic"/>
           <w:b/>
           <w:bCs/>
           <w:sz w:val="20"/>
@@ -3526,7 +3333,7 @@
       </w:r>
       <w:r>
         <w:rPr>
-          <w:rFonts w:asciiTheme="majorHAnsi" w:hAnsiTheme="majorHAnsi"/>
+          <w:rFonts w:ascii="Century Gothic" w:hAnsi="Century Gothic"/>
           <w:sz w:val="20"/>
           <w:szCs w:val="20"/>
         </w:rPr>
@@ -3534,7 +3341,7 @@
       </w:r>
       <w:r>
         <w:rPr>
-          <w:rFonts w:asciiTheme="majorHAnsi" w:hAnsiTheme="majorHAnsi"/>
+          <w:rFonts w:ascii="Century Gothic" w:hAnsi="Century Gothic"/>
           <w:b/>
           <w:bCs/>
           <w:sz w:val="20"/>
@@ -3544,7 +3351,7 @@
       </w:r>
       <w:r>
         <w:rPr>
-          <w:rFonts w:asciiTheme="majorHAnsi" w:hAnsiTheme="majorHAnsi"/>
+          <w:rFonts w:ascii="Century Gothic" w:hAnsi="Century Gothic"/>
           <w:sz w:val="20"/>
           <w:szCs w:val="20"/>
         </w:rPr>
@@ -3552,7 +3359,7 @@
       </w:r>
       <w:r>
         <w:rPr>
-          <w:rFonts w:asciiTheme="majorHAnsi" w:hAnsiTheme="majorHAnsi"/>
+          <w:rFonts w:ascii="Century Gothic" w:hAnsi="Century Gothic"/>
           <w:b/>
           <w:bCs/>
           <w:sz w:val="20"/>
@@ -3562,7 +3369,7 @@
       </w:r>
       <w:r>
         <w:rPr>
-          <w:rFonts w:asciiTheme="majorHAnsi" w:hAnsiTheme="majorHAnsi"/>
+          <w:rFonts w:ascii="Century Gothic" w:hAnsi="Century Gothic"/>
           <w:sz w:val="20"/>
           <w:szCs w:val="20"/>
         </w:rPr>
@@ -3573,14 +3380,14 @@
       <w:pPr>
         <w:spacing w:before="100" w:beforeAutospacing="1" w:after="100" w:afterAutospacing="1"/>
         <w:rPr>
-          <w:rFonts w:asciiTheme="majorHAnsi" w:hAnsiTheme="majorHAnsi"/>
+          <w:rFonts w:ascii="Century Gothic" w:hAnsi="Century Gothic"/>
           <w:sz w:val="20"/>
           <w:szCs w:val="20"/>
         </w:rPr>
       </w:pPr>
       <w:r>
         <w:rPr>
-          <w:rFonts w:asciiTheme="majorHAnsi" w:hAnsiTheme="majorHAnsi"/>
+          <w:rFonts w:ascii="Century Gothic" w:hAnsi="Century Gothic"/>
           <w:sz w:val="20"/>
           <w:szCs w:val="20"/>
         </w:rPr>
@@ -3588,7 +3395,7 @@
       </w:r>
       <w:r>
         <w:rPr>
-          <w:rFonts w:asciiTheme="majorHAnsi" w:hAnsiTheme="majorHAnsi"/>
+          <w:rFonts w:ascii="Century Gothic" w:hAnsi="Century Gothic"/>
           <w:b/>
           <w:bCs/>
           <w:sz w:val="20"/>
@@ -3598,7 +3405,7 @@
       </w:r>
       <w:r>
         <w:rPr>
-          <w:rFonts w:asciiTheme="majorHAnsi" w:hAnsiTheme="majorHAnsi"/>
+          <w:rFonts w:ascii="Century Gothic" w:hAnsi="Century Gothic"/>
           <w:sz w:val="20"/>
           <w:szCs w:val="20"/>
         </w:rPr>
@@ -3620,7 +3427,7 @@
         <w:jc w:val="both"/>
         <w:rPr>
           <w:rFonts w:ascii="Century Gothic" w:hAnsi="Century Gothic"/>
-          <w:color w:val="4C483D" w:themeColor="text2"/>
+          <w:color w:val="4C483D"/>
           <w:sz w:val="18"/>
           <w:szCs w:val="18"/>
           <w:lang w:eastAsia="ja-JP"/>
@@ -3629,7 +3436,7 @@
       <w:r>
         <w:rPr>
           <w:rFonts w:ascii="Century Gothic" w:hAnsi="Century Gothic"/>
-          <w:color w:val="4C483D" w:themeColor="text2"/>
+          <w:color w:val="4C483D"/>
           <w:sz w:val="18"/>
           <w:szCs w:val="18"/>
           <w:lang w:eastAsia="ja-JP"/>
@@ -3645,14 +3452,12 @@
           <w:numId w:val="5"/>
         </w:numPr>
         <w:rPr>
-          <w:rFonts w:ascii="Century Gothic" w:hAnsi="Century Gothic"/>
-          <w:sz w:val="18"/>
-          <w:szCs w:val="18"/>
-        </w:rPr>
-      </w:pPr>
-      <w:r>
-        <w:rPr>
-          <w:rFonts w:ascii="Century Gothic" w:hAnsi="Century Gothic"/>
+          <w:sz w:val="18"/>
+          <w:szCs w:val="18"/>
+        </w:rPr>
+      </w:pPr>
+      <w:r>
+        <w:rPr>
           <w:sz w:val="18"/>
           <w:szCs w:val="18"/>
         </w:rPr>
@@ -3667,14 +3472,12 @@
           <w:numId w:val="5"/>
         </w:numPr>
         <w:rPr>
-          <w:rFonts w:ascii="Century Gothic" w:hAnsi="Century Gothic"/>
-          <w:sz w:val="18"/>
-          <w:szCs w:val="18"/>
-        </w:rPr>
-      </w:pPr>
-      <w:r>
-        <w:rPr>
-          <w:rFonts w:ascii="Century Gothic" w:hAnsi="Century Gothic"/>
+          <w:sz w:val="18"/>
+          <w:szCs w:val="18"/>
+        </w:rPr>
+      </w:pPr>
+      <w:r>
+        <w:rPr>
           <w:sz w:val="18"/>
           <w:szCs w:val="18"/>
         </w:rPr>
@@ -3682,7 +3485,6 @@
       </w:r>
       <w:r>
         <w:rPr>
-          <w:rFonts w:ascii="Century Gothic" w:hAnsi="Century Gothic"/>
           <w:sz w:val="18"/>
           <w:szCs w:val="18"/>
         </w:rPr>
@@ -3697,14 +3499,12 @@
           <w:numId w:val="5"/>
         </w:numPr>
         <w:rPr>
-          <w:rFonts w:ascii="Century Gothic" w:hAnsi="Century Gothic"/>
-          <w:sz w:val="18"/>
-          <w:szCs w:val="18"/>
-        </w:rPr>
-      </w:pPr>
-      <w:r>
-        <w:rPr>
-          <w:rFonts w:ascii="Century Gothic" w:hAnsi="Century Gothic"/>
+          <w:sz w:val="18"/>
+          <w:szCs w:val="18"/>
+        </w:rPr>
+      </w:pPr>
+      <w:r>
+        <w:rPr>
           <w:sz w:val="18"/>
           <w:szCs w:val="18"/>
         </w:rPr>
@@ -3712,7 +3512,6 @@
       </w:r>
       <w:r>
         <w:rPr>
-          <w:rFonts w:ascii="Century Gothic" w:hAnsi="Century Gothic"/>
           <w:sz w:val="18"/>
           <w:szCs w:val="18"/>
         </w:rPr>
@@ -3727,14 +3526,12 @@
           <w:numId w:val="5"/>
         </w:numPr>
         <w:rPr>
-          <w:rFonts w:ascii="Century Gothic" w:hAnsi="Century Gothic"/>
-          <w:sz w:val="18"/>
-          <w:szCs w:val="18"/>
-        </w:rPr>
-      </w:pPr>
-      <w:r>
-        <w:rPr>
-          <w:rFonts w:ascii="Century Gothic" w:hAnsi="Century Gothic"/>
+          <w:sz w:val="18"/>
+          <w:szCs w:val="18"/>
+        </w:rPr>
+      </w:pPr>
+      <w:r>
+        <w:rPr>
           <w:sz w:val="18"/>
           <w:szCs w:val="18"/>
         </w:rPr>
@@ -3742,7 +3539,6 @@
       </w:r>
       <w:r>
         <w:rPr>
-          <w:rFonts w:ascii="Century Gothic" w:hAnsi="Century Gothic"/>
           <w:sz w:val="18"/>
           <w:szCs w:val="18"/>
         </w:rPr>
@@ -3757,32 +3553,30 @@
           <w:numId w:val="5"/>
         </w:numPr>
         <w:rPr>
+          <w:sz w:val="18"/>
+          <w:szCs w:val="18"/>
+        </w:rPr>
+      </w:pPr>
+      <w:r>
+        <w:rPr>
+          <w:sz w:val="18"/>
+          <w:szCs w:val="18"/>
+        </w:rPr>
+        <w:t>Impact :</w:t>
+      </w:r>
+    </w:p>
+    <w:p>
+      <w:pPr>
+        <w:spacing w:before="100" w:beforeAutospacing="1" w:after="100" w:afterAutospacing="1"/>
+        <w:rPr>
           <w:rFonts w:ascii="Century Gothic" w:hAnsi="Century Gothic"/>
-          <w:sz w:val="18"/>
-          <w:szCs w:val="18"/>
-        </w:rPr>
-      </w:pPr>
-      <w:r>
-        <w:rPr>
-          <w:rFonts w:ascii="Century Gothic" w:hAnsi="Century Gothic"/>
-          <w:sz w:val="18"/>
-          <w:szCs w:val="18"/>
-        </w:rPr>
-        <w:t>Impact :</w:t>
-      </w:r>
-    </w:p>
-    <w:p>
-      <w:pPr>
-        <w:spacing w:before="100" w:beforeAutospacing="1" w:after="100" w:afterAutospacing="1"/>
-        <w:rPr>
-          <w:rFonts w:asciiTheme="majorHAnsi" w:hAnsiTheme="majorHAnsi"/>
           <w:sz w:val="20"/>
           <w:szCs w:val="20"/>
         </w:rPr>
       </w:pPr>
       <w:r>
         <w:rPr>
-          <w:rFonts w:asciiTheme="majorHAnsi" w:hAnsiTheme="majorHAnsi"/>
+          <w:rFonts w:ascii="Century Gothic" w:hAnsi="Century Gothic"/>
           <w:sz w:val="20"/>
           <w:szCs w:val="20"/>
         </w:rPr>
@@ -3792,7 +3586,7 @@
     <w:p>
       <w:pPr>
         <w:rPr>
-          <w:rFonts w:asciiTheme="majorHAnsi" w:hAnsiTheme="majorHAnsi"/>
+          <w:rFonts w:ascii="Century Gothic" w:hAnsi="Century Gothic"/>
           <w:sz w:val="18"/>
           <w:szCs w:val="18"/>
           <w:lang w:eastAsia="ja-JP"/>
@@ -3923,7 +3717,7 @@
       <w:bookmarkStart w:id="10" w:name="_Toc199697840"/>
       <w:r>
         <w:lastRenderedPageBreak/>
-        <w:t>Analyse technique des vulnérabilités identifiées</w:t>
+        <w:t>Analyse des vulnérabilités identifiées</w:t>
       </w:r>
       <w:bookmarkEnd w:id="10"/>
     </w:p>
@@ -3960,14 +3754,12 @@
           <w:numId w:val="5"/>
         </w:numPr>
         <w:rPr>
-          <w:rFonts w:ascii="Century Gothic" w:hAnsi="Century Gothic"/>
-          <w:sz w:val="18"/>
-          <w:szCs w:val="18"/>
-        </w:rPr>
-      </w:pPr>
-      <w:r>
-        <w:rPr>
-          <w:rFonts w:ascii="Century Gothic" w:hAnsi="Century Gothic"/>
+          <w:sz w:val="18"/>
+          <w:szCs w:val="18"/>
+        </w:rPr>
+      </w:pPr>
+      <w:r>
+        <w:rPr>
           <w:sz w:val="18"/>
           <w:szCs w:val="18"/>
         </w:rPr>
@@ -3982,14 +3774,12 @@
           <w:numId w:val="5"/>
         </w:numPr>
         <w:rPr>
-          <w:rFonts w:ascii="Century Gothic" w:hAnsi="Century Gothic"/>
-          <w:sz w:val="18"/>
-          <w:szCs w:val="18"/>
-        </w:rPr>
-      </w:pPr>
-      <w:r>
-        <w:rPr>
-          <w:rFonts w:ascii="Century Gothic" w:hAnsi="Century Gothic"/>
+          <w:sz w:val="18"/>
+          <w:szCs w:val="18"/>
+        </w:rPr>
+      </w:pPr>
+      <w:r>
+        <w:rPr>
           <w:sz w:val="18"/>
           <w:szCs w:val="18"/>
         </w:rPr>
@@ -4004,14 +3794,12 @@
           <w:numId w:val="5"/>
         </w:numPr>
         <w:rPr>
-          <w:rFonts w:ascii="Century Gothic" w:hAnsi="Century Gothic"/>
-          <w:sz w:val="18"/>
-          <w:szCs w:val="18"/>
-        </w:rPr>
-      </w:pPr>
-      <w:r>
-        <w:rPr>
-          <w:rFonts w:ascii="Century Gothic" w:hAnsi="Century Gothic"/>
+          <w:sz w:val="18"/>
+          <w:szCs w:val="18"/>
+        </w:rPr>
+      </w:pPr>
+      <w:r>
+        <w:rPr>
           <w:sz w:val="18"/>
           <w:szCs w:val="18"/>
         </w:rPr>
@@ -4081,42 +3869,6 @@
           <w:lang w:eastAsia="ja-JP"/>
         </w:rPr>
         <w:t>…</w:t>
-      </w:r>
-    </w:p>
-    <w:p>
-      <w:pPr>
-        <w:ind w:left="720"/>
-        <w:rPr>
-          <w:lang w:eastAsia="ja-JP"/>
-        </w:rPr>
-      </w:pPr>
-    </w:p>
-    <w:p>
-      <w:pPr>
-        <w:pStyle w:val="Titre2"/>
-        <w:numPr>
-          <w:ilvl w:val="2"/>
-          <w:numId w:val="1"/>
-        </w:numPr>
-      </w:pPr>
-      <w:bookmarkStart w:id="14" w:name="_Toc199697844"/>
-      <w:r>
-        <w:t>Démonstration des évidences (exploitation)</w:t>
-      </w:r>
-      <w:bookmarkEnd w:id="14"/>
-    </w:p>
-    <w:p>
-      <w:pPr>
-        <w:ind w:left="720"/>
-        <w:rPr>
-          <w:lang w:eastAsia="ja-JP"/>
-        </w:rPr>
-      </w:pPr>
-      <w:r>
-        <w:rPr>
-          <w:lang w:eastAsia="ja-JP"/>
-        </w:rPr>
-        <w:t>….</w:t>
       </w:r>
     </w:p>
     <w:p>
@@ -4149,7 +3901,7 @@
       <w:pPr>
         <w:pStyle w:val="Titre1"/>
       </w:pPr>
-      <w:bookmarkStart w:id="15" w:name="_Toc199697845"/>
+      <w:bookmarkStart w:id="14" w:name="_Toc199697845"/>
       <w:r>
         <w:lastRenderedPageBreak/>
         <w:t xml:space="preserve">Recommandations et </w:t>
@@ -4157,12 +3909,103 @@
       <w:r>
         <w:t>plan d’action</w:t>
       </w:r>
+      <w:bookmarkEnd w:id="14"/>
+    </w:p>
+    <w:p>
+      <w:pPr>
+        <w:rPr>
+          <w:szCs w:val="22"/>
+        </w:rPr>
+      </w:pPr>
+    </w:p>
+    <w:p>
+      <w:pPr>
+        <w:pStyle w:val="Titre2"/>
+      </w:pPr>
+      <w:bookmarkStart w:id="15" w:name="_Toc199697846"/>
+      <w:r>
+        <w:t>Court terme</w:t>
+      </w:r>
       <w:bookmarkEnd w:id="15"/>
     </w:p>
     <w:p>
       <w:pPr>
-        <w:rPr>
-          <w:szCs w:val="22"/>
+        <w:numPr>
+          <w:ilvl w:val="0"/>
+          <w:numId w:val="17"/>
+        </w:numPr>
+        <w:spacing w:before="100" w:beforeAutospacing="1" w:after="100" w:afterAutospacing="1"/>
+        <w:rPr>
+          <w:rFonts w:asciiTheme="majorHAnsi" w:hAnsiTheme="majorHAnsi"/>
+          <w:sz w:val="18"/>
+          <w:szCs w:val="18"/>
+        </w:rPr>
+      </w:pPr>
+      <w:r>
+        <w:rPr>
+          <w:rFonts w:asciiTheme="majorHAnsi" w:hAnsiTheme="majorHAnsi"/>
+          <w:sz w:val="18"/>
+          <w:szCs w:val="18"/>
+        </w:rPr>
+        <w:t>Implémentation de correctifs de sécurité sur les vulnérabilités critiques.</w:t>
+      </w:r>
+    </w:p>
+    <w:p>
+      <w:pPr>
+        <w:numPr>
+          <w:ilvl w:val="0"/>
+          <w:numId w:val="17"/>
+        </w:numPr>
+        <w:spacing w:before="100" w:beforeAutospacing="1" w:after="100" w:afterAutospacing="1"/>
+        <w:rPr>
+          <w:rFonts w:asciiTheme="majorHAnsi" w:hAnsiTheme="majorHAnsi"/>
+          <w:sz w:val="18"/>
+          <w:szCs w:val="18"/>
+        </w:rPr>
+      </w:pPr>
+      <w:r>
+        <w:rPr>
+          <w:rFonts w:asciiTheme="majorHAnsi" w:hAnsiTheme="majorHAnsi"/>
+          <w:sz w:val="18"/>
+          <w:szCs w:val="18"/>
+        </w:rPr>
+        <w:t>Sensibilisation des développeurs et des administrateurs aux bonnes pratiques de sécurité.</w:t>
+      </w:r>
+    </w:p>
+    <w:p>
+      <w:pPr>
+        <w:numPr>
+          <w:ilvl w:val="0"/>
+          <w:numId w:val="17"/>
+        </w:numPr>
+        <w:spacing w:before="100" w:beforeAutospacing="1" w:after="100" w:afterAutospacing="1"/>
+        <w:rPr>
+          <w:rFonts w:asciiTheme="majorHAnsi" w:hAnsiTheme="majorHAnsi"/>
+          <w:sz w:val="18"/>
+          <w:szCs w:val="18"/>
+        </w:rPr>
+      </w:pPr>
+      <w:r>
+        <w:rPr>
+          <w:rFonts w:asciiTheme="majorHAnsi" w:hAnsiTheme="majorHAnsi"/>
+          <w:sz w:val="18"/>
+          <w:szCs w:val="18"/>
+        </w:rPr>
+        <w:t>…</w:t>
+      </w:r>
+    </w:p>
+    <w:p>
+      <w:pPr>
+        <w:ind w:left="360"/>
+        <w:rPr>
+          <w:lang w:eastAsia="ja-JP"/>
+        </w:rPr>
+      </w:pPr>
+    </w:p>
+    <w:p>
+      <w:pPr>
+        <w:rPr>
+          <w:lang w:eastAsia="ja-JP"/>
         </w:rPr>
       </w:pPr>
     </w:p>
@@ -4170,56 +4013,107 @@
       <w:pPr>
         <w:pStyle w:val="Titre2"/>
       </w:pPr>
-      <w:bookmarkStart w:id="16" w:name="_Toc199697846"/>
-      <w:r>
-        <w:t>Court terme</w:t>
+      <w:bookmarkStart w:id="16" w:name="_Toc199697847"/>
+      <w:r>
+        <w:t>Moyen terme</w:t>
       </w:r>
       <w:bookmarkEnd w:id="16"/>
     </w:p>
     <w:p>
       <w:pPr>
+        <w:numPr>
+          <w:ilvl w:val="0"/>
+          <w:numId w:val="18"/>
+        </w:numPr>
+        <w:spacing w:before="100" w:beforeAutospacing="1" w:after="100" w:afterAutospacing="1"/>
+        <w:rPr>
+          <w:rFonts w:asciiTheme="majorHAnsi" w:hAnsiTheme="majorHAnsi"/>
+          <w:sz w:val="18"/>
+          <w:szCs w:val="18"/>
+        </w:rPr>
+      </w:pPr>
+      <w:r>
+        <w:rPr>
+          <w:rFonts w:asciiTheme="majorHAnsi" w:hAnsiTheme="majorHAnsi"/>
+          <w:sz w:val="18"/>
+          <w:szCs w:val="18"/>
+        </w:rPr>
+        <w:t>Mise en place d’un programme de gestion des vulnérabilités.</w:t>
+      </w:r>
+    </w:p>
+    <w:p>
+      <w:pPr>
+        <w:numPr>
+          <w:ilvl w:val="0"/>
+          <w:numId w:val="18"/>
+        </w:numPr>
+        <w:spacing w:before="100" w:beforeAutospacing="1" w:after="100" w:afterAutospacing="1"/>
+        <w:rPr>
+          <w:rFonts w:asciiTheme="majorHAnsi" w:hAnsiTheme="majorHAnsi"/>
+          <w:sz w:val="18"/>
+          <w:szCs w:val="18"/>
+        </w:rPr>
+      </w:pPr>
+      <w:r>
+        <w:rPr>
+          <w:rFonts w:asciiTheme="majorHAnsi" w:hAnsiTheme="majorHAnsi"/>
+          <w:sz w:val="18"/>
+          <w:szCs w:val="18"/>
+        </w:rPr>
+        <w:t>Renforcement des contrôles d’accès et de l’authentification multi-facteurs.</w:t>
+      </w:r>
+    </w:p>
+    <w:p>
+      <w:pPr>
+        <w:numPr>
+          <w:ilvl w:val="0"/>
+          <w:numId w:val="18"/>
+        </w:numPr>
+        <w:spacing w:before="100" w:beforeAutospacing="1" w:after="100" w:afterAutospacing="1"/>
+        <w:rPr>
+          <w:rFonts w:asciiTheme="majorHAnsi" w:hAnsiTheme="majorHAnsi"/>
+          <w:sz w:val="18"/>
+          <w:szCs w:val="18"/>
+        </w:rPr>
+      </w:pPr>
+      <w:r>
+        <w:rPr>
+          <w:rFonts w:asciiTheme="majorHAnsi" w:hAnsiTheme="majorHAnsi"/>
+          <w:sz w:val="18"/>
+          <w:szCs w:val="18"/>
+        </w:rPr>
+        <w:t>Tests d’intrusion réguliers pour assurer une sécurité continue.</w:t>
+      </w:r>
+    </w:p>
+    <w:p>
+      <w:pPr>
+        <w:numPr>
+          <w:ilvl w:val="0"/>
+          <w:numId w:val="18"/>
+        </w:numPr>
+        <w:spacing w:before="100" w:beforeAutospacing="1" w:after="100" w:afterAutospacing="1"/>
+        <w:rPr>
+          <w:rFonts w:asciiTheme="majorHAnsi" w:hAnsiTheme="majorHAnsi"/>
+          <w:sz w:val="18"/>
+          <w:szCs w:val="18"/>
+        </w:rPr>
+      </w:pPr>
+      <w:r>
+        <w:rPr>
+          <w:rFonts w:asciiTheme="majorHAnsi" w:hAnsiTheme="majorHAnsi"/>
+          <w:sz w:val="18"/>
+          <w:szCs w:val="18"/>
+        </w:rPr>
+        <w:t>…</w:t>
+      </w:r>
+    </w:p>
+    <w:p>
+      <w:pPr>
         <w:ind w:left="360"/>
         <w:rPr>
           <w:lang w:eastAsia="ja-JP"/>
         </w:rPr>
       </w:pPr>
-      <w:r>
-        <w:rPr>
-          <w:lang w:eastAsia="ja-JP"/>
-        </w:rPr>
-        <w:t>…</w:t>
-      </w:r>
-    </w:p>
-    <w:p>
-      <w:pPr>
-        <w:rPr>
-          <w:lang w:eastAsia="ja-JP"/>
-        </w:rPr>
-      </w:pPr>
-    </w:p>
-    <w:p>
-      <w:pPr>
-        <w:pStyle w:val="Titre2"/>
-      </w:pPr>
-      <w:bookmarkStart w:id="17" w:name="_Toc199697847"/>
-      <w:r>
-        <w:t>Moyen terme</w:t>
-      </w:r>
-      <w:bookmarkEnd w:id="17"/>
-    </w:p>
-    <w:p>
-      <w:pPr>
-        <w:ind w:left="360"/>
-        <w:rPr>
-          <w:lang w:eastAsia="ja-JP"/>
-        </w:rPr>
-      </w:pPr>
-      <w:r>
-        <w:rPr>
-          <w:lang w:eastAsia="ja-JP"/>
-        </w:rPr>
-        <w:t>...</w:t>
-      </w:r>
     </w:p>
     <w:p>
       <w:pPr>
@@ -4234,16 +4128,339 @@
       <w:pPr>
         <w:pStyle w:val="Titre1"/>
       </w:pPr>
-      <w:bookmarkStart w:id="18" w:name="_Toc199697848"/>
+      <w:bookmarkStart w:id="17" w:name="_Toc199697848"/>
       <w:r>
         <w:lastRenderedPageBreak/>
         <w:t>Annexes</w:t>
       </w:r>
+      <w:bookmarkEnd w:id="17"/>
+    </w:p>
+    <w:p>
+      <w:pPr>
+        <w:rPr>
+          <w:szCs w:val="22"/>
+        </w:rPr>
+      </w:pPr>
+    </w:p>
+    <w:p>
+      <w:pPr>
+        <w:pStyle w:val="Titre2"/>
+      </w:pPr>
+      <w:r>
+        <w:t>Titre vulnérabilité</w:t>
+      </w:r>
+    </w:p>
+    <w:p>
+      <w:pPr>
+        <w:rPr>
+          <w:lang w:eastAsia="ja-JP"/>
+        </w:rPr>
+      </w:pPr>
+    </w:p>
+    <w:p>
+      <w:pPr>
+        <w:pStyle w:val="Titre2"/>
+        <w:numPr>
+          <w:ilvl w:val="2"/>
+          <w:numId w:val="1"/>
+        </w:numPr>
+      </w:pPr>
+      <w:r>
+        <w:t>Dé</w:t>
+      </w:r>
+      <w:r>
+        <w:t>tails tec</w:t>
+      </w:r>
+      <w:r>
+        <w:t>hniques</w:t>
+      </w:r>
+    </w:p>
+    <w:p>
+      <w:pPr>
+        <w:ind w:left="720"/>
+        <w:rPr>
+          <w:lang w:eastAsia="ja-JP"/>
+        </w:rPr>
+      </w:pPr>
+      <w:r>
+        <w:rPr>
+          <w:lang w:eastAsia="ja-JP"/>
+        </w:rPr>
+        <w:t>…</w:t>
+      </w:r>
+    </w:p>
+    <w:p>
+      <w:pPr>
+        <w:rPr>
+          <w:lang w:eastAsia="ja-JP"/>
+        </w:rPr>
+      </w:pPr>
+    </w:p>
+    <w:p>
+      <w:pPr>
+        <w:pStyle w:val="Titre2"/>
+        <w:numPr>
+          <w:ilvl w:val="2"/>
+          <w:numId w:val="1"/>
+        </w:numPr>
+      </w:pPr>
+      <w:bookmarkStart w:id="18" w:name="_Toc199697844"/>
+      <w:r>
+        <w:t>Démonstration des évidences (exploitation)</w:t>
+      </w:r>
       <w:bookmarkEnd w:id="18"/>
     </w:p>
+    <w:p>
+      <w:pPr>
+        <w:ind w:left="720"/>
+        <w:rPr>
+          <w:lang w:eastAsia="ja-JP"/>
+        </w:rPr>
+      </w:pPr>
+      <w:r>
+        <w:rPr>
+          <w:lang w:eastAsia="ja-JP"/>
+        </w:rPr>
+        <w:t>…</w:t>
+      </w:r>
+    </w:p>
+    <w:p>
+      <w:pPr>
+        <w:ind w:left="720"/>
+        <w:rPr>
+          <w:lang w:eastAsia="ja-JP"/>
+        </w:rPr>
+      </w:pPr>
+    </w:p>
+    <w:p>
+      <w:pPr>
+        <w:pStyle w:val="Titre2"/>
+        <w:numPr>
+          <w:ilvl w:val="2"/>
+          <w:numId w:val="1"/>
+        </w:numPr>
+      </w:pPr>
+      <w:r>
+        <w:t>Liste des outils utilisés</w:t>
+      </w:r>
+    </w:p>
+    <w:p>
+      <w:pPr>
+        <w:ind w:firstLine="357"/>
+      </w:pPr>
+    </w:p>
+    <w:p>
+      <w:pPr>
+        <w:ind w:left="504" w:firstLine="720"/>
+      </w:pPr>
+      <w:r>
+        <w:sym w:font="Wingdings" w:char="F0E0"/>
+      </w:r>
+      <w:r>
+        <w:t xml:space="preserve"> </w:t>
+      </w:r>
+      <w:hyperlink r:id="rId15" w:history="1">
+        <w:r>
+          <w:rPr>
+            <w:rStyle w:val="Lienhypertexte"/>
+            <w:rFonts w:ascii="Times New Roman" w:hAnsi="Times New Roman"/>
+          </w:rPr>
+          <w:t>https://gabb4r.gitbook.io/oscp-notes</w:t>
+        </w:r>
+      </w:hyperlink>
+    </w:p>
+    <w:p>
+      <w:pPr>
+        <w:ind w:left="504" w:firstLine="720"/>
+      </w:pPr>
+    </w:p>
+    <w:p>
+      <w:pPr>
+        <w:ind w:left="504" w:firstLine="720"/>
+      </w:pPr>
+      <w:r>
+        <w:sym w:font="Wingdings" w:char="F0E0"/>
+      </w:r>
+      <w:r>
+        <w:t xml:space="preserve"> </w:t>
+      </w:r>
+      <w:hyperlink r:id="rId16" w:history="1">
+        <w:r>
+          <w:rPr>
+            <w:rStyle w:val="Lienhypertexte"/>
+            <w:rFonts w:ascii="Times New Roman" w:hAnsi="Times New Roman"/>
+          </w:rPr>
+          <w:t>https://github.com/peass-n</w:t>
+        </w:r>
+        <w:r>
+          <w:rPr>
+            <w:rStyle w:val="Lienhypertexte"/>
+            <w:rFonts w:ascii="Times New Roman" w:hAnsi="Times New Roman"/>
+          </w:rPr>
+          <w:t>g</w:t>
+        </w:r>
+        <w:r>
+          <w:rPr>
+            <w:rStyle w:val="Lienhypertexte"/>
+            <w:rFonts w:ascii="Times New Roman" w:hAnsi="Times New Roman"/>
+          </w:rPr>
+          <w:t>/PEASS-ng/tree/master/linPEAS</w:t>
+        </w:r>
+      </w:hyperlink>
+    </w:p>
+    <w:p>
+      <w:pPr>
+        <w:ind w:left="504" w:firstLine="720"/>
+      </w:pPr>
+    </w:p>
+    <w:p>
+      <w:pPr>
+        <w:ind w:left="504" w:firstLine="720"/>
+      </w:pPr>
+      <w:r>
+        <w:sym w:font="Wingdings" w:char="F0E0"/>
+      </w:r>
+      <w:r>
+        <w:t xml:space="preserve"> </w:t>
+      </w:r>
+      <w:hyperlink r:id="rId17" w:history="1">
+        <w:r>
+          <w:rPr>
+            <w:rStyle w:val="Lienhypertexte"/>
+            <w:rFonts w:ascii="Times New Roman" w:hAnsi="Times New Roman"/>
+          </w:rPr>
+          <w:t>https://github.com/rebootuser/LinEnum</w:t>
+        </w:r>
+      </w:hyperlink>
+    </w:p>
+    <w:p>
+      <w:pPr>
+        <w:ind w:left="504" w:firstLine="720"/>
+      </w:pPr>
+    </w:p>
+    <w:p>
+      <w:pPr>
+        <w:ind w:left="504" w:firstLine="720"/>
+      </w:pPr>
+      <w:r>
+        <w:sym w:font="Wingdings" w:char="F0E0"/>
+      </w:r>
+      <w:r>
+        <w:t xml:space="preserve"> </w:t>
+      </w:r>
+      <w:hyperlink r:id="rId18" w:history="1">
+        <w:r>
+          <w:rPr>
+            <w:rStyle w:val="Lienhypertexte"/>
+            <w:rFonts w:ascii="Times New Roman" w:hAnsi="Times New Roman"/>
+          </w:rPr>
+          <w:t>https://docs.metasploit.com/docs/pentesting/metasploit-guide-smb.html</w:t>
+        </w:r>
+      </w:hyperlink>
+    </w:p>
+    <w:p>
+      <w:pPr>
+        <w:ind w:left="504" w:firstLine="720"/>
+      </w:pPr>
+    </w:p>
+    <w:p>
+      <w:pPr>
+        <w:ind w:left="504" w:firstLine="720"/>
+      </w:pPr>
+      <w:r>
+        <w:sym w:font="Wingdings" w:char="F0E0"/>
+      </w:r>
+      <w:r>
+        <w:t xml:space="preserve"> </w:t>
+      </w:r>
+      <w:hyperlink r:id="rId19" w:history="1">
+        <w:r>
+          <w:rPr>
+            <w:rStyle w:val="Lienhypertexte"/>
+            <w:rFonts w:ascii="Times New Roman" w:hAnsi="Times New Roman"/>
+          </w:rPr>
+          <w:t>https://medium.co</w:t>
+        </w:r>
+        <w:r>
+          <w:rPr>
+            <w:rStyle w:val="Lienhypertexte"/>
+            <w:rFonts w:ascii="Times New Roman" w:hAnsi="Times New Roman"/>
+          </w:rPr>
+          <w:t>m</w:t>
+        </w:r>
+        <w:r>
+          <w:rPr>
+            <w:rStyle w:val="Lienhypertexte"/>
+            <w:rFonts w:ascii="Times New Roman" w:hAnsi="Times New Roman"/>
+          </w:rPr>
+          <w:t>/@taliyabilal765/smb-enumeration-guide-b2cb5cfb20e6</w:t>
+        </w:r>
+      </w:hyperlink>
+    </w:p>
+    <w:p>
+      <w:pPr>
+        <w:ind w:left="504" w:firstLine="720"/>
+      </w:pPr>
+    </w:p>
+    <w:p>
+      <w:pPr>
+        <w:ind w:left="504" w:firstLine="720"/>
+      </w:pPr>
+      <w:r>
+        <w:sym w:font="Wingdings" w:char="F0E0"/>
+      </w:r>
+      <w:r>
+        <w:t xml:space="preserve"> </w:t>
+      </w:r>
+      <w:hyperlink r:id="rId20" w:history="1">
+        <w:r>
+          <w:rPr>
+            <w:rStyle w:val="Lienhypertexte"/>
+            <w:rFonts w:ascii="Times New Roman" w:hAnsi="Times New Roman"/>
+          </w:rPr>
+          <w:t>https://github.com/absolomb/Pentesting/blob/master/guides/Web%20Enumeration.md</w:t>
+        </w:r>
+      </w:hyperlink>
+    </w:p>
+    <w:p>
+      <w:pPr>
+        <w:ind w:left="504" w:firstLine="720"/>
+      </w:pPr>
+    </w:p>
+    <w:p>
+      <w:pPr>
+        <w:ind w:left="504" w:firstLine="720"/>
+      </w:pPr>
+    </w:p>
+    <w:p>
+      <w:pPr>
+        <w:ind w:left="504" w:firstLine="720"/>
+      </w:pPr>
+    </w:p>
+    <w:p>
+      <w:pPr>
+        <w:ind w:left="504" w:firstLine="720"/>
+      </w:pPr>
+    </w:p>
+    <w:p>
+      <w:pPr>
+        <w:ind w:left="504" w:firstLine="720"/>
+      </w:pPr>
+    </w:p>
+    <w:p>
+      <w:pPr>
+        <w:ind w:firstLine="357"/>
+      </w:pPr>
+    </w:p>
+    <w:p>
+      <w:pPr>
+        <w:ind w:firstLine="357"/>
+      </w:pPr>
+    </w:p>
+    <w:p/>
     <w:p/>
     <w:sectPr>
-      <w:footerReference w:type="default" r:id="rId16"/>
+      <w:footerReference w:type="default" r:id="rId21"/>
       <w:pgSz w:w="11907" w:h="16839" w:code="9"/>
       <w:pgMar w:top="1440" w:right="811" w:bottom="1440" w:left="811" w:header="709" w:footer="397" w:gutter="0"/>
       <w:cols w:space="720"/>
@@ -4279,46 +4496,6 @@
       <w:pStyle w:val="Pieddepage"/>
       <w:ind w:left="6480" w:firstLine="720"/>
     </w:pPr>
-    <w:r>
-      <w:rPr>
-        <w:noProof/>
-      </w:rPr>
-      <w:drawing>
-        <wp:inline distT="0" distB="0" distL="0" distR="0" wp14:anchorId="58EAB8A1" wp14:editId="373AE4E2">
-          <wp:extent cx="1612972" cy="505269"/>
-          <wp:effectExtent l="0" t="0" r="0" b="3175"/>
-          <wp:docPr id="2" name="Image 2"/>
-          <wp:cNvGraphicFramePr>
-            <a:graphicFrameLocks xmlns:a="http://schemas.openxmlformats.org/drawingml/2006/main" noChangeAspect="1"/>
-          </wp:cNvGraphicFramePr>
-          <a:graphic xmlns:a="http://schemas.openxmlformats.org/drawingml/2006/main">
-            <a:graphicData uri="http://schemas.openxmlformats.org/drawingml/2006/picture">
-              <pic:pic xmlns:pic="http://schemas.openxmlformats.org/drawingml/2006/picture">
-                <pic:nvPicPr>
-                  <pic:cNvPr id="1" name=""/>
-                  <pic:cNvPicPr/>
-                </pic:nvPicPr>
-                <pic:blipFill>
-                  <a:blip r:embed="rId1"/>
-                  <a:stretch>
-                    <a:fillRect/>
-                  </a:stretch>
-                </pic:blipFill>
-                <pic:spPr>
-                  <a:xfrm>
-                    <a:off x="0" y="0"/>
-                    <a:ext cx="1682814" cy="527147"/>
-                  </a:xfrm>
-                  <a:prstGeom prst="rect">
-                    <a:avLst/>
-                  </a:prstGeom>
-                </pic:spPr>
-              </pic:pic>
-            </a:graphicData>
-          </a:graphic>
-        </wp:inline>
-      </w:drawing>
-    </w:r>
   </w:p>
 </w:ftr>
 </file>
@@ -4373,10 +4550,10 @@
     </w:r>
     <w:r>
       <w:rPr>
-        <w:rFonts w:eastAsia="Times New Roman" w:cs="Times New Roman"/>
+        <w:rFonts w:eastAsia="Times New Roman"/>
         <w:b/>
         <w:bCs/>
-        <w:color w:val="4C483D" w:themeColor="text2"/>
+        <w:color w:val="4C483D"/>
         <w:sz w:val="18"/>
         <w:szCs w:val="18"/>
         <w:lang w:eastAsia="fr-FR"/>
@@ -4401,7 +4578,7 @@
       <mc:AlternateContent>
         <mc:Choice Requires="wps">
           <w:drawing>
-            <wp:anchor distT="0" distB="0" distL="114300" distR="114300" simplePos="0" relativeHeight="251661312" behindDoc="0" locked="0" layoutInCell="1" allowOverlap="1" wp14:anchorId="0E3D9895" wp14:editId="7F1944BF">
+            <wp:anchor distT="0" distB="0" distL="114300" distR="114300" simplePos="0" relativeHeight="251661312" behindDoc="0" locked="0" layoutInCell="1" allowOverlap="1" wp14:anchorId="5C5DB45B" wp14:editId="27E69D03">
               <wp:simplePos x="0" y="0"/>
               <wp:positionH relativeFrom="column">
                 <wp:posOffset>6311265</wp:posOffset>
@@ -4412,7 +4589,7 @@
               <wp:extent cx="349250" cy="311150"/>
               <wp:effectExtent l="0" t="0" r="0" b="0"/>
               <wp:wrapNone/>
-              <wp:docPr id="16" name="Zone de texte 4"/>
+              <wp:docPr id="1912798410" name="Zone de texte 11"/>
               <wp:cNvGraphicFramePr>
                 <a:graphicFrameLocks xmlns:a="http://schemas.openxmlformats.org/drawingml/2006/main"/>
               </wp:cNvGraphicFramePr>
@@ -4436,20 +4613,6 @@
                       </a:ln>
                       <a:effectLst/>
                     </wps:spPr>
-                    <wps:style>
-                      <a:lnRef idx="0">
-                        <a:schemeClr val="accent1"/>
-                      </a:lnRef>
-                      <a:fillRef idx="0">
-                        <a:schemeClr val="accent1"/>
-                      </a:fillRef>
-                      <a:effectRef idx="0">
-                        <a:schemeClr val="accent1"/>
-                      </a:effectRef>
-                      <a:fontRef idx="minor">
-                        <a:schemeClr val="dk1"/>
-                      </a:fontRef>
-                    </wps:style>
                     <wps:txbx>
                       <w:txbxContent>
                         <w:p>
@@ -4492,11 +4655,11 @@
         </mc:Choice>
         <mc:Fallback>
           <w:pict>
-            <v:shapetype w14:anchorId="0E3D9895" id="_x0000_t202" coordsize="21600,21600" o:spt="202" path="m,l,21600r21600,l21600,xe">
+            <v:shapetype w14:anchorId="5C5DB45B" id="_x0000_t202" coordsize="21600,21600" o:spt="202" path="m,l,21600r21600,l21600,xe">
               <v:stroke joinstyle="miter"/>
               <v:path gradientshapeok="t" o:connecttype="rect"/>
             </v:shapetype>
-            <v:shape id="Zone de texte 4" o:spid="_x0000_s1027" type="#_x0000_t202" style="position:absolute;left:0;text-align:left;margin-left:496.95pt;margin-top:4.4pt;width:27.5pt;height:24.5pt;z-index:251661312;visibility:visible;mso-wrap-style:square;mso-width-percent:0;mso-height-percent:0;mso-wrap-distance-left:9pt;mso-wrap-distance-top:0;mso-wrap-distance-right:9pt;mso-wrap-distance-bottom:0;mso-position-horizontal:absolute;mso-position-horizontal-relative:text;mso-position-vertical:absolute;mso-position-vertical-relative:text;mso-width-percent:0;mso-height-percent:0;mso-width-relative:margin;mso-height-relative:margin;v-text-anchor:top" o:gfxdata="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" filled="f" stroked="f" strokeweight=".5pt">
+            <v:shape id="Zone de texte 11" o:spid="_x0000_s1027" type="#_x0000_t202" style="position:absolute;left:0;text-align:left;margin-left:496.95pt;margin-top:4.4pt;width:27.5pt;height:24.5pt;z-index:251661312;visibility:visible;mso-wrap-style:square;mso-width-percent:0;mso-height-percent:0;mso-wrap-distance-left:9pt;mso-wrap-distance-top:0;mso-wrap-distance-right:9pt;mso-wrap-distance-bottom:0;mso-position-horizontal:absolute;mso-position-horizontal-relative:text;mso-position-vertical:absolute;mso-position-vertical-relative:text;mso-width-percent:0;mso-height-percent:0;mso-width-relative:margin;mso-height-relative:margin;v-text-anchor:top" o:gfxdata="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" filled="f" stroked="f" strokeweight=".5pt">
               <v:textbox>
                 <w:txbxContent>
                   <w:p>
@@ -4525,7 +4688,7 @@
       </mc:AlternateContent>
     </w:r>
     <w:r>
-      <w:ptab w:relativeTo="margin" w:alignment="left" w:leader="none"/>
+      <w:br/>
     </w:r>
     <w:r>
       <w:fldChar w:fldCharType="begin"/>
@@ -4551,46 +4714,6 @@
       </w:rPr>
       <w:tab/>
     </w:r>
-    <w:r>
-      <w:rPr>
-        <w:noProof/>
-      </w:rPr>
-      <w:drawing>
-        <wp:inline distT="0" distB="0" distL="0" distR="0" wp14:anchorId="17724908" wp14:editId="16686F35">
-          <wp:extent cx="1311377" cy="410793"/>
-          <wp:effectExtent l="0" t="0" r="0" b="0"/>
-          <wp:docPr id="12" name="Image 12"/>
-          <wp:cNvGraphicFramePr>
-            <a:graphicFrameLocks xmlns:a="http://schemas.openxmlformats.org/drawingml/2006/main" noChangeAspect="1"/>
-          </wp:cNvGraphicFramePr>
-          <a:graphic xmlns:a="http://schemas.openxmlformats.org/drawingml/2006/main">
-            <a:graphicData uri="http://schemas.openxmlformats.org/drawingml/2006/picture">
-              <pic:pic xmlns:pic="http://schemas.openxmlformats.org/drawingml/2006/picture">
-                <pic:nvPicPr>
-                  <pic:cNvPr id="1" name=""/>
-                  <pic:cNvPicPr/>
-                </pic:nvPicPr>
-                <pic:blipFill>
-                  <a:blip r:embed="rId1"/>
-                  <a:stretch>
-                    <a:fillRect/>
-                  </a:stretch>
-                </pic:blipFill>
-                <pic:spPr>
-                  <a:xfrm>
-                    <a:off x="0" y="0"/>
-                    <a:ext cx="1400761" cy="438793"/>
-                  </a:xfrm>
-                  <a:prstGeom prst="rect">
-                    <a:avLst/>
-                  </a:prstGeom>
-                </pic:spPr>
-              </pic:pic>
-            </a:graphicData>
-          </a:graphic>
-        </wp:inline>
-      </w:drawing>
-    </w:r>
   </w:p>
 </w:ftr>
 </file>
@@ -4620,7 +4743,7 @@
     <mc:AlternateContent>
       <mc:Choice Requires="v">
         <w:pict>
-          <v:shapetype w14:anchorId="0C83C315" id="_x0000_t75" coordsize="21600,21600" o:spt="75" o:preferrelative="t" path="m@4@5l@4@11@9@11@9@5xe" filled="f" stroked="f">
+          <v:shapetype w14:anchorId="03E9D4D5" id="_x0000_t75" coordsize="21600,21600" o:spt="75" o:preferrelative="t" path="m@4@5l@4@11@9@11@9@5xe" filled="f" stroked="f">
             <v:stroke joinstyle="miter"/>
             <v:formulas>
               <v:f eqn="if lineDrawn pixelLineWidth 0"/>
@@ -4639,17 +4762,17 @@
             <v:path o:extrusionok="f" gradientshapeok="t" o:connecttype="rect"/>
             <o:lock v:ext="edit" aspectratio="t"/>
           </v:shapetype>
-          <v:shape id="Image 579287082" o:spid="_x0000_i1025" type="#_x0000_t75" style="width:5.65pt;height:5.65pt;visibility:visible;mso-wrap-style:square">
+          <v:shape id="Image 951929698" o:spid="_x0000_i1025" type="#_x0000_t75" style="width:5.65pt;height:5.65pt;visibility:visible;mso-wrap-style:square">
             <v:imagedata r:id="rId1" o:title=""/>
           </v:shape>
         </w:pict>
       </mc:Choice>
       <mc:Fallback>
         <w:drawing>
-          <wp:inline distT="0" distB="0" distL="0" distR="0" wp14:anchorId="6C238ABB" wp14:editId="2A8E1EFF">
+          <wp:inline distT="0" distB="0" distL="0" distR="0" wp14:anchorId="40EC536C" wp14:editId="45493B2A">
             <wp:extent cx="71755" cy="71755"/>
             <wp:effectExtent l="0" t="0" r="0" b="0"/>
-            <wp:docPr id="579287082" name="Image 579287082"/>
+            <wp:docPr id="951929698" name="Image 951929698"/>
             <wp:cNvGraphicFramePr>
               <a:graphicFrameLocks xmlns:a="http://schemas.openxmlformats.org/drawingml/2006/main" noChangeAspect="1"/>
             </wp:cNvGraphicFramePr>
@@ -4700,17 +4823,17 @@
     <mc:AlternateContent>
       <mc:Choice Requires="v">
         <w:pict>
-          <v:shape w14:anchorId="35B5BEE0" id="Image 1036415154" o:spid="_x0000_i1025" type="#_x0000_t75" style="width:5.65pt;height:5.65pt;visibility:visible;mso-wrap-style:square">
+          <v:shape w14:anchorId="542CF569" id="Image 1063870535" o:spid="_x0000_i1025" type="#_x0000_t75" style="width:5.65pt;height:5.65pt;visibility:visible;mso-wrap-style:square">
             <v:imagedata r:id="rId3" o:title=""/>
           </v:shape>
         </w:pict>
       </mc:Choice>
       <mc:Fallback>
         <w:drawing>
-          <wp:inline distT="0" distB="0" distL="0" distR="0" wp14:anchorId="2947E83E" wp14:editId="46A55090">
+          <wp:inline distT="0" distB="0" distL="0" distR="0" wp14:anchorId="256F8770" wp14:editId="42AB8A9C">
             <wp:extent cx="71755" cy="71755"/>
             <wp:effectExtent l="0" t="0" r="0" b="0"/>
-            <wp:docPr id="1036415154" name="Image 1036415154"/>
+            <wp:docPr id="1063870535" name="Image 1063870535"/>
             <wp:cNvGraphicFramePr>
               <a:graphicFrameLocks xmlns:a="http://schemas.openxmlformats.org/drawingml/2006/main" noChangeAspect="1"/>
             </wp:cNvGraphicFramePr>
@@ -4758,6 +4881,304 @@
     </mc:AlternateContent>
   </w:numPicBullet>
   <w:abstractNum w:abstractNumId="0" w15:restartNumberingAfterBreak="0">
+    <w:nsid w:val="0BB43120"/>
+    <w:multiLevelType w:val="multilevel"/>
+    <w:tmpl w:val="C2385FA6"/>
+    <w:lvl w:ilvl="0">
+      <w:start w:val="1"/>
+      <w:numFmt w:val="bullet"/>
+      <w:lvlText w:val=""/>
+      <w:lvlJc w:val="left"/>
+      <w:pPr>
+        <w:tabs>
+          <w:tab w:val="num" w:pos="720"/>
+        </w:tabs>
+        <w:ind w:left="720" w:hanging="360"/>
+      </w:pPr>
+      <w:rPr>
+        <w:rFonts w:ascii="Symbol" w:hAnsi="Symbol" w:hint="default"/>
+        <w:sz w:val="20"/>
+      </w:rPr>
+    </w:lvl>
+    <w:lvl w:ilvl="1" w:tentative="1">
+      <w:start w:val="1"/>
+      <w:numFmt w:val="bullet"/>
+      <w:lvlText w:val="o"/>
+      <w:lvlJc w:val="left"/>
+      <w:pPr>
+        <w:tabs>
+          <w:tab w:val="num" w:pos="1440"/>
+        </w:tabs>
+        <w:ind w:left="1440" w:hanging="360"/>
+      </w:pPr>
+      <w:rPr>
+        <w:rFonts w:ascii="Courier New" w:hAnsi="Courier New" w:hint="default"/>
+        <w:sz w:val="20"/>
+      </w:rPr>
+    </w:lvl>
+    <w:lvl w:ilvl="2" w:tentative="1">
+      <w:start w:val="1"/>
+      <w:numFmt w:val="bullet"/>
+      <w:lvlText w:val=""/>
+      <w:lvlJc w:val="left"/>
+      <w:pPr>
+        <w:tabs>
+          <w:tab w:val="num" w:pos="2160"/>
+        </w:tabs>
+        <w:ind w:left="2160" w:hanging="360"/>
+      </w:pPr>
+      <w:rPr>
+        <w:rFonts w:ascii="Wingdings" w:hAnsi="Wingdings" w:hint="default"/>
+        <w:sz w:val="20"/>
+      </w:rPr>
+    </w:lvl>
+    <w:lvl w:ilvl="3" w:tentative="1">
+      <w:start w:val="1"/>
+      <w:numFmt w:val="bullet"/>
+      <w:lvlText w:val=""/>
+      <w:lvlJc w:val="left"/>
+      <w:pPr>
+        <w:tabs>
+          <w:tab w:val="num" w:pos="2880"/>
+        </w:tabs>
+        <w:ind w:left="2880" w:hanging="360"/>
+      </w:pPr>
+      <w:rPr>
+        <w:rFonts w:ascii="Wingdings" w:hAnsi="Wingdings" w:hint="default"/>
+        <w:sz w:val="20"/>
+      </w:rPr>
+    </w:lvl>
+    <w:lvl w:ilvl="4" w:tentative="1">
+      <w:start w:val="1"/>
+      <w:numFmt w:val="bullet"/>
+      <w:lvlText w:val=""/>
+      <w:lvlJc w:val="left"/>
+      <w:pPr>
+        <w:tabs>
+          <w:tab w:val="num" w:pos="3600"/>
+        </w:tabs>
+        <w:ind w:left="3600" w:hanging="360"/>
+      </w:pPr>
+      <w:rPr>
+        <w:rFonts w:ascii="Wingdings" w:hAnsi="Wingdings" w:hint="default"/>
+        <w:sz w:val="20"/>
+      </w:rPr>
+    </w:lvl>
+    <w:lvl w:ilvl="5" w:tentative="1">
+      <w:start w:val="1"/>
+      <w:numFmt w:val="bullet"/>
+      <w:lvlText w:val=""/>
+      <w:lvlJc w:val="left"/>
+      <w:pPr>
+        <w:tabs>
+          <w:tab w:val="num" w:pos="4320"/>
+        </w:tabs>
+        <w:ind w:left="4320" w:hanging="360"/>
+      </w:pPr>
+      <w:rPr>
+        <w:rFonts w:ascii="Wingdings" w:hAnsi="Wingdings" w:hint="default"/>
+        <w:sz w:val="20"/>
+      </w:rPr>
+    </w:lvl>
+    <w:lvl w:ilvl="6" w:tentative="1">
+      <w:start w:val="1"/>
+      <w:numFmt w:val="bullet"/>
+      <w:lvlText w:val=""/>
+      <w:lvlJc w:val="left"/>
+      <w:pPr>
+        <w:tabs>
+          <w:tab w:val="num" w:pos="5040"/>
+        </w:tabs>
+        <w:ind w:left="5040" w:hanging="360"/>
+      </w:pPr>
+      <w:rPr>
+        <w:rFonts w:ascii="Wingdings" w:hAnsi="Wingdings" w:hint="default"/>
+        <w:sz w:val="20"/>
+      </w:rPr>
+    </w:lvl>
+    <w:lvl w:ilvl="7" w:tentative="1">
+      <w:start w:val="1"/>
+      <w:numFmt w:val="bullet"/>
+      <w:lvlText w:val=""/>
+      <w:lvlJc w:val="left"/>
+      <w:pPr>
+        <w:tabs>
+          <w:tab w:val="num" w:pos="5760"/>
+        </w:tabs>
+        <w:ind w:left="5760" w:hanging="360"/>
+      </w:pPr>
+      <w:rPr>
+        <w:rFonts w:ascii="Wingdings" w:hAnsi="Wingdings" w:hint="default"/>
+        <w:sz w:val="20"/>
+      </w:rPr>
+    </w:lvl>
+    <w:lvl w:ilvl="8" w:tentative="1">
+      <w:start w:val="1"/>
+      <w:numFmt w:val="bullet"/>
+      <w:lvlText w:val=""/>
+      <w:lvlJc w:val="left"/>
+      <w:pPr>
+        <w:tabs>
+          <w:tab w:val="num" w:pos="6480"/>
+        </w:tabs>
+        <w:ind w:left="6480" w:hanging="360"/>
+      </w:pPr>
+      <w:rPr>
+        <w:rFonts w:ascii="Wingdings" w:hAnsi="Wingdings" w:hint="default"/>
+        <w:sz w:val="20"/>
+      </w:rPr>
+    </w:lvl>
+  </w:abstractNum>
+  <w:abstractNum w:abstractNumId="1" w15:restartNumberingAfterBreak="0">
+    <w:nsid w:val="0D256649"/>
+    <w:multiLevelType w:val="multilevel"/>
+    <w:tmpl w:val="718800D4"/>
+    <w:lvl w:ilvl="0">
+      <w:start w:val="1"/>
+      <w:numFmt w:val="bullet"/>
+      <w:lvlText w:val=""/>
+      <w:lvlJc w:val="left"/>
+      <w:pPr>
+        <w:tabs>
+          <w:tab w:val="num" w:pos="720"/>
+        </w:tabs>
+        <w:ind w:left="720" w:hanging="360"/>
+      </w:pPr>
+      <w:rPr>
+        <w:rFonts w:ascii="Symbol" w:hAnsi="Symbol" w:hint="default"/>
+        <w:sz w:val="20"/>
+      </w:rPr>
+    </w:lvl>
+    <w:lvl w:ilvl="1" w:tentative="1">
+      <w:start w:val="1"/>
+      <w:numFmt w:val="bullet"/>
+      <w:lvlText w:val="o"/>
+      <w:lvlJc w:val="left"/>
+      <w:pPr>
+        <w:tabs>
+          <w:tab w:val="num" w:pos="1440"/>
+        </w:tabs>
+        <w:ind w:left="1440" w:hanging="360"/>
+      </w:pPr>
+      <w:rPr>
+        <w:rFonts w:ascii="Courier New" w:hAnsi="Courier New" w:hint="default"/>
+        <w:sz w:val="20"/>
+      </w:rPr>
+    </w:lvl>
+    <w:lvl w:ilvl="2" w:tentative="1">
+      <w:start w:val="1"/>
+      <w:numFmt w:val="bullet"/>
+      <w:lvlText w:val=""/>
+      <w:lvlJc w:val="left"/>
+      <w:pPr>
+        <w:tabs>
+          <w:tab w:val="num" w:pos="2160"/>
+        </w:tabs>
+        <w:ind w:left="2160" w:hanging="360"/>
+      </w:pPr>
+      <w:rPr>
+        <w:rFonts w:ascii="Wingdings" w:hAnsi="Wingdings" w:hint="default"/>
+        <w:sz w:val="20"/>
+      </w:rPr>
+    </w:lvl>
+    <w:lvl w:ilvl="3" w:tentative="1">
+      <w:start w:val="1"/>
+      <w:numFmt w:val="bullet"/>
+      <w:lvlText w:val=""/>
+      <w:lvlJc w:val="left"/>
+      <w:pPr>
+        <w:tabs>
+          <w:tab w:val="num" w:pos="2880"/>
+        </w:tabs>
+        <w:ind w:left="2880" w:hanging="360"/>
+      </w:pPr>
+      <w:rPr>
+        <w:rFonts w:ascii="Wingdings" w:hAnsi="Wingdings" w:hint="default"/>
+        <w:sz w:val="20"/>
+      </w:rPr>
+    </w:lvl>
+    <w:lvl w:ilvl="4" w:tentative="1">
+      <w:start w:val="1"/>
+      <w:numFmt w:val="bullet"/>
+      <w:lvlText w:val=""/>
+      <w:lvlJc w:val="left"/>
+      <w:pPr>
+        <w:tabs>
+          <w:tab w:val="num" w:pos="3600"/>
+        </w:tabs>
+        <w:ind w:left="3600" w:hanging="360"/>
+      </w:pPr>
+      <w:rPr>
+        <w:rFonts w:ascii="Wingdings" w:hAnsi="Wingdings" w:hint="default"/>
+        <w:sz w:val="20"/>
+      </w:rPr>
+    </w:lvl>
+    <w:lvl w:ilvl="5" w:tentative="1">
+      <w:start w:val="1"/>
+      <w:numFmt w:val="bullet"/>
+      <w:lvlText w:val=""/>
+      <w:lvlJc w:val="left"/>
+      <w:pPr>
+        <w:tabs>
+          <w:tab w:val="num" w:pos="4320"/>
+        </w:tabs>
+        <w:ind w:left="4320" w:hanging="360"/>
+      </w:pPr>
+      <w:rPr>
+        <w:rFonts w:ascii="Wingdings" w:hAnsi="Wingdings" w:hint="default"/>
+        <w:sz w:val="20"/>
+      </w:rPr>
+    </w:lvl>
+    <w:lvl w:ilvl="6" w:tentative="1">
+      <w:start w:val="1"/>
+      <w:numFmt w:val="bullet"/>
+      <w:lvlText w:val=""/>
+      <w:lvlJc w:val="left"/>
+      <w:pPr>
+        <w:tabs>
+          <w:tab w:val="num" w:pos="5040"/>
+        </w:tabs>
+        <w:ind w:left="5040" w:hanging="360"/>
+      </w:pPr>
+      <w:rPr>
+        <w:rFonts w:ascii="Wingdings" w:hAnsi="Wingdings" w:hint="default"/>
+        <w:sz w:val="20"/>
+      </w:rPr>
+    </w:lvl>
+    <w:lvl w:ilvl="7" w:tentative="1">
+      <w:start w:val="1"/>
+      <w:numFmt w:val="bullet"/>
+      <w:lvlText w:val=""/>
+      <w:lvlJc w:val="left"/>
+      <w:pPr>
+        <w:tabs>
+          <w:tab w:val="num" w:pos="5760"/>
+        </w:tabs>
+        <w:ind w:left="5760" w:hanging="360"/>
+      </w:pPr>
+      <w:rPr>
+        <w:rFonts w:ascii="Wingdings" w:hAnsi="Wingdings" w:hint="default"/>
+        <w:sz w:val="20"/>
+      </w:rPr>
+    </w:lvl>
+    <w:lvl w:ilvl="8" w:tentative="1">
+      <w:start w:val="1"/>
+      <w:numFmt w:val="bullet"/>
+      <w:lvlText w:val=""/>
+      <w:lvlJc w:val="left"/>
+      <w:pPr>
+        <w:tabs>
+          <w:tab w:val="num" w:pos="6480"/>
+        </w:tabs>
+        <w:ind w:left="6480" w:hanging="360"/>
+      </w:pPr>
+      <w:rPr>
+        <w:rFonts w:ascii="Wingdings" w:hAnsi="Wingdings" w:hint="default"/>
+        <w:sz w:val="20"/>
+      </w:rPr>
+    </w:lvl>
+  </w:abstractNum>
+  <w:abstractNum w:abstractNumId="2" w15:restartNumberingAfterBreak="0">
     <w:nsid w:val="0F35116E"/>
     <w:multiLevelType w:val="hybridMultilevel"/>
     <w:tmpl w:val="BF2C7484"/>
@@ -4870,7 +5291,156 @@
       </w:rPr>
     </w:lvl>
   </w:abstractNum>
-  <w:abstractNum w:abstractNumId="1" w15:restartNumberingAfterBreak="0">
+  <w:abstractNum w:abstractNumId="3" w15:restartNumberingAfterBreak="0">
+    <w:nsid w:val="12C306E1"/>
+    <w:multiLevelType w:val="multilevel"/>
+    <w:tmpl w:val="4D22892E"/>
+    <w:lvl w:ilvl="0">
+      <w:start w:val="1"/>
+      <w:numFmt w:val="bullet"/>
+      <w:lvlText w:val=""/>
+      <w:lvlJc w:val="left"/>
+      <w:pPr>
+        <w:tabs>
+          <w:tab w:val="num" w:pos="720"/>
+        </w:tabs>
+        <w:ind w:left="720" w:hanging="360"/>
+      </w:pPr>
+      <w:rPr>
+        <w:rFonts w:ascii="Symbol" w:hAnsi="Symbol" w:hint="default"/>
+        <w:sz w:val="20"/>
+      </w:rPr>
+    </w:lvl>
+    <w:lvl w:ilvl="1" w:tentative="1">
+      <w:start w:val="1"/>
+      <w:numFmt w:val="bullet"/>
+      <w:lvlText w:val="o"/>
+      <w:lvlJc w:val="left"/>
+      <w:pPr>
+        <w:tabs>
+          <w:tab w:val="num" w:pos="1440"/>
+        </w:tabs>
+        <w:ind w:left="1440" w:hanging="360"/>
+      </w:pPr>
+      <w:rPr>
+        <w:rFonts w:ascii="Courier New" w:hAnsi="Courier New" w:hint="default"/>
+        <w:sz w:val="20"/>
+      </w:rPr>
+    </w:lvl>
+    <w:lvl w:ilvl="2" w:tentative="1">
+      <w:start w:val="1"/>
+      <w:numFmt w:val="bullet"/>
+      <w:lvlText w:val=""/>
+      <w:lvlJc w:val="left"/>
+      <w:pPr>
+        <w:tabs>
+          <w:tab w:val="num" w:pos="2160"/>
+        </w:tabs>
+        <w:ind w:left="2160" w:hanging="360"/>
+      </w:pPr>
+      <w:rPr>
+        <w:rFonts w:ascii="Wingdings" w:hAnsi="Wingdings" w:hint="default"/>
+        <w:sz w:val="20"/>
+      </w:rPr>
+    </w:lvl>
+    <w:lvl w:ilvl="3" w:tentative="1">
+      <w:start w:val="1"/>
+      <w:numFmt w:val="bullet"/>
+      <w:lvlText w:val=""/>
+      <w:lvlJc w:val="left"/>
+      <w:pPr>
+        <w:tabs>
+          <w:tab w:val="num" w:pos="2880"/>
+        </w:tabs>
+        <w:ind w:left="2880" w:hanging="360"/>
+      </w:pPr>
+      <w:rPr>
+        <w:rFonts w:ascii="Wingdings" w:hAnsi="Wingdings" w:hint="default"/>
+        <w:sz w:val="20"/>
+      </w:rPr>
+    </w:lvl>
+    <w:lvl w:ilvl="4" w:tentative="1">
+      <w:start w:val="1"/>
+      <w:numFmt w:val="bullet"/>
+      <w:lvlText w:val=""/>
+      <w:lvlJc w:val="left"/>
+      <w:pPr>
+        <w:tabs>
+          <w:tab w:val="num" w:pos="3600"/>
+        </w:tabs>
+        <w:ind w:left="3600" w:hanging="360"/>
+      </w:pPr>
+      <w:rPr>
+        <w:rFonts w:ascii="Wingdings" w:hAnsi="Wingdings" w:hint="default"/>
+        <w:sz w:val="20"/>
+      </w:rPr>
+    </w:lvl>
+    <w:lvl w:ilvl="5" w:tentative="1">
+      <w:start w:val="1"/>
+      <w:numFmt w:val="bullet"/>
+      <w:lvlText w:val=""/>
+      <w:lvlJc w:val="left"/>
+      <w:pPr>
+        <w:tabs>
+          <w:tab w:val="num" w:pos="4320"/>
+        </w:tabs>
+        <w:ind w:left="4320" w:hanging="360"/>
+      </w:pPr>
+      <w:rPr>
+        <w:rFonts w:ascii="Wingdings" w:hAnsi="Wingdings" w:hint="default"/>
+        <w:sz w:val="20"/>
+      </w:rPr>
+    </w:lvl>
+    <w:lvl w:ilvl="6" w:tentative="1">
+      <w:start w:val="1"/>
+      <w:numFmt w:val="bullet"/>
+      <w:lvlText w:val=""/>
+      <w:lvlJc w:val="left"/>
+      <w:pPr>
+        <w:tabs>
+          <w:tab w:val="num" w:pos="5040"/>
+        </w:tabs>
+        <w:ind w:left="5040" w:hanging="360"/>
+      </w:pPr>
+      <w:rPr>
+        <w:rFonts w:ascii="Wingdings" w:hAnsi="Wingdings" w:hint="default"/>
+        <w:sz w:val="20"/>
+      </w:rPr>
+    </w:lvl>
+    <w:lvl w:ilvl="7" w:tentative="1">
+      <w:start w:val="1"/>
+      <w:numFmt w:val="bullet"/>
+      <w:lvlText w:val=""/>
+      <w:lvlJc w:val="left"/>
+      <w:pPr>
+        <w:tabs>
+          <w:tab w:val="num" w:pos="5760"/>
+        </w:tabs>
+        <w:ind w:left="5760" w:hanging="360"/>
+      </w:pPr>
+      <w:rPr>
+        <w:rFonts w:ascii="Wingdings" w:hAnsi="Wingdings" w:hint="default"/>
+        <w:sz w:val="20"/>
+      </w:rPr>
+    </w:lvl>
+    <w:lvl w:ilvl="8" w:tentative="1">
+      <w:start w:val="1"/>
+      <w:numFmt w:val="bullet"/>
+      <w:lvlText w:val=""/>
+      <w:lvlJc w:val="left"/>
+      <w:pPr>
+        <w:tabs>
+          <w:tab w:val="num" w:pos="6480"/>
+        </w:tabs>
+        <w:ind w:left="6480" w:hanging="360"/>
+      </w:pPr>
+      <w:rPr>
+        <w:rFonts w:ascii="Wingdings" w:hAnsi="Wingdings" w:hint="default"/>
+        <w:sz w:val="20"/>
+      </w:rPr>
+    </w:lvl>
+  </w:abstractNum>
+  <w:abstractNum w:abstractNumId="4" w15:restartNumberingAfterBreak="0">
     <w:nsid w:val="14DD098B"/>
     <w:multiLevelType w:val="hybridMultilevel"/>
     <w:tmpl w:val="A4B8C932"/>
@@ -4983,7 +5553,7 @@
       </w:rPr>
     </w:lvl>
   </w:abstractNum>
-  <w:abstractNum w:abstractNumId="2" w15:restartNumberingAfterBreak="0">
+  <w:abstractNum w:abstractNumId="5" w15:restartNumberingAfterBreak="0">
     <w:nsid w:val="1A08585B"/>
     <w:multiLevelType w:val="hybridMultilevel"/>
     <w:tmpl w:val="0990124A"/>
@@ -5096,7 +5666,7 @@
       </w:rPr>
     </w:lvl>
   </w:abstractNum>
-  <w:abstractNum w:abstractNumId="3" w15:restartNumberingAfterBreak="0">
+  <w:abstractNum w:abstractNumId="6" w15:restartNumberingAfterBreak="0">
     <w:nsid w:val="20D6662D"/>
     <w:multiLevelType w:val="hybridMultilevel"/>
     <w:tmpl w:val="48461DB4"/>
@@ -5209,7 +5779,7 @@
       </w:rPr>
     </w:lvl>
   </w:abstractNum>
-  <w:abstractNum w:abstractNumId="4" w15:restartNumberingAfterBreak="0">
+  <w:abstractNum w:abstractNumId="7" w15:restartNumberingAfterBreak="0">
     <w:nsid w:val="24033C92"/>
     <w:multiLevelType w:val="multilevel"/>
     <w:tmpl w:val="A8A40E26"/>
@@ -5335,7 +5905,7 @@
       </w:rPr>
     </w:lvl>
   </w:abstractNum>
-  <w:abstractNum w:abstractNumId="5" w15:restartNumberingAfterBreak="0">
+  <w:abstractNum w:abstractNumId="8" w15:restartNumberingAfterBreak="0">
     <w:nsid w:val="30197EDF"/>
     <w:multiLevelType w:val="hybridMultilevel"/>
     <w:tmpl w:val="D756BD2A"/>
@@ -5448,7 +6018,7 @@
       </w:rPr>
     </w:lvl>
   </w:abstractNum>
-  <w:abstractNum w:abstractNumId="6" w15:restartNumberingAfterBreak="0">
+  <w:abstractNum w:abstractNumId="9" w15:restartNumberingAfterBreak="0">
     <w:nsid w:val="3278621E"/>
     <w:multiLevelType w:val="hybridMultilevel"/>
     <w:tmpl w:val="C944E7F8"/>
@@ -5561,7 +6131,7 @@
       </w:rPr>
     </w:lvl>
   </w:abstractNum>
-  <w:abstractNum w:abstractNumId="7" w15:restartNumberingAfterBreak="0">
+  <w:abstractNum w:abstractNumId="10" w15:restartNumberingAfterBreak="0">
     <w:nsid w:val="3A7E221B"/>
     <w:multiLevelType w:val="hybridMultilevel"/>
     <w:tmpl w:val="4C5848BE"/>
@@ -5674,7 +6244,7 @@
       </w:rPr>
     </w:lvl>
   </w:abstractNum>
-  <w:abstractNum w:abstractNumId="8" w15:restartNumberingAfterBreak="0">
+  <w:abstractNum w:abstractNumId="11" w15:restartNumberingAfterBreak="0">
     <w:nsid w:val="407913C2"/>
     <w:multiLevelType w:val="hybridMultilevel"/>
     <w:tmpl w:val="46F8F406"/>
@@ -5787,7 +6357,7 @@
       </w:rPr>
     </w:lvl>
   </w:abstractNum>
-  <w:abstractNum w:abstractNumId="9" w15:restartNumberingAfterBreak="0">
+  <w:abstractNum w:abstractNumId="12" w15:restartNumberingAfterBreak="0">
     <w:nsid w:val="52B54007"/>
     <w:multiLevelType w:val="hybridMultilevel"/>
     <w:tmpl w:val="F88A5B8E"/>
@@ -5900,7 +6470,7 @@
       </w:rPr>
     </w:lvl>
   </w:abstractNum>
-  <w:abstractNum w:abstractNumId="10" w15:restartNumberingAfterBreak="0">
+  <w:abstractNum w:abstractNumId="13" w15:restartNumberingAfterBreak="0">
     <w:nsid w:val="61677E3C"/>
     <w:multiLevelType w:val="hybridMultilevel"/>
     <w:tmpl w:val="D9A4E320"/>
@@ -6013,7 +6583,7 @@
       </w:rPr>
     </w:lvl>
   </w:abstractNum>
-  <w:abstractNum w:abstractNumId="11" w15:restartNumberingAfterBreak="0">
+  <w:abstractNum w:abstractNumId="14" w15:restartNumberingAfterBreak="0">
     <w:nsid w:val="64EF690D"/>
     <w:multiLevelType w:val="hybridMultilevel"/>
     <w:tmpl w:val="EFB82EB2"/>
@@ -6126,7 +6696,7 @@
       </w:rPr>
     </w:lvl>
   </w:abstractNum>
-  <w:abstractNum w:abstractNumId="12" w15:restartNumberingAfterBreak="0">
+  <w:abstractNum w:abstractNumId="15" w15:restartNumberingAfterBreak="0">
     <w:nsid w:val="789B2127"/>
     <w:multiLevelType w:val="multilevel"/>
     <w:tmpl w:val="DBDE8AEC"/>
@@ -6238,7 +6808,7 @@
       </w:rPr>
     </w:lvl>
   </w:abstractNum>
-  <w:abstractNum w:abstractNumId="13" w15:restartNumberingAfterBreak="0">
+  <w:abstractNum w:abstractNumId="16" w15:restartNumberingAfterBreak="0">
     <w:nsid w:val="7D52783A"/>
     <w:multiLevelType w:val="hybridMultilevel"/>
     <w:tmpl w:val="31585768"/>
@@ -6352,43 +6922,43 @@
     </w:lvl>
   </w:abstractNum>
   <w:num w:numId="1" w16cid:durableId="970668051">
+    <w:abstractNumId w:val="15"/>
+  </w:num>
+  <w:num w:numId="2" w16cid:durableId="702830104">
+    <w:abstractNumId w:val="7"/>
+  </w:num>
+  <w:num w:numId="3" w16cid:durableId="1592661073">
+    <w:abstractNumId w:val="9"/>
+  </w:num>
+  <w:num w:numId="4" w16cid:durableId="848250637">
+    <w:abstractNumId w:val="2"/>
+  </w:num>
+  <w:num w:numId="5" w16cid:durableId="965158004">
+    <w:abstractNumId w:val="5"/>
+  </w:num>
+  <w:num w:numId="6" w16cid:durableId="989751608">
+    <w:abstractNumId w:val="11"/>
+  </w:num>
+  <w:num w:numId="7" w16cid:durableId="908612678">
+    <w:abstractNumId w:val="4"/>
+  </w:num>
+  <w:num w:numId="8" w16cid:durableId="2006543672">
+    <w:abstractNumId w:val="10"/>
+  </w:num>
+  <w:num w:numId="9" w16cid:durableId="1850676232">
+    <w:abstractNumId w:val="13"/>
+  </w:num>
+  <w:num w:numId="10" w16cid:durableId="617762170">
+    <w:abstractNumId w:val="6"/>
+  </w:num>
+  <w:num w:numId="11" w16cid:durableId="313798766">
     <w:abstractNumId w:val="12"/>
   </w:num>
-  <w:num w:numId="2" w16cid:durableId="702830104">
-    <w:abstractNumId w:val="4"/>
-  </w:num>
-  <w:num w:numId="3" w16cid:durableId="1592661073">
-    <w:abstractNumId w:val="6"/>
-  </w:num>
-  <w:num w:numId="4" w16cid:durableId="848250637">
-    <w:abstractNumId w:val="0"/>
-  </w:num>
-  <w:num w:numId="5" w16cid:durableId="965158004">
-    <w:abstractNumId w:val="2"/>
-  </w:num>
-  <w:num w:numId="6" w16cid:durableId="989751608">
-    <w:abstractNumId w:val="8"/>
-  </w:num>
-  <w:num w:numId="7" w16cid:durableId="908612678">
-    <w:abstractNumId w:val="1"/>
-  </w:num>
-  <w:num w:numId="8" w16cid:durableId="2006543672">
-    <w:abstractNumId w:val="7"/>
-  </w:num>
-  <w:num w:numId="9" w16cid:durableId="1850676232">
-    <w:abstractNumId w:val="10"/>
-  </w:num>
-  <w:num w:numId="10" w16cid:durableId="617762170">
-    <w:abstractNumId w:val="3"/>
-  </w:num>
-  <w:num w:numId="11" w16cid:durableId="313798766">
-    <w:abstractNumId w:val="9"/>
-  </w:num>
   <w:num w:numId="12" w16cid:durableId="1631782252">
-    <w:abstractNumId w:val="11"/>
+    <w:abstractNumId w:val="14"/>
   </w:num>
   <w:num w:numId="13" w16cid:durableId="1599487018">
-    <w:abstractNumId w:val="12"/>
+    <w:abstractNumId w:val="15"/>
     <w:lvlOverride w:ilvl="0">
       <w:startOverride w:val="1"/>
     </w:lvlOverride>
@@ -6418,7 +6988,7 @@
     </w:lvlOverride>
   </w:num>
   <w:num w:numId="14" w16cid:durableId="1425222101">
-    <w:abstractNumId w:val="12"/>
+    <w:abstractNumId w:val="15"/>
     <w:lvlOverride w:ilvl="0">
       <w:startOverride w:val="1"/>
     </w:lvlOverride>
@@ -6448,10 +7018,19 @@
     </w:lvlOverride>
   </w:num>
   <w:num w:numId="15" w16cid:durableId="227964949">
-    <w:abstractNumId w:val="13"/>
+    <w:abstractNumId w:val="16"/>
   </w:num>
   <w:num w:numId="16" w16cid:durableId="808983646">
-    <w:abstractNumId w:val="5"/>
+    <w:abstractNumId w:val="8"/>
+  </w:num>
+  <w:num w:numId="17" w16cid:durableId="1766026444">
+    <w:abstractNumId w:val="0"/>
+  </w:num>
+  <w:num w:numId="18" w16cid:durableId="514072491">
+    <w:abstractNumId w:val="1"/>
+  </w:num>
+  <w:num w:numId="19" w16cid:durableId="515774359">
+    <w:abstractNumId w:val="3"/>
   </w:num>
   <w:numIdMacAtCleanup w:val="12"/>
 </w:numbering>
@@ -6462,18 +7041,11 @@
   <w:docDefaults>
     <w:rPrDefault>
       <w:rPr>
-        <w:rFonts w:asciiTheme="minorHAnsi" w:eastAsiaTheme="minorEastAsia" w:hAnsiTheme="minorHAnsi" w:cstheme="minorBidi"/>
-        <w:color w:val="4C483D" w:themeColor="text2"/>
-        <w:sz w:val="24"/>
-        <w:szCs w:val="24"/>
-        <w:lang w:val="en-US" w:eastAsia="ja-JP" w:bidi="ar-SA"/>
+        <w:rFonts w:ascii="Garamond" w:eastAsia="MS Mincho" w:hAnsi="Garamond" w:cs="Times New Roman"/>
+        <w:lang w:val="fr-FR" w:eastAsia="fr-FR" w:bidi="ar-SA"/>
       </w:rPr>
     </w:rPrDefault>
-    <w:pPrDefault>
-      <w:pPr>
-        <w:spacing w:after="320" w:line="300" w:lineRule="auto"/>
-      </w:pPr>
-    </w:pPrDefault>
+    <w:pPrDefault/>
   </w:docDefaults>
   <w:latentStyles w:defLockedState="0" w:defUIPriority="99" w:defSemiHidden="0" w:defUnhideWhenUsed="0" w:defQFormat="0" w:count="376">
     <w:lsdException w:name="Normal" w:uiPriority="0" w:qFormat="1"/>
@@ -6845,13 +7417,10 @@
     <w:name w:val="Normal"/>
     <w:qFormat/>
     <w:rsid w:val="00705C09"/>
-    <w:pPr>
-      <w:spacing w:after="0" w:line="240" w:lineRule="auto"/>
-    </w:pPr>
     <w:rPr>
-      <w:rFonts w:ascii="Times New Roman" w:eastAsia="Times New Roman" w:hAnsi="Times New Roman" w:cs="Times New Roman"/>
-      <w:color w:val="auto"/>
-      <w:lang w:val="fr-FR" w:eastAsia="fr-FR"/>
+      <w:rFonts w:ascii="Times New Roman" w:eastAsia="Times New Roman" w:hAnsi="Times New Roman"/>
+      <w:sz w:val="24"/>
+      <w:szCs w:val="24"/>
     </w:rPr>
   </w:style>
   <w:style w:type="paragraph" w:styleId="Titre1">
@@ -6871,7 +7440,7 @@
         <w:numId w:val="1"/>
       </w:numPr>
       <w:pBdr>
-        <w:bottom w:val="single" w:sz="8" w:space="0" w:color="A0CDD8" w:themeColor="accent4" w:themeTint="99"/>
+        <w:bottom w:val="single" w:sz="8" w:space="0" w:color="A0CDD8"/>
       </w:pBdr>
       <w:spacing w:after="200" w:line="300" w:lineRule="auto"/>
       <w:ind w:left="357" w:hanging="357"/>
@@ -6879,8 +7448,8 @@
       <w:outlineLvl w:val="0"/>
     </w:pPr>
     <w:rPr>
-      <w:rFonts w:asciiTheme="majorHAnsi" w:eastAsiaTheme="majorEastAsia" w:hAnsiTheme="majorHAnsi" w:cstheme="majorBidi"/>
-      <w:color w:val="295A66" w:themeColor="accent4" w:themeShade="80"/>
+      <w:rFonts w:ascii="Century Gothic" w:eastAsia="MS Gothic" w:hAnsi="Century Gothic"/>
+      <w:color w:val="295A66"/>
       <w:sz w:val="36"/>
       <w:szCs w:val="36"/>
       <w:lang w:eastAsia="ja-JP"/>
@@ -6907,7 +7476,7 @@
       <w:outlineLvl w:val="1"/>
     </w:pPr>
     <w:rPr>
-      <w:rFonts w:asciiTheme="majorHAnsi" w:eastAsiaTheme="minorEastAsia" w:hAnsiTheme="majorHAnsi" w:cstheme="minorBidi"/>
+      <w:rFonts w:ascii="Century Gothic" w:eastAsia="MS Mincho" w:hAnsi="Century Gothic"/>
       <w:b/>
       <w:bCs/>
       <w:color w:val="0070C0"/>
@@ -6933,12 +7502,12 @@
       <w:outlineLvl w:val="2"/>
     </w:pPr>
     <w:rPr>
-      <w:rFonts w:asciiTheme="majorHAnsi" w:eastAsiaTheme="minorEastAsia" w:hAnsiTheme="majorHAnsi" w:cstheme="minorBidi"/>
+      <w:rFonts w:ascii="Century Gothic" w:eastAsia="MS Mincho" w:hAnsi="Century Gothic"/>
       <w:b/>
       <w:bCs/>
       <w:i/>
       <w:iCs/>
-      <w:color w:val="4C483D" w:themeColor="text2"/>
+      <w:color w:val="4C483D"/>
       <w:sz w:val="22"/>
       <w:lang w:eastAsia="ja-JP"/>
     </w:rPr>
@@ -6960,10 +7529,10 @@
       <w:outlineLvl w:val="3"/>
     </w:pPr>
     <w:rPr>
-      <w:rFonts w:asciiTheme="majorHAnsi" w:eastAsiaTheme="majorEastAsia" w:hAnsiTheme="majorHAnsi" w:cstheme="majorBidi"/>
+      <w:rFonts w:ascii="Century Gothic" w:eastAsia="MS Gothic" w:hAnsi="Century Gothic"/>
       <w:i/>
       <w:iCs/>
-      <w:color w:val="DF1010" w:themeColor="accent1" w:themeShade="BF"/>
+      <w:color w:val="DF1010"/>
       <w:sz w:val="22"/>
       <w:lang w:eastAsia="ja-JP"/>
     </w:rPr>
@@ -6985,8 +7554,8 @@
       <w:outlineLvl w:val="4"/>
     </w:pPr>
     <w:rPr>
-      <w:rFonts w:asciiTheme="majorHAnsi" w:eastAsiaTheme="majorEastAsia" w:hAnsiTheme="majorHAnsi" w:cstheme="majorBidi"/>
-      <w:color w:val="DF1010" w:themeColor="accent1" w:themeShade="BF"/>
+      <w:rFonts w:ascii="Century Gothic" w:eastAsia="MS Gothic" w:hAnsi="Century Gothic"/>
+      <w:color w:val="DF1010"/>
       <w:sz w:val="22"/>
       <w:lang w:eastAsia="ja-JP"/>
     </w:rPr>
@@ -7008,8 +7577,8 @@
       <w:outlineLvl w:val="5"/>
     </w:pPr>
     <w:rPr>
-      <w:rFonts w:asciiTheme="majorHAnsi" w:eastAsiaTheme="majorEastAsia" w:hAnsiTheme="majorHAnsi" w:cstheme="majorBidi"/>
-      <w:color w:val="940B0B" w:themeColor="accent1" w:themeShade="7F"/>
+      <w:rFonts w:ascii="Century Gothic" w:eastAsia="MS Gothic" w:hAnsi="Century Gothic"/>
+      <w:color w:val="940B0B"/>
       <w:sz w:val="22"/>
       <w:lang w:eastAsia="ja-JP"/>
     </w:rPr>
@@ -7031,10 +7600,10 @@
       <w:outlineLvl w:val="6"/>
     </w:pPr>
     <w:rPr>
-      <w:rFonts w:asciiTheme="majorHAnsi" w:eastAsiaTheme="majorEastAsia" w:hAnsiTheme="majorHAnsi" w:cstheme="majorBidi"/>
+      <w:rFonts w:ascii="Century Gothic" w:eastAsia="MS Gothic" w:hAnsi="Century Gothic"/>
       <w:i/>
       <w:iCs/>
-      <w:color w:val="940B0B" w:themeColor="accent1" w:themeShade="7F"/>
+      <w:color w:val="940B0B"/>
       <w:sz w:val="22"/>
       <w:lang w:eastAsia="ja-JP"/>
     </w:rPr>
@@ -7056,8 +7625,8 @@
       <w:outlineLvl w:val="7"/>
     </w:pPr>
     <w:rPr>
-      <w:rFonts w:asciiTheme="majorHAnsi" w:eastAsiaTheme="majorEastAsia" w:hAnsiTheme="majorHAnsi" w:cstheme="majorBidi"/>
-      <w:color w:val="272727" w:themeColor="text1" w:themeTint="D8"/>
+      <w:rFonts w:ascii="Century Gothic" w:eastAsia="MS Gothic" w:hAnsi="Century Gothic"/>
+      <w:color w:val="272727"/>
       <w:sz w:val="21"/>
       <w:szCs w:val="21"/>
       <w:lang w:eastAsia="ja-JP"/>
@@ -7080,10 +7649,10 @@
       <w:outlineLvl w:val="8"/>
     </w:pPr>
     <w:rPr>
-      <w:rFonts w:asciiTheme="majorHAnsi" w:eastAsiaTheme="majorEastAsia" w:hAnsiTheme="majorHAnsi" w:cstheme="majorBidi"/>
+      <w:rFonts w:ascii="Century Gothic" w:eastAsia="MS Gothic" w:hAnsi="Century Gothic"/>
       <w:i/>
       <w:iCs/>
-      <w:color w:val="272727" w:themeColor="text1" w:themeTint="D8"/>
+      <w:color w:val="272727"/>
       <w:sz w:val="21"/>
       <w:szCs w:val="21"/>
       <w:lang w:eastAsia="ja-JP"/>
@@ -7127,15 +7696,14 @@
       <w:jc w:val="both"/>
     </w:pPr>
     <w:rPr>
-      <w:rFonts w:asciiTheme="majorHAnsi" w:eastAsiaTheme="minorEastAsia" w:hAnsiTheme="majorHAnsi" w:cstheme="minorBidi"/>
-      <w:color w:val="4C483D" w:themeColor="text2"/>
+      <w:rFonts w:ascii="Century Gothic" w:eastAsia="MS Mincho" w:hAnsi="Century Gothic"/>
+      <w:color w:val="4C483D"/>
       <w:sz w:val="22"/>
       <w:lang w:eastAsia="ja-JP"/>
     </w:rPr>
   </w:style>
   <w:style w:type="character" w:styleId="Textedelespacerserv">
     <w:name w:val="Placeholder Text"/>
-    <w:basedOn w:val="Policepardfaut"/>
     <w:uiPriority w:val="99"/>
     <w:semiHidden/>
     <w:rsid w:val="00597D6F"/>
@@ -7157,7 +7725,7 @@
       <w:jc w:val="both"/>
     </w:pPr>
     <w:rPr>
-      <w:rFonts w:asciiTheme="majorHAnsi" w:eastAsiaTheme="majorEastAsia" w:hAnsiTheme="majorHAnsi" w:cstheme="majorBidi"/>
+      <w:rFonts w:ascii="Century Gothic" w:eastAsia="MS Gothic" w:hAnsi="Century Gothic"/>
       <w:color w:val="0070C0"/>
       <w:kern w:val="28"/>
       <w:sz w:val="44"/>
@@ -7167,12 +7735,11 @@
   </w:style>
   <w:style w:type="character" w:customStyle="1" w:styleId="TitreCar">
     <w:name w:val="Titre Car"/>
-    <w:basedOn w:val="Policepardfaut"/>
     <w:link w:val="Titre"/>
     <w:uiPriority w:val="10"/>
     <w:rsid w:val="00F81524"/>
     <w:rPr>
-      <w:rFonts w:asciiTheme="majorHAnsi" w:eastAsiaTheme="majorEastAsia" w:hAnsiTheme="majorHAnsi" w:cstheme="majorBidi"/>
+      <w:rFonts w:ascii="Century Gothic" w:eastAsia="MS Gothic" w:hAnsi="Century Gothic" w:cs="Times New Roman"/>
       <w:color w:val="0070C0"/>
       <w:kern w:val="28"/>
       <w:sz w:val="44"/>
@@ -7194,8 +7761,8 @@
       <w:jc w:val="both"/>
     </w:pPr>
     <w:rPr>
-      <w:rFonts w:asciiTheme="majorHAnsi" w:eastAsiaTheme="minorEastAsia" w:hAnsiTheme="majorHAnsi" w:cstheme="minorBidi"/>
-      <w:color w:val="4C483D" w:themeColor="text2"/>
+      <w:rFonts w:ascii="Century Gothic" w:eastAsia="MS Mincho" w:hAnsi="Century Gothic"/>
+      <w:color w:val="4C483D"/>
       <w:sz w:val="32"/>
       <w:szCs w:val="32"/>
       <w:lang w:eastAsia="ja-JP"/>
@@ -7203,7 +7770,6 @@
   </w:style>
   <w:style w:type="character" w:customStyle="1" w:styleId="Sous-titreCar">
     <w:name w:val="Sous-titre Car"/>
-    <w:basedOn w:val="Policepardfaut"/>
     <w:link w:val="Sous-titre"/>
     <w:uiPriority w:val="11"/>
     <w:rsid w:val="00597D6F"/>
@@ -7217,11 +7783,12 @@
     <w:uiPriority w:val="1"/>
     <w:qFormat/>
     <w:rsid w:val="00F81524"/>
-    <w:pPr>
-      <w:spacing w:after="0" w:line="240" w:lineRule="auto"/>
-    </w:pPr>
     <w:rPr>
-      <w:rFonts w:asciiTheme="majorHAnsi" w:hAnsiTheme="majorHAnsi"/>
+      <w:rFonts w:ascii="Century Gothic" w:hAnsi="Century Gothic"/>
+      <w:color w:val="4C483D"/>
+      <w:sz w:val="24"/>
+      <w:szCs w:val="24"/>
+      <w:lang w:val="en-US" w:eastAsia="ja-JP"/>
     </w:rPr>
   </w:style>
   <w:style w:type="table" w:styleId="Grilledutableau">
@@ -7229,9 +7796,6 @@
     <w:basedOn w:val="TableauNormal"/>
     <w:uiPriority w:val="39"/>
     <w:rsid w:val="00597D6F"/>
-    <w:pPr>
-      <w:spacing w:after="0" w:line="240" w:lineRule="auto"/>
-    </w:pPr>
     <w:tblPr>
       <w:tblBorders>
         <w:top w:val="single" w:sz="4" w:space="0" w:color="auto"/>
@@ -7250,7 +7814,7 @@
     <w:qFormat/>
     <w:rsid w:val="00597D6F"/>
     <w:rPr>
-      <w:color w:val="FFFFFF" w:themeColor="background1"/>
+      <w:color w:val="FFFFFF"/>
       <w:sz w:val="22"/>
       <w:szCs w:val="22"/>
     </w:rPr>
@@ -7279,8 +7843,8 @@
       <w:jc w:val="both"/>
     </w:pPr>
     <w:rPr>
-      <w:rFonts w:asciiTheme="majorHAnsi" w:eastAsiaTheme="minorEastAsia" w:hAnsiTheme="majorHAnsi" w:cstheme="minorBidi"/>
-      <w:color w:val="4C483D" w:themeColor="text2"/>
+      <w:rFonts w:ascii="Century Gothic" w:eastAsia="MS Mincho" w:hAnsi="Century Gothic"/>
+      <w:color w:val="4C483D"/>
       <w:sz w:val="22"/>
       <w:lang w:eastAsia="ja-JP"/>
     </w:rPr>
@@ -7304,9 +7868,9 @@
       <w:jc w:val="both"/>
     </w:pPr>
     <w:rPr>
-      <w:rFonts w:asciiTheme="majorHAnsi" w:eastAsiaTheme="majorEastAsia" w:hAnsiTheme="majorHAnsi" w:cstheme="majorBidi"/>
+      <w:rFonts w:ascii="Century Gothic" w:eastAsia="MS Gothic" w:hAnsi="Century Gothic"/>
       <w:caps/>
-      <w:color w:val="3E8799" w:themeColor="accent4" w:themeShade="BF"/>
+      <w:color w:val="3E8799"/>
       <w:sz w:val="16"/>
       <w:szCs w:val="16"/>
       <w:lang w:eastAsia="ja-JP"/>
@@ -7314,14 +7878,13 @@
   </w:style>
   <w:style w:type="character" w:customStyle="1" w:styleId="PieddepageCar">
     <w:name w:val="Pied de page Car"/>
-    <w:basedOn w:val="Policepardfaut"/>
     <w:link w:val="Pieddepage"/>
     <w:uiPriority w:val="99"/>
     <w:rsid w:val="00E11CE0"/>
     <w:rPr>
-      <w:rFonts w:asciiTheme="majorHAnsi" w:eastAsiaTheme="majorEastAsia" w:hAnsiTheme="majorHAnsi" w:cstheme="majorBidi"/>
+      <w:rFonts w:ascii="Century Gothic" w:eastAsia="MS Gothic" w:hAnsi="Century Gothic" w:cs="Times New Roman"/>
       <w:caps/>
-      <w:color w:val="3E8799" w:themeColor="accent4" w:themeShade="BF"/>
+      <w:color w:val="3E8799"/>
       <w:sz w:val="16"/>
       <w:szCs w:val="16"/>
     </w:rPr>
@@ -7329,13 +7892,12 @@
   <w:style w:type="character" w:customStyle="1" w:styleId="Titre1Car">
     <w:name w:val="Titre 1 Car"/>
     <w:aliases w:val="Titre 11 Car,t1.T1.Titre 1 Car,t1 Car,t1.T1 Car,h1 Car,Annexe Car,H1 Car,Contrat 1 Car,Arial 14 Fett Car,Arial 14 Fett1 Car,Arial 14 Fett2 Car,Kapitel Car,chapitre Car,Level a Car,Niveau 1 Car,(Titre) Car,Part Car,Attribute Heading 1 Car"/>
-    <w:basedOn w:val="Policepardfaut"/>
     <w:link w:val="Titre1"/>
     <w:uiPriority w:val="9"/>
     <w:rsid w:val="00D00624"/>
     <w:rPr>
-      <w:rFonts w:asciiTheme="majorHAnsi" w:eastAsiaTheme="majorEastAsia" w:hAnsiTheme="majorHAnsi" w:cstheme="majorBidi"/>
-      <w:color w:val="295A66" w:themeColor="accent4" w:themeShade="80"/>
+      <w:rFonts w:ascii="Century Gothic" w:eastAsia="MS Gothic" w:hAnsi="Century Gothic" w:cs="Times New Roman"/>
+      <w:color w:val="295A66"/>
       <w:sz w:val="36"/>
       <w:szCs w:val="36"/>
       <w:lang w:val="fr-FR"/>
@@ -7343,12 +7905,11 @@
   </w:style>
   <w:style w:type="character" w:customStyle="1" w:styleId="Titre2Car">
     <w:name w:val="Titre 2 Car"/>
-    <w:basedOn w:val="Policepardfaut"/>
     <w:link w:val="Titre2"/>
     <w:uiPriority w:val="9"/>
     <w:rsid w:val="00B63F96"/>
     <w:rPr>
-      <w:rFonts w:asciiTheme="majorHAnsi" w:hAnsiTheme="majorHAnsi"/>
+      <w:rFonts w:ascii="Century Gothic" w:hAnsi="Century Gothic"/>
       <w:b/>
       <w:bCs/>
       <w:color w:val="0070C0"/>
@@ -7373,7 +7934,7 @@
       <w:outlineLvl w:val="9"/>
     </w:pPr>
     <w:rPr>
-      <w:color w:val="3E8799" w:themeColor="accent4" w:themeShade="BF"/>
+      <w:color w:val="3E8799"/>
       <w:sz w:val="72"/>
       <w:szCs w:val="72"/>
     </w:rPr>
@@ -7396,10 +7957,10 @@
       <w:jc w:val="both"/>
     </w:pPr>
     <w:rPr>
-      <w:rFonts w:ascii="Century Gothic" w:eastAsiaTheme="minorEastAsia" w:hAnsi="Century Gothic" w:cstheme="minorBidi"/>
+      <w:rFonts w:ascii="Century Gothic" w:eastAsia="MS Mincho" w:hAnsi="Century Gothic"/>
       <w:bCs/>
       <w:caps/>
-      <w:color w:val="4C483D" w:themeColor="text2"/>
+      <w:color w:val="4C483D"/>
       <w:sz w:val="28"/>
       <w:lang w:eastAsia="ja-JP"/>
     </w:rPr>
@@ -7419,29 +7980,27 @@
       <w:jc w:val="both"/>
     </w:pPr>
     <w:rPr>
-      <w:rFonts w:ascii="Century Gothic" w:eastAsiaTheme="minorEastAsia" w:hAnsi="Century Gothic" w:cstheme="minorBidi"/>
+      <w:rFonts w:ascii="Century Gothic" w:eastAsia="MS Mincho" w:hAnsi="Century Gothic"/>
       <w:smallCaps/>
-      <w:color w:val="4C483D" w:themeColor="text2"/>
+      <w:color w:val="4C483D"/>
       <w:sz w:val="22"/>
       <w:lang w:eastAsia="ja-JP"/>
     </w:rPr>
   </w:style>
   <w:style w:type="character" w:styleId="Lienhypertexte">
     <w:name w:val="Hyperlink"/>
-    <w:basedOn w:val="Policepardfaut"/>
     <w:uiPriority w:val="99"/>
     <w:unhideWhenUsed/>
     <w:rsid w:val="00D56C60"/>
     <w:rPr>
-      <w:rFonts w:asciiTheme="minorHAnsi" w:hAnsiTheme="minorHAnsi"/>
-      <w:color w:val="4C483D" w:themeColor="hyperlink"/>
+      <w:rFonts w:ascii="Garamond" w:hAnsi="Garamond"/>
+      <w:color w:val="4C483D"/>
       <w:u w:val="single"/>
       <w:lang w:val="fr-FR"/>
     </w:rPr>
   </w:style>
   <w:style w:type="character" w:customStyle="1" w:styleId="Titre3Car">
     <w:name w:val="Titre 3 Car"/>
-    <w:basedOn w:val="Policepardfaut"/>
     <w:link w:val="Titre3"/>
     <w:uiPriority w:val="9"/>
     <w:rsid w:val="00597D6F"/>
@@ -7466,8 +8025,8 @@
       <w:jc w:val="both"/>
     </w:pPr>
     <w:rPr>
-      <w:rFonts w:asciiTheme="majorHAnsi" w:eastAsiaTheme="minorEastAsia" w:hAnsiTheme="majorHAnsi" w:cstheme="minorBidi"/>
-      <w:color w:val="4C483D" w:themeColor="text2"/>
+      <w:rFonts w:ascii="Century Gothic" w:eastAsia="MS Mincho" w:hAnsi="Century Gothic"/>
+      <w:color w:val="4C483D"/>
       <w:sz w:val="22"/>
       <w:lang w:eastAsia="ja-JP"/>
     </w:rPr>
@@ -7483,10 +8042,10 @@
       <w:jc w:val="both"/>
     </w:pPr>
     <w:rPr>
-      <w:rFonts w:asciiTheme="majorHAnsi" w:eastAsiaTheme="minorEastAsia" w:hAnsiTheme="majorHAnsi" w:cstheme="minorBidi"/>
+      <w:rFonts w:ascii="Century Gothic" w:eastAsia="MS Mincho" w:hAnsi="Century Gothic"/>
       <w:i/>
       <w:iCs/>
-      <w:color w:val="4C483D" w:themeColor="text2"/>
+      <w:color w:val="4C483D"/>
       <w:sz w:val="18"/>
       <w:szCs w:val="18"/>
       <w:lang w:eastAsia="ja-JP"/>
@@ -7497,11 +8056,8 @@
     <w:basedOn w:val="TableauNormal"/>
     <w:uiPriority w:val="99"/>
     <w:rsid w:val="00597D6F"/>
-    <w:pPr>
-      <w:spacing w:after="0" w:line="240" w:lineRule="auto"/>
-    </w:pPr>
     <w:rPr>
-      <w:color w:val="404040" w:themeColor="text1" w:themeTint="BF"/>
+      <w:color w:val="404040"/>
       <w:sz w:val="18"/>
       <w:szCs w:val="18"/>
     </w:rPr>
@@ -7513,7 +8069,7 @@
       </w:tblCellMar>
     </w:tblPr>
     <w:tcPr>
-      <w:shd w:val="clear" w:color="auto" w:fill="FCDBDB" w:themeFill="accent1" w:themeFillTint="33"/>
+      <w:shd w:val="clear" w:color="auto" w:fill="FCDBDB"/>
     </w:tcPr>
     <w:tblStylePr w:type="firstCol">
       <w:pPr>
@@ -7533,10 +8089,10 @@
       <w:jc w:val="both"/>
     </w:pPr>
     <w:rPr>
-      <w:rFonts w:asciiTheme="majorHAnsi" w:eastAsiaTheme="majorEastAsia" w:hAnsiTheme="majorHAnsi" w:cstheme="majorBidi"/>
+      <w:rFonts w:ascii="Century Gothic" w:eastAsia="MS Gothic" w:hAnsi="Century Gothic"/>
       <w:i/>
       <w:iCs/>
-      <w:color w:val="4C483D" w:themeColor="text2"/>
+      <w:color w:val="4C483D"/>
       <w:sz w:val="16"/>
       <w:szCs w:val="16"/>
       <w:lang w:eastAsia="ja-JP"/>
@@ -7554,23 +8110,22 @@
       <w:jc w:val="center"/>
     </w:pPr>
     <w:rPr>
-      <w:rFonts w:asciiTheme="majorHAnsi" w:eastAsiaTheme="minorEastAsia" w:hAnsiTheme="majorHAnsi" w:cstheme="minorBidi"/>
-      <w:color w:val="4C483D" w:themeColor="text2"/>
+      <w:rFonts w:ascii="Century Gothic" w:eastAsia="MS Mincho" w:hAnsi="Century Gothic"/>
+      <w:color w:val="4C483D"/>
       <w:sz w:val="22"/>
       <w:lang w:eastAsia="ja-JP"/>
     </w:rPr>
   </w:style>
   <w:style w:type="character" w:customStyle="1" w:styleId="Titre4Car">
     <w:name w:val="Titre 4 Car"/>
-    <w:basedOn w:val="Policepardfaut"/>
     <w:link w:val="Titre4"/>
     <w:uiPriority w:val="9"/>
     <w:rsid w:val="00597D6F"/>
     <w:rPr>
-      <w:rFonts w:asciiTheme="majorHAnsi" w:eastAsiaTheme="majorEastAsia" w:hAnsiTheme="majorHAnsi" w:cstheme="majorBidi"/>
+      <w:rFonts w:ascii="Century Gothic" w:eastAsia="MS Gothic" w:hAnsi="Century Gothic" w:cs="Times New Roman"/>
       <w:i/>
       <w:iCs/>
-      <w:color w:val="DF1010" w:themeColor="accent1" w:themeShade="BF"/>
+      <w:color w:val="DF1010"/>
     </w:rPr>
   </w:style>
   <w:style w:type="table" w:customStyle="1" w:styleId="TableauFinances">
@@ -7579,36 +8134,36 @@
     <w:uiPriority w:val="99"/>
     <w:rsid w:val="00597D6F"/>
     <w:pPr>
-      <w:spacing w:before="60" w:after="60" w:line="240" w:lineRule="auto"/>
+      <w:spacing w:before="60" w:after="60"/>
     </w:pPr>
     <w:tblPr>
       <w:tblStyleRowBandSize w:val="1"/>
       <w:tblBorders>
-        <w:top w:val="single" w:sz="4" w:space="0" w:color="BCB8AC" w:themeColor="text2" w:themeTint="66"/>
-        <w:left w:val="single" w:sz="4" w:space="0" w:color="BCB8AC" w:themeColor="text2" w:themeTint="66"/>
-        <w:bottom w:val="single" w:sz="4" w:space="0" w:color="BCB8AC" w:themeColor="text2" w:themeTint="66"/>
-        <w:right w:val="single" w:sz="4" w:space="0" w:color="BCB8AC" w:themeColor="text2" w:themeTint="66"/>
-        <w:insideV w:val="single" w:sz="4" w:space="0" w:color="BCB8AC" w:themeColor="text2" w:themeTint="66"/>
+        <w:top w:val="single" w:sz="4" w:space="0" w:color="BCB8AC"/>
+        <w:left w:val="single" w:sz="4" w:space="0" w:color="BCB8AC"/>
+        <w:bottom w:val="single" w:sz="4" w:space="0" w:color="BCB8AC"/>
+        <w:right w:val="single" w:sz="4" w:space="0" w:color="BCB8AC"/>
+        <w:insideV w:val="single" w:sz="4" w:space="0" w:color="BCB8AC"/>
       </w:tblBorders>
     </w:tblPr>
     <w:tblStylePr w:type="firstRow">
       <w:rPr>
-        <w:rFonts w:asciiTheme="majorHAnsi" w:hAnsiTheme="majorHAnsi"/>
-        <w:color w:val="FFFFFF" w:themeColor="background1"/>
+        <w:rFonts w:ascii="Century Gothic" w:hAnsi="Century Gothic"/>
+        <w:color w:val="FFFFFF"/>
         <w:sz w:val="16"/>
       </w:rPr>
       <w:tblPr/>
       <w:tcPr>
-        <w:shd w:val="clear" w:color="auto" w:fill="F24F4F" w:themeFill="accent1"/>
+        <w:shd w:val="clear" w:color="auto" w:fill="F24F4F"/>
       </w:tcPr>
     </w:tblStylePr>
     <w:tblStylePr w:type="lastRow">
       <w:rPr>
-        <w:rFonts w:asciiTheme="majorHAnsi" w:hAnsiTheme="majorHAnsi"/>
+        <w:rFonts w:ascii="Century Gothic" w:hAnsi="Century Gothic"/>
         <w:b/>
         <w:caps/>
         <w:smallCaps w:val="0"/>
-        <w:color w:val="F24F4F" w:themeColor="accent1"/>
+        <w:color w:val="F24F4F"/>
         <w:sz w:val="16"/>
       </w:rPr>
       <w:tblPr/>
@@ -7620,14 +8175,14 @@
     </w:tblStylePr>
     <w:tblStylePr w:type="firstCol">
       <w:rPr>
-        <w:rFonts w:asciiTheme="majorHAnsi" w:hAnsiTheme="majorHAnsi"/>
+        <w:rFonts w:ascii="Century Gothic" w:hAnsi="Century Gothic"/>
         <w:sz w:val="16"/>
       </w:rPr>
     </w:tblStylePr>
     <w:tblStylePr w:type="band2Horz">
       <w:tblPr/>
       <w:tcPr>
-        <w:shd w:val="clear" w:color="auto" w:fill="DDDBD5" w:themeFill="text2" w:themeFillTint="33"/>
+        <w:shd w:val="clear" w:color="auto" w:fill="DDDBD5"/>
       </w:tcPr>
     </w:tblStylePr>
   </w:style>
@@ -7646,10 +8201,10 @@
       <w:jc w:val="both"/>
     </w:pPr>
     <w:rPr>
-      <w:rFonts w:ascii="Century Gothic" w:eastAsiaTheme="minorEastAsia" w:hAnsi="Century Gothic" w:cstheme="minorBidi"/>
+      <w:rFonts w:ascii="Century Gothic" w:eastAsia="MS Mincho" w:hAnsi="Century Gothic"/>
       <w:i/>
       <w:iCs/>
-      <w:color w:val="4C483D" w:themeColor="text2"/>
+      <w:color w:val="4C483D"/>
       <w:sz w:val="22"/>
       <w:lang w:eastAsia="ja-JP"/>
     </w:rPr>
@@ -7668,8 +8223,8 @@
       <w:jc w:val="both"/>
     </w:pPr>
     <w:rPr>
-      <w:rFonts w:asciiTheme="minorHAnsi" w:eastAsiaTheme="minorEastAsia" w:hAnsiTheme="minorHAnsi" w:cstheme="minorBidi"/>
-      <w:color w:val="4C483D" w:themeColor="text2"/>
+      <w:rFonts w:ascii="Garamond" w:eastAsia="MS Mincho" w:hAnsi="Garamond"/>
+      <w:color w:val="4C483D"/>
       <w:sz w:val="18"/>
       <w:szCs w:val="18"/>
       <w:lang w:eastAsia="ja-JP"/>
@@ -7680,36 +8235,33 @@
     <w:basedOn w:val="TableauNormal"/>
     <w:uiPriority w:val="49"/>
     <w:rsid w:val="003324E3"/>
-    <w:pPr>
-      <w:spacing w:after="0" w:line="240" w:lineRule="auto"/>
-    </w:pPr>
     <w:tblPr>
       <w:tblStyleRowBandSize w:val="1"/>
       <w:tblStyleColBandSize w:val="1"/>
       <w:tblBorders>
-        <w:top w:val="single" w:sz="4" w:space="0" w:color="A0CDD8" w:themeColor="accent4" w:themeTint="99"/>
-        <w:left w:val="single" w:sz="4" w:space="0" w:color="A0CDD8" w:themeColor="accent4" w:themeTint="99"/>
-        <w:bottom w:val="single" w:sz="4" w:space="0" w:color="A0CDD8" w:themeColor="accent4" w:themeTint="99"/>
-        <w:right w:val="single" w:sz="4" w:space="0" w:color="A0CDD8" w:themeColor="accent4" w:themeTint="99"/>
-        <w:insideH w:val="single" w:sz="4" w:space="0" w:color="A0CDD8" w:themeColor="accent4" w:themeTint="99"/>
+        <w:top w:val="single" w:sz="4" w:space="0" w:color="A0CDD8"/>
+        <w:left w:val="single" w:sz="4" w:space="0" w:color="A0CDD8"/>
+        <w:bottom w:val="single" w:sz="4" w:space="0" w:color="A0CDD8"/>
+        <w:right w:val="single" w:sz="4" w:space="0" w:color="A0CDD8"/>
+        <w:insideH w:val="single" w:sz="4" w:space="0" w:color="A0CDD8"/>
       </w:tblBorders>
     </w:tblPr>
     <w:tblStylePr w:type="firstRow">
       <w:rPr>
         <w:b/>
         <w:bCs/>
-        <w:color w:val="FFFFFF" w:themeColor="background1"/>
+        <w:color w:val="FFFFFF"/>
       </w:rPr>
       <w:tblPr/>
       <w:tcPr>
         <w:tcBorders>
-          <w:top w:val="single" w:sz="4" w:space="0" w:color="61ADBF" w:themeColor="accent4"/>
-          <w:left w:val="single" w:sz="4" w:space="0" w:color="61ADBF" w:themeColor="accent4"/>
-          <w:bottom w:val="single" w:sz="4" w:space="0" w:color="61ADBF" w:themeColor="accent4"/>
-          <w:right w:val="single" w:sz="4" w:space="0" w:color="61ADBF" w:themeColor="accent4"/>
+          <w:top w:val="single" w:sz="4" w:space="0" w:color="61ADBF"/>
+          <w:left w:val="single" w:sz="4" w:space="0" w:color="61ADBF"/>
+          <w:bottom w:val="single" w:sz="4" w:space="0" w:color="61ADBF"/>
+          <w:right w:val="single" w:sz="4" w:space="0" w:color="61ADBF"/>
           <w:insideH w:val="nil"/>
         </w:tcBorders>
-        <w:shd w:val="clear" w:color="auto" w:fill="61ADBF" w:themeFill="accent4"/>
+        <w:shd w:val="clear" w:color="auto" w:fill="61ADBF"/>
       </w:tcPr>
     </w:tblStylePr>
     <w:tblStylePr w:type="lastRow">
@@ -7720,7 +8272,7 @@
       <w:tblPr/>
       <w:tcPr>
         <w:tcBorders>
-          <w:top w:val="double" w:sz="4" w:space="0" w:color="A0CDD8" w:themeColor="accent4" w:themeTint="99"/>
+          <w:top w:val="double" w:sz="4" w:space="0" w:color="A0CDD8"/>
         </w:tcBorders>
       </w:tcPr>
     </w:tblStylePr>
@@ -7739,13 +8291,13 @@
     <w:tblStylePr w:type="band1Vert">
       <w:tblPr/>
       <w:tcPr>
-        <w:shd w:val="clear" w:color="auto" w:fill="DFEEF2" w:themeFill="accent4" w:themeFillTint="33"/>
+        <w:shd w:val="clear" w:color="auto" w:fill="DFEEF2"/>
       </w:tcPr>
     </w:tblStylePr>
     <w:tblStylePr w:type="band1Horz">
       <w:tblPr/>
       <w:tcPr>
-        <w:shd w:val="clear" w:color="auto" w:fill="DFEEF2" w:themeFill="accent4" w:themeFillTint="33"/>
+        <w:shd w:val="clear" w:color="auto" w:fill="DFEEF2"/>
       </w:tcPr>
     </w:tblStylePr>
   </w:style>
@@ -7763,8 +8315,8 @@
       <w:jc w:val="both"/>
     </w:pPr>
     <w:rPr>
-      <w:rFonts w:asciiTheme="minorHAnsi" w:eastAsiaTheme="minorEastAsia" w:hAnsiTheme="minorHAnsi" w:cstheme="minorBidi"/>
-      <w:color w:val="4C483D" w:themeColor="text2"/>
+      <w:rFonts w:ascii="Garamond" w:eastAsia="MS Mincho" w:hAnsi="Garamond"/>
+      <w:color w:val="4C483D"/>
       <w:sz w:val="18"/>
       <w:szCs w:val="18"/>
       <w:lang w:eastAsia="ja-JP"/>
@@ -7784,8 +8336,8 @@
       <w:jc w:val="both"/>
     </w:pPr>
     <w:rPr>
-      <w:rFonts w:asciiTheme="minorHAnsi" w:eastAsiaTheme="minorEastAsia" w:hAnsiTheme="minorHAnsi" w:cstheme="minorBidi"/>
-      <w:color w:val="4C483D" w:themeColor="text2"/>
+      <w:rFonts w:ascii="Garamond" w:eastAsia="MS Mincho" w:hAnsi="Garamond"/>
+      <w:color w:val="4C483D"/>
       <w:sz w:val="18"/>
       <w:szCs w:val="18"/>
       <w:lang w:eastAsia="ja-JP"/>
@@ -7805,8 +8357,8 @@
       <w:jc w:val="both"/>
     </w:pPr>
     <w:rPr>
-      <w:rFonts w:asciiTheme="minorHAnsi" w:eastAsiaTheme="minorEastAsia" w:hAnsiTheme="minorHAnsi" w:cstheme="minorBidi"/>
-      <w:color w:val="4C483D" w:themeColor="text2"/>
+      <w:rFonts w:ascii="Garamond" w:eastAsia="MS Mincho" w:hAnsi="Garamond"/>
+      <w:color w:val="4C483D"/>
       <w:sz w:val="18"/>
       <w:szCs w:val="18"/>
       <w:lang w:eastAsia="ja-JP"/>
@@ -7826,8 +8378,8 @@
       <w:jc w:val="both"/>
     </w:pPr>
     <w:rPr>
-      <w:rFonts w:asciiTheme="minorHAnsi" w:eastAsiaTheme="minorEastAsia" w:hAnsiTheme="minorHAnsi" w:cstheme="minorBidi"/>
-      <w:color w:val="4C483D" w:themeColor="text2"/>
+      <w:rFonts w:ascii="Garamond" w:eastAsia="MS Mincho" w:hAnsi="Garamond"/>
+      <w:color w:val="4C483D"/>
       <w:sz w:val="18"/>
       <w:szCs w:val="18"/>
       <w:lang w:eastAsia="ja-JP"/>
@@ -7847,8 +8399,8 @@
       <w:jc w:val="both"/>
     </w:pPr>
     <w:rPr>
-      <w:rFonts w:asciiTheme="minorHAnsi" w:eastAsiaTheme="minorEastAsia" w:hAnsiTheme="minorHAnsi" w:cstheme="minorBidi"/>
-      <w:color w:val="4C483D" w:themeColor="text2"/>
+      <w:rFonts w:ascii="Garamond" w:eastAsia="MS Mincho" w:hAnsi="Garamond"/>
+      <w:color w:val="4C483D"/>
       <w:sz w:val="18"/>
       <w:szCs w:val="18"/>
       <w:lang w:eastAsia="ja-JP"/>
@@ -7859,104 +8411,101 @@
     <w:basedOn w:val="TableauNormal"/>
     <w:uiPriority w:val="50"/>
     <w:rsid w:val="00A6501A"/>
-    <w:pPr>
-      <w:spacing w:after="0" w:line="240" w:lineRule="auto"/>
-    </w:pPr>
     <w:tblPr>
       <w:tblStyleRowBandSize w:val="1"/>
       <w:tblStyleColBandSize w:val="1"/>
       <w:tblBorders>
-        <w:top w:val="single" w:sz="4" w:space="0" w:color="FFFFFF" w:themeColor="background1"/>
-        <w:left w:val="single" w:sz="4" w:space="0" w:color="FFFFFF" w:themeColor="background1"/>
-        <w:bottom w:val="single" w:sz="4" w:space="0" w:color="FFFFFF" w:themeColor="background1"/>
-        <w:right w:val="single" w:sz="4" w:space="0" w:color="FFFFFF" w:themeColor="background1"/>
-        <w:insideH w:val="single" w:sz="4" w:space="0" w:color="FFFFFF" w:themeColor="background1"/>
-        <w:insideV w:val="single" w:sz="4" w:space="0" w:color="FFFFFF" w:themeColor="background1"/>
+        <w:top w:val="single" w:sz="4" w:space="0" w:color="FFFFFF"/>
+        <w:left w:val="single" w:sz="4" w:space="0" w:color="FFFFFF"/>
+        <w:bottom w:val="single" w:sz="4" w:space="0" w:color="FFFFFF"/>
+        <w:right w:val="single" w:sz="4" w:space="0" w:color="FFFFFF"/>
+        <w:insideH w:val="single" w:sz="4" w:space="0" w:color="FFFFFF"/>
+        <w:insideV w:val="single" w:sz="4" w:space="0" w:color="FFFFFF"/>
       </w:tblBorders>
     </w:tblPr>
     <w:tcPr>
-      <w:shd w:val="clear" w:color="auto" w:fill="DFEEF2" w:themeFill="accent4" w:themeFillTint="33"/>
+      <w:shd w:val="clear" w:color="auto" w:fill="DFEEF2"/>
     </w:tcPr>
     <w:tblStylePr w:type="firstRow">
       <w:rPr>
         <w:b/>
         <w:bCs/>
-        <w:color w:val="FFFFFF" w:themeColor="background1"/>
+        <w:color w:val="FFFFFF"/>
       </w:rPr>
       <w:tblPr/>
       <w:tcPr>
         <w:tcBorders>
-          <w:top w:val="single" w:sz="4" w:space="0" w:color="FFFFFF" w:themeColor="background1"/>
-          <w:left w:val="single" w:sz="4" w:space="0" w:color="FFFFFF" w:themeColor="background1"/>
-          <w:right w:val="single" w:sz="4" w:space="0" w:color="FFFFFF" w:themeColor="background1"/>
+          <w:top w:val="single" w:sz="4" w:space="0" w:color="FFFFFF"/>
+          <w:left w:val="single" w:sz="4" w:space="0" w:color="FFFFFF"/>
+          <w:right w:val="single" w:sz="4" w:space="0" w:color="FFFFFF"/>
           <w:insideH w:val="nil"/>
           <w:insideV w:val="nil"/>
         </w:tcBorders>
-        <w:shd w:val="clear" w:color="auto" w:fill="61ADBF" w:themeFill="accent4"/>
+        <w:shd w:val="clear" w:color="auto" w:fill="61ADBF"/>
       </w:tcPr>
     </w:tblStylePr>
     <w:tblStylePr w:type="lastRow">
       <w:rPr>
         <w:b/>
         <w:bCs/>
-        <w:color w:val="FFFFFF" w:themeColor="background1"/>
+        <w:color w:val="FFFFFF"/>
       </w:rPr>
       <w:tblPr/>
       <w:tcPr>
         <w:tcBorders>
-          <w:left w:val="single" w:sz="4" w:space="0" w:color="FFFFFF" w:themeColor="background1"/>
-          <w:bottom w:val="single" w:sz="4" w:space="0" w:color="FFFFFF" w:themeColor="background1"/>
-          <w:right w:val="single" w:sz="4" w:space="0" w:color="FFFFFF" w:themeColor="background1"/>
+          <w:left w:val="single" w:sz="4" w:space="0" w:color="FFFFFF"/>
+          <w:bottom w:val="single" w:sz="4" w:space="0" w:color="FFFFFF"/>
+          <w:right w:val="single" w:sz="4" w:space="0" w:color="FFFFFF"/>
           <w:insideH w:val="nil"/>
           <w:insideV w:val="nil"/>
         </w:tcBorders>
-        <w:shd w:val="clear" w:color="auto" w:fill="61ADBF" w:themeFill="accent4"/>
+        <w:shd w:val="clear" w:color="auto" w:fill="61ADBF"/>
       </w:tcPr>
     </w:tblStylePr>
     <w:tblStylePr w:type="firstCol">
       <w:rPr>
         <w:b/>
         <w:bCs/>
-        <w:color w:val="FFFFFF" w:themeColor="background1"/>
+        <w:color w:val="FFFFFF"/>
       </w:rPr>
       <w:tblPr/>
       <w:tcPr>
         <w:tcBorders>
-          <w:top w:val="single" w:sz="4" w:space="0" w:color="FFFFFF" w:themeColor="background1"/>
-          <w:left w:val="single" w:sz="4" w:space="0" w:color="FFFFFF" w:themeColor="background1"/>
-          <w:bottom w:val="single" w:sz="4" w:space="0" w:color="FFFFFF" w:themeColor="background1"/>
+          <w:top w:val="single" w:sz="4" w:space="0" w:color="FFFFFF"/>
+          <w:left w:val="single" w:sz="4" w:space="0" w:color="FFFFFF"/>
+          <w:bottom w:val="single" w:sz="4" w:space="0" w:color="FFFFFF"/>
           <w:insideV w:val="nil"/>
         </w:tcBorders>
-        <w:shd w:val="clear" w:color="auto" w:fill="61ADBF" w:themeFill="accent4"/>
+        <w:shd w:val="clear" w:color="auto" w:fill="61ADBF"/>
       </w:tcPr>
     </w:tblStylePr>
     <w:tblStylePr w:type="lastCol">
       <w:rPr>
         <w:b/>
         <w:bCs/>
-        <w:color w:val="FFFFFF" w:themeColor="background1"/>
+        <w:color w:val="FFFFFF"/>
       </w:rPr>
       <w:tblPr/>
       <w:tcPr>
         <w:tcBorders>
-          <w:top w:val="single" w:sz="4" w:space="0" w:color="FFFFFF" w:themeColor="background1"/>
-          <w:bottom w:val="single" w:sz="4" w:space="0" w:color="FFFFFF" w:themeColor="background1"/>
-          <w:right w:val="single" w:sz="4" w:space="0" w:color="FFFFFF" w:themeColor="background1"/>
+          <w:top w:val="single" w:sz="4" w:space="0" w:color="FFFFFF"/>
+          <w:bottom w:val="single" w:sz="4" w:space="0" w:color="FFFFFF"/>
+          <w:right w:val="single" w:sz="4" w:space="0" w:color="FFFFFF"/>
           <w:insideV w:val="nil"/>
         </w:tcBorders>
-        <w:shd w:val="clear" w:color="auto" w:fill="61ADBF" w:themeFill="accent4"/>
+        <w:shd w:val="clear" w:color="auto" w:fill="61ADBF"/>
       </w:tcPr>
     </w:tblStylePr>
     <w:tblStylePr w:type="band1Vert">
       <w:tblPr/>
       <w:tcPr>
-        <w:shd w:val="clear" w:color="auto" w:fill="BFDEE5" w:themeFill="accent4" w:themeFillTint="66"/>
+        <w:shd w:val="clear" w:color="auto" w:fill="BFDEE5"/>
       </w:tcPr>
     </w:tblStylePr>
     <w:tblStylePr w:type="band1Horz">
       <w:tblPr/>
       <w:tcPr>
-        <w:shd w:val="clear" w:color="auto" w:fill="BFDEE5" w:themeFill="accent4" w:themeFillTint="66"/>
+        <w:shd w:val="clear" w:color="auto" w:fill="BFDEE5"/>
       </w:tcPr>
     </w:tblStylePr>
   </w:style>
@@ -7965,38 +8514,35 @@
     <w:basedOn w:val="TableauNormal"/>
     <w:uiPriority w:val="49"/>
     <w:rsid w:val="00762CE9"/>
-    <w:pPr>
-      <w:spacing w:after="0" w:line="240" w:lineRule="auto"/>
-    </w:pPr>
     <w:tblPr>
       <w:tblStyleRowBandSize w:val="1"/>
       <w:tblStyleColBandSize w:val="1"/>
       <w:tblBorders>
-        <w:top w:val="single" w:sz="4" w:space="0" w:color="A0CDD8" w:themeColor="accent4" w:themeTint="99"/>
-        <w:left w:val="single" w:sz="4" w:space="0" w:color="A0CDD8" w:themeColor="accent4" w:themeTint="99"/>
-        <w:bottom w:val="single" w:sz="4" w:space="0" w:color="A0CDD8" w:themeColor="accent4" w:themeTint="99"/>
-        <w:right w:val="single" w:sz="4" w:space="0" w:color="A0CDD8" w:themeColor="accent4" w:themeTint="99"/>
-        <w:insideH w:val="single" w:sz="4" w:space="0" w:color="A0CDD8" w:themeColor="accent4" w:themeTint="99"/>
-        <w:insideV w:val="single" w:sz="4" w:space="0" w:color="A0CDD8" w:themeColor="accent4" w:themeTint="99"/>
+        <w:top w:val="single" w:sz="4" w:space="0" w:color="A0CDD8"/>
+        <w:left w:val="single" w:sz="4" w:space="0" w:color="A0CDD8"/>
+        <w:bottom w:val="single" w:sz="4" w:space="0" w:color="A0CDD8"/>
+        <w:right w:val="single" w:sz="4" w:space="0" w:color="A0CDD8"/>
+        <w:insideH w:val="single" w:sz="4" w:space="0" w:color="A0CDD8"/>
+        <w:insideV w:val="single" w:sz="4" w:space="0" w:color="A0CDD8"/>
       </w:tblBorders>
     </w:tblPr>
     <w:tblStylePr w:type="firstRow">
       <w:rPr>
         <w:b/>
         <w:bCs/>
-        <w:color w:val="FFFFFF" w:themeColor="background1"/>
+        <w:color w:val="FFFFFF"/>
       </w:rPr>
       <w:tblPr/>
       <w:tcPr>
         <w:tcBorders>
-          <w:top w:val="single" w:sz="4" w:space="0" w:color="61ADBF" w:themeColor="accent4"/>
-          <w:left w:val="single" w:sz="4" w:space="0" w:color="61ADBF" w:themeColor="accent4"/>
-          <w:bottom w:val="single" w:sz="4" w:space="0" w:color="61ADBF" w:themeColor="accent4"/>
-          <w:right w:val="single" w:sz="4" w:space="0" w:color="61ADBF" w:themeColor="accent4"/>
+          <w:top w:val="single" w:sz="4" w:space="0" w:color="61ADBF"/>
+          <w:left w:val="single" w:sz="4" w:space="0" w:color="61ADBF"/>
+          <w:bottom w:val="single" w:sz="4" w:space="0" w:color="61ADBF"/>
+          <w:right w:val="single" w:sz="4" w:space="0" w:color="61ADBF"/>
           <w:insideH w:val="nil"/>
           <w:insideV w:val="nil"/>
         </w:tcBorders>
-        <w:shd w:val="clear" w:color="auto" w:fill="61ADBF" w:themeFill="accent4"/>
+        <w:shd w:val="clear" w:color="auto" w:fill="61ADBF"/>
       </w:tcPr>
     </w:tblStylePr>
     <w:tblStylePr w:type="lastRow">
@@ -8007,7 +8553,7 @@
       <w:tblPr/>
       <w:tcPr>
         <w:tcBorders>
-          <w:top w:val="double" w:sz="4" w:space="0" w:color="61ADBF" w:themeColor="accent4"/>
+          <w:top w:val="double" w:sz="4" w:space="0" w:color="61ADBF"/>
         </w:tcBorders>
       </w:tcPr>
     </w:tblStylePr>
@@ -8026,13 +8572,13 @@
     <w:tblStylePr w:type="band1Vert">
       <w:tblPr/>
       <w:tcPr>
-        <w:shd w:val="clear" w:color="auto" w:fill="DFEEF2" w:themeFill="accent4" w:themeFillTint="33"/>
+        <w:shd w:val="clear" w:color="auto" w:fill="DFEEF2"/>
       </w:tcPr>
     </w:tblStylePr>
     <w:tblStylePr w:type="band1Horz">
       <w:tblPr/>
       <w:tcPr>
-        <w:shd w:val="clear" w:color="auto" w:fill="DFEEF2" w:themeFill="accent4" w:themeFillTint="33"/>
+        <w:shd w:val="clear" w:color="auto" w:fill="DFEEF2"/>
       </w:tcPr>
     </w:tblStylePr>
   </w:style>
@@ -8050,8 +8596,8 @@
       <w:jc w:val="both"/>
     </w:pPr>
     <w:rPr>
-      <w:rFonts w:asciiTheme="majorHAnsi" w:eastAsiaTheme="minorEastAsia" w:hAnsiTheme="majorHAnsi" w:cstheme="minorBidi"/>
-      <w:color w:val="4C483D" w:themeColor="text2"/>
+      <w:rFonts w:ascii="Century Gothic" w:eastAsia="MS Mincho" w:hAnsi="Century Gothic"/>
+      <w:color w:val="4C483D"/>
       <w:sz w:val="22"/>
       <w:lang w:eastAsia="ja-JP"/>
     </w:rPr>
@@ -8076,8 +8622,8 @@
       <w:jc w:val="both"/>
     </w:pPr>
     <w:rPr>
-      <w:rFonts w:ascii="Tahoma" w:eastAsiaTheme="minorEastAsia" w:hAnsi="Tahoma" w:cs="Tahoma"/>
-      <w:color w:val="4C483D" w:themeColor="text2"/>
+      <w:rFonts w:ascii="Tahoma" w:eastAsia="MS Mincho" w:hAnsi="Tahoma" w:cs="Tahoma"/>
+      <w:color w:val="4C483D"/>
       <w:sz w:val="16"/>
       <w:szCs w:val="16"/>
       <w:lang w:eastAsia="ja-JP"/>
@@ -8085,7 +8631,6 @@
   </w:style>
   <w:style w:type="character" w:customStyle="1" w:styleId="TextedebullesCar">
     <w:name w:val="Texte de bulles Car"/>
-    <w:basedOn w:val="Policepardfaut"/>
     <w:link w:val="Textedebulles"/>
     <w:rsid w:val="001C2C46"/>
     <w:rPr>
@@ -8102,7 +8647,6 @@
   </w:style>
   <w:style w:type="character" w:styleId="lev">
     <w:name w:val="Strong"/>
-    <w:basedOn w:val="Policepardfaut"/>
     <w:uiPriority w:val="22"/>
     <w:qFormat/>
     <w:rsid w:val="0060707C"/>
@@ -8135,10 +8679,10 @@
       <w:jc w:val="both"/>
     </w:pPr>
     <w:rPr>
-      <w:rFonts w:asciiTheme="majorHAnsi" w:eastAsiaTheme="minorEastAsia" w:hAnsiTheme="majorHAnsi" w:cstheme="minorBidi"/>
+      <w:rFonts w:ascii="Century Gothic" w:eastAsia="MS Mincho" w:hAnsi="Century Gothic"/>
       <w:i/>
       <w:iCs/>
-      <w:color w:val="4C483D" w:themeColor="text2"/>
+      <w:color w:val="4C483D"/>
       <w:sz w:val="18"/>
       <w:szCs w:val="18"/>
       <w:lang w:eastAsia="ja-JP"/>
@@ -8209,59 +8753,55 @@
       <w:jc w:val="both"/>
     </w:pPr>
     <w:rPr>
-      <w:rFonts w:asciiTheme="majorHAnsi" w:eastAsiaTheme="minorEastAsia" w:hAnsiTheme="majorHAnsi" w:cstheme="minorBidi"/>
-      <w:color w:val="4C483D" w:themeColor="text2"/>
+      <w:rFonts w:ascii="Century Gothic" w:eastAsia="MS Mincho" w:hAnsi="Century Gothic"/>
+      <w:color w:val="4C483D"/>
       <w:sz w:val="22"/>
       <w:lang w:eastAsia="ja-JP"/>
     </w:rPr>
   </w:style>
   <w:style w:type="character" w:customStyle="1" w:styleId="Titre5Car">
     <w:name w:val="Titre 5 Car"/>
-    <w:basedOn w:val="Policepardfaut"/>
     <w:link w:val="Titre5"/>
     <w:uiPriority w:val="9"/>
     <w:rsid w:val="007E14F0"/>
     <w:rPr>
-      <w:rFonts w:asciiTheme="majorHAnsi" w:eastAsiaTheme="majorEastAsia" w:hAnsiTheme="majorHAnsi" w:cstheme="majorBidi"/>
-      <w:color w:val="DF1010" w:themeColor="accent1" w:themeShade="BF"/>
+      <w:rFonts w:ascii="Century Gothic" w:eastAsia="MS Gothic" w:hAnsi="Century Gothic" w:cs="Times New Roman"/>
+      <w:color w:val="DF1010"/>
       <w:lang w:val="fr-FR"/>
     </w:rPr>
   </w:style>
   <w:style w:type="character" w:customStyle="1" w:styleId="Titre6Car">
     <w:name w:val="Titre 6 Car"/>
-    <w:basedOn w:val="Policepardfaut"/>
     <w:link w:val="Titre6"/>
     <w:uiPriority w:val="9"/>
     <w:rsid w:val="007E14F0"/>
     <w:rPr>
-      <w:rFonts w:asciiTheme="majorHAnsi" w:eastAsiaTheme="majorEastAsia" w:hAnsiTheme="majorHAnsi" w:cstheme="majorBidi"/>
-      <w:color w:val="940B0B" w:themeColor="accent1" w:themeShade="7F"/>
+      <w:rFonts w:ascii="Century Gothic" w:eastAsia="MS Gothic" w:hAnsi="Century Gothic" w:cs="Times New Roman"/>
+      <w:color w:val="940B0B"/>
       <w:lang w:val="fr-FR"/>
     </w:rPr>
   </w:style>
   <w:style w:type="character" w:customStyle="1" w:styleId="Titre7Car">
     <w:name w:val="Titre 7 Car"/>
-    <w:basedOn w:val="Policepardfaut"/>
     <w:link w:val="Titre7"/>
     <w:uiPriority w:val="9"/>
     <w:rsid w:val="007E14F0"/>
     <w:rPr>
-      <w:rFonts w:asciiTheme="majorHAnsi" w:eastAsiaTheme="majorEastAsia" w:hAnsiTheme="majorHAnsi" w:cstheme="majorBidi"/>
+      <w:rFonts w:ascii="Century Gothic" w:eastAsia="MS Gothic" w:hAnsi="Century Gothic" w:cs="Times New Roman"/>
       <w:i/>
       <w:iCs/>
-      <w:color w:val="940B0B" w:themeColor="accent1" w:themeShade="7F"/>
+      <w:color w:val="940B0B"/>
       <w:lang w:val="fr-FR"/>
     </w:rPr>
   </w:style>
   <w:style w:type="character" w:customStyle="1" w:styleId="Titre8Car">
     <w:name w:val="Titre 8 Car"/>
-    <w:basedOn w:val="Policepardfaut"/>
     <w:link w:val="Titre8"/>
     <w:uiPriority w:val="9"/>
     <w:rsid w:val="007E14F0"/>
     <w:rPr>
-      <w:rFonts w:asciiTheme="majorHAnsi" w:eastAsiaTheme="majorEastAsia" w:hAnsiTheme="majorHAnsi" w:cstheme="majorBidi"/>
-      <w:color w:val="272727" w:themeColor="text1" w:themeTint="D8"/>
+      <w:rFonts w:ascii="Century Gothic" w:eastAsia="MS Gothic" w:hAnsi="Century Gothic" w:cs="Times New Roman"/>
+      <w:color w:val="272727"/>
       <w:sz w:val="21"/>
       <w:szCs w:val="21"/>
       <w:lang w:val="fr-FR"/>
@@ -8269,15 +8809,14 @@
   </w:style>
   <w:style w:type="character" w:customStyle="1" w:styleId="Titre9Car">
     <w:name w:val="Titre 9 Car"/>
-    <w:basedOn w:val="Policepardfaut"/>
     <w:link w:val="Titre9"/>
     <w:uiPriority w:val="9"/>
     <w:rsid w:val="007E14F0"/>
     <w:rPr>
-      <w:rFonts w:asciiTheme="majorHAnsi" w:eastAsiaTheme="majorEastAsia" w:hAnsiTheme="majorHAnsi" w:cstheme="majorBidi"/>
+      <w:rFonts w:ascii="Century Gothic" w:eastAsia="MS Gothic" w:hAnsi="Century Gothic" w:cs="Times New Roman"/>
       <w:i/>
       <w:iCs/>
-      <w:color w:val="272727" w:themeColor="text1" w:themeTint="D8"/>
+      <w:color w:val="272727"/>
       <w:sz w:val="21"/>
       <w:szCs w:val="21"/>
       <w:lang w:val="fr-FR"/>
@@ -8298,7 +8837,6 @@
   </w:style>
   <w:style w:type="character" w:customStyle="1" w:styleId="CorpsdetexteCar">
     <w:name w:val="Corps de texte Car"/>
-    <w:basedOn w:val="Policepardfaut"/>
     <w:link w:val="Corpsdetexte"/>
     <w:rsid w:val="004D7934"/>
     <w:rPr>
@@ -8323,14 +8861,13 @@
   </w:style>
   <w:style w:type="character" w:styleId="Accentuationintense">
     <w:name w:val="Intense Emphasis"/>
-    <w:basedOn w:val="Policepardfaut"/>
     <w:uiPriority w:val="21"/>
     <w:qFormat/>
     <w:rsid w:val="00547F80"/>
     <w:rPr>
       <w:i/>
       <w:iCs/>
-      <w:color w:val="F24F4F" w:themeColor="accent1"/>
+      <w:color w:val="F24F4F"/>
     </w:rPr>
   </w:style>
   <w:style w:type="paragraph" w:customStyle="1" w:styleId="western">
@@ -8423,7 +8960,6 @@
   </w:style>
   <w:style w:type="character" w:styleId="Accentuation">
     <w:name w:val="Emphasis"/>
-    <w:basedOn w:val="Policepardfaut"/>
     <w:uiPriority w:val="20"/>
     <w:qFormat/>
     <w:rsid w:val="00C039E2"/>
@@ -8434,7 +8970,6 @@
   </w:style>
   <w:style w:type="character" w:styleId="Marquedecommentaire">
     <w:name w:val="annotation reference"/>
-    <w:basedOn w:val="Policepardfaut"/>
     <w:uiPriority w:val="99"/>
     <w:semiHidden/>
     <w:unhideWhenUsed/>
@@ -8455,13 +8990,12 @@
   </w:style>
   <w:style w:type="character" w:customStyle="1" w:styleId="CommentaireCar">
     <w:name w:val="Commentaire Car"/>
-    <w:basedOn w:val="Policepardfaut"/>
     <w:link w:val="Commentaire"/>
     <w:uiPriority w:val="99"/>
     <w:semiHidden/>
     <w:rsid w:val="00F71F16"/>
     <w:rPr>
-      <w:rFonts w:asciiTheme="majorHAnsi" w:hAnsiTheme="majorHAnsi"/>
+      <w:rFonts w:ascii="Century Gothic" w:hAnsi="Century Gothic"/>
       <w:lang w:val="fr-FR"/>
     </w:rPr>
   </w:style>
@@ -8481,13 +9015,12 @@
   </w:style>
   <w:style w:type="character" w:customStyle="1" w:styleId="ObjetducommentaireCar">
     <w:name w:val="Objet du commentaire Car"/>
-    <w:basedOn w:val="CommentaireCar"/>
     <w:link w:val="Objetducommentaire"/>
     <w:uiPriority w:val="99"/>
     <w:semiHidden/>
     <w:rsid w:val="00F71F16"/>
     <w:rPr>
-      <w:rFonts w:asciiTheme="majorHAnsi" w:hAnsiTheme="majorHAnsi"/>
+      <w:rFonts w:ascii="Century Gothic" w:hAnsi="Century Gothic"/>
       <w:b/>
       <w:bCs/>
       <w:lang w:val="fr-FR"/>
@@ -8507,8 +9040,8 @@
       <w:jc w:val="both"/>
     </w:pPr>
     <w:rPr>
-      <w:rFonts w:asciiTheme="majorHAnsi" w:eastAsiaTheme="minorEastAsia" w:hAnsiTheme="majorHAnsi" w:cstheme="minorBidi"/>
-      <w:color w:val="4C483D" w:themeColor="text2"/>
+      <w:rFonts w:ascii="Century Gothic" w:eastAsia="MS Mincho" w:hAnsi="Century Gothic"/>
+      <w:color w:val="4C483D"/>
       <w:sz w:val="22"/>
       <w:lang w:eastAsia="ja-JP"/>
     </w:rPr>
@@ -8527,8 +9060,8 @@
       <w:jc w:val="both"/>
     </w:pPr>
     <w:rPr>
-      <w:rFonts w:asciiTheme="majorHAnsi" w:eastAsiaTheme="minorEastAsia" w:hAnsiTheme="majorHAnsi" w:cstheme="minorBidi"/>
-      <w:color w:val="4C483D" w:themeColor="text2"/>
+      <w:rFonts w:ascii="Century Gothic" w:eastAsia="MS Mincho" w:hAnsi="Century Gothic"/>
+      <w:color w:val="4C483D"/>
       <w:sz w:val="22"/>
       <w:lang w:eastAsia="ja-JP"/>
     </w:rPr>
@@ -8547,8 +9080,8 @@
       <w:jc w:val="both"/>
     </w:pPr>
     <w:rPr>
-      <w:rFonts w:asciiTheme="majorHAnsi" w:eastAsiaTheme="minorEastAsia" w:hAnsiTheme="majorHAnsi" w:cstheme="minorBidi"/>
-      <w:color w:val="4C483D" w:themeColor="text2"/>
+      <w:rFonts w:ascii="Century Gothic" w:eastAsia="MS Mincho" w:hAnsi="Century Gothic"/>
+      <w:color w:val="4C483D"/>
       <w:sz w:val="22"/>
       <w:lang w:eastAsia="ja-JP"/>
     </w:rPr>
@@ -8567,8 +9100,8 @@
       <w:jc w:val="both"/>
     </w:pPr>
     <w:rPr>
-      <w:rFonts w:asciiTheme="majorHAnsi" w:eastAsiaTheme="minorEastAsia" w:hAnsiTheme="majorHAnsi" w:cstheme="minorBidi"/>
-      <w:color w:val="4C483D" w:themeColor="text2"/>
+      <w:rFonts w:ascii="Century Gothic" w:eastAsia="MS Mincho" w:hAnsi="Century Gothic"/>
+      <w:color w:val="4C483D"/>
       <w:sz w:val="22"/>
       <w:lang w:eastAsia="ja-JP"/>
     </w:rPr>
@@ -8587,8 +9120,8 @@
       <w:jc w:val="both"/>
     </w:pPr>
     <w:rPr>
-      <w:rFonts w:asciiTheme="majorHAnsi" w:eastAsiaTheme="minorEastAsia" w:hAnsiTheme="majorHAnsi" w:cstheme="minorBidi"/>
-      <w:color w:val="4C483D" w:themeColor="text2"/>
+      <w:rFonts w:ascii="Century Gothic" w:eastAsia="MS Mincho" w:hAnsi="Century Gothic"/>
+      <w:color w:val="4C483D"/>
       <w:sz w:val="22"/>
       <w:lang w:eastAsia="ja-JP"/>
     </w:rPr>
@@ -8607,8 +9140,8 @@
       <w:jc w:val="both"/>
     </w:pPr>
     <w:rPr>
-      <w:rFonts w:asciiTheme="majorHAnsi" w:eastAsiaTheme="minorEastAsia" w:hAnsiTheme="majorHAnsi" w:cstheme="minorBidi"/>
-      <w:color w:val="4C483D" w:themeColor="text2"/>
+      <w:rFonts w:ascii="Century Gothic" w:eastAsia="MS Mincho" w:hAnsi="Century Gothic"/>
+      <w:color w:val="4C483D"/>
       <w:sz w:val="22"/>
       <w:lang w:eastAsia="ja-JP"/>
     </w:rPr>
@@ -8627,8 +9160,8 @@
       <w:jc w:val="both"/>
     </w:pPr>
     <w:rPr>
-      <w:rFonts w:asciiTheme="majorHAnsi" w:eastAsiaTheme="minorEastAsia" w:hAnsiTheme="majorHAnsi" w:cstheme="minorBidi"/>
-      <w:color w:val="4C483D" w:themeColor="text2"/>
+      <w:rFonts w:ascii="Century Gothic" w:eastAsia="MS Mincho" w:hAnsi="Century Gothic"/>
+      <w:color w:val="4C483D"/>
       <w:sz w:val="22"/>
       <w:lang w:eastAsia="ja-JP"/>
     </w:rPr>
@@ -8647,8 +9180,8 @@
       <w:jc w:val="both"/>
     </w:pPr>
     <w:rPr>
-      <w:rFonts w:asciiTheme="majorHAnsi" w:eastAsiaTheme="minorEastAsia" w:hAnsiTheme="majorHAnsi" w:cstheme="minorBidi"/>
-      <w:color w:val="4C483D" w:themeColor="text2"/>
+      <w:rFonts w:ascii="Century Gothic" w:eastAsia="MS Mincho" w:hAnsi="Century Gothic"/>
+      <w:color w:val="4C483D"/>
       <w:sz w:val="22"/>
       <w:lang w:eastAsia="ja-JP"/>
     </w:rPr>
@@ -8667,8 +9200,8 @@
       <w:jc w:val="both"/>
     </w:pPr>
     <w:rPr>
-      <w:rFonts w:asciiTheme="majorHAnsi" w:eastAsiaTheme="minorEastAsia" w:hAnsiTheme="majorHAnsi" w:cstheme="minorBidi"/>
-      <w:color w:val="4C483D" w:themeColor="text2"/>
+      <w:rFonts w:ascii="Century Gothic" w:eastAsia="MS Mincho" w:hAnsi="Century Gothic"/>
+      <w:color w:val="4C483D"/>
       <w:sz w:val="22"/>
       <w:lang w:eastAsia="ja-JP"/>
     </w:rPr>
@@ -8685,8 +9218,8 @@
       <w:jc w:val="both"/>
     </w:pPr>
     <w:rPr>
-      <w:rFonts w:asciiTheme="majorHAnsi" w:eastAsiaTheme="minorEastAsia" w:hAnsiTheme="majorHAnsi" w:cstheme="minorBidi"/>
-      <w:color w:val="4C483D" w:themeColor="text2"/>
+      <w:rFonts w:ascii="Century Gothic" w:eastAsia="MS Mincho" w:hAnsi="Century Gothic"/>
+      <w:color w:val="4C483D"/>
       <w:sz w:val="22"/>
       <w:lang w:eastAsia="ja-JP"/>
     </w:rPr>
@@ -8702,20 +9235,19 @@
       <w:jc w:val="both"/>
     </w:pPr>
     <w:rPr>
-      <w:rFonts w:asciiTheme="majorHAnsi" w:eastAsiaTheme="minorEastAsia" w:hAnsiTheme="majorHAnsi" w:cstheme="minorBidi"/>
-      <w:color w:val="4C483D" w:themeColor="text2"/>
+      <w:rFonts w:ascii="Century Gothic" w:eastAsia="MS Mincho" w:hAnsi="Century Gothic"/>
+      <w:color w:val="4C483D"/>
       <w:sz w:val="22"/>
       <w:lang w:eastAsia="ja-JP"/>
     </w:rPr>
   </w:style>
   <w:style w:type="character" w:customStyle="1" w:styleId="NotedebasdepageCar">
     <w:name w:val="Note de bas de page Car"/>
-    <w:basedOn w:val="Policepardfaut"/>
     <w:link w:val="Notedebasdepage"/>
     <w:uiPriority w:val="99"/>
     <w:rsid w:val="00D55C18"/>
     <w:rPr>
-      <w:rFonts w:asciiTheme="majorHAnsi" w:hAnsiTheme="majorHAnsi"/>
+      <w:rFonts w:ascii="Century Gothic" w:hAnsi="Century Gothic"/>
       <w:sz w:val="24"/>
       <w:szCs w:val="24"/>
       <w:lang w:val="fr-FR"/>
@@ -8723,7 +9255,6 @@
   </w:style>
   <w:style w:type="character" w:styleId="Appelnotedebasdep">
     <w:name w:val="footnote reference"/>
-    <w:basedOn w:val="Policepardfaut"/>
     <w:uiPriority w:val="99"/>
     <w:unhideWhenUsed/>
     <w:rsid w:val="00D55C18"/>
@@ -8733,13 +9264,12 @@
   </w:style>
   <w:style w:type="character" w:styleId="Lienhypertextesuivivisit">
     <w:name w:val="FollowedHyperlink"/>
-    <w:basedOn w:val="Policepardfaut"/>
     <w:uiPriority w:val="99"/>
     <w:semiHidden/>
     <w:unhideWhenUsed/>
     <w:rsid w:val="00C51250"/>
     <w:rPr>
-      <w:color w:val="A3648B" w:themeColor="followedHyperlink"/>
+      <w:color w:val="A3648B"/>
       <w:u w:val="single"/>
     </w:rPr>
   </w:style>
@@ -8748,104 +9278,101 @@
     <w:basedOn w:val="TableauNormal"/>
     <w:uiPriority w:val="50"/>
     <w:rsid w:val="000D372A"/>
-    <w:pPr>
-      <w:spacing w:after="0" w:line="240" w:lineRule="auto"/>
-    </w:pPr>
     <w:tblPr>
       <w:tblStyleRowBandSize w:val="1"/>
       <w:tblStyleColBandSize w:val="1"/>
       <w:tblBorders>
-        <w:top w:val="single" w:sz="4" w:space="0" w:color="FFFFFF" w:themeColor="background1"/>
-        <w:left w:val="single" w:sz="4" w:space="0" w:color="FFFFFF" w:themeColor="background1"/>
-        <w:bottom w:val="single" w:sz="4" w:space="0" w:color="FFFFFF" w:themeColor="background1"/>
-        <w:right w:val="single" w:sz="4" w:space="0" w:color="FFFFFF" w:themeColor="background1"/>
-        <w:insideH w:val="single" w:sz="4" w:space="0" w:color="FFFFFF" w:themeColor="background1"/>
-        <w:insideV w:val="single" w:sz="4" w:space="0" w:color="FFFFFF" w:themeColor="background1"/>
+        <w:top w:val="single" w:sz="4" w:space="0" w:color="FFFFFF"/>
+        <w:left w:val="single" w:sz="4" w:space="0" w:color="FFFFFF"/>
+        <w:bottom w:val="single" w:sz="4" w:space="0" w:color="FFFFFF"/>
+        <w:right w:val="single" w:sz="4" w:space="0" w:color="FFFFFF"/>
+        <w:insideH w:val="single" w:sz="4" w:space="0" w:color="FFFFFF"/>
+        <w:insideV w:val="single" w:sz="4" w:space="0" w:color="FFFFFF"/>
       </w:tblBorders>
     </w:tblPr>
     <w:tcPr>
-      <w:shd w:val="clear" w:color="auto" w:fill="DFEEF2" w:themeFill="accent4" w:themeFillTint="33"/>
+      <w:shd w:val="clear" w:color="auto" w:fill="DFEEF2"/>
     </w:tcPr>
     <w:tblStylePr w:type="firstRow">
       <w:rPr>
         <w:b/>
         <w:bCs/>
-        <w:color w:val="FFFFFF" w:themeColor="background1"/>
+        <w:color w:val="FFFFFF"/>
       </w:rPr>
       <w:tblPr/>
       <w:tcPr>
         <w:tcBorders>
-          <w:top w:val="single" w:sz="4" w:space="0" w:color="FFFFFF" w:themeColor="background1"/>
-          <w:left w:val="single" w:sz="4" w:space="0" w:color="FFFFFF" w:themeColor="background1"/>
-          <w:right w:val="single" w:sz="4" w:space="0" w:color="FFFFFF" w:themeColor="background1"/>
+          <w:top w:val="single" w:sz="4" w:space="0" w:color="FFFFFF"/>
+          <w:left w:val="single" w:sz="4" w:space="0" w:color="FFFFFF"/>
+          <w:right w:val="single" w:sz="4" w:space="0" w:color="FFFFFF"/>
           <w:insideH w:val="nil"/>
           <w:insideV w:val="nil"/>
         </w:tcBorders>
-        <w:shd w:val="clear" w:color="auto" w:fill="61ADBF" w:themeFill="accent4"/>
+        <w:shd w:val="clear" w:color="auto" w:fill="61ADBF"/>
       </w:tcPr>
     </w:tblStylePr>
     <w:tblStylePr w:type="lastRow">
       <w:rPr>
         <w:b/>
         <w:bCs/>
-        <w:color w:val="FFFFFF" w:themeColor="background1"/>
+        <w:color w:val="FFFFFF"/>
       </w:rPr>
       <w:tblPr/>
       <w:tcPr>
         <w:tcBorders>
-          <w:left w:val="single" w:sz="4" w:space="0" w:color="FFFFFF" w:themeColor="background1"/>
-          <w:bottom w:val="single" w:sz="4" w:space="0" w:color="FFFFFF" w:themeColor="background1"/>
-          <w:right w:val="single" w:sz="4" w:space="0" w:color="FFFFFF" w:themeColor="background1"/>
+          <w:left w:val="single" w:sz="4" w:space="0" w:color="FFFFFF"/>
+          <w:bottom w:val="single" w:sz="4" w:space="0" w:color="FFFFFF"/>
+          <w:right w:val="single" w:sz="4" w:space="0" w:color="FFFFFF"/>
           <w:insideH w:val="nil"/>
           <w:insideV w:val="nil"/>
         </w:tcBorders>
-        <w:shd w:val="clear" w:color="auto" w:fill="61ADBF" w:themeFill="accent4"/>
+        <w:shd w:val="clear" w:color="auto" w:fill="61ADBF"/>
       </w:tcPr>
     </w:tblStylePr>
     <w:tblStylePr w:type="firstCol">
       <w:rPr>
         <w:b/>
         <w:bCs/>
-        <w:color w:val="FFFFFF" w:themeColor="background1"/>
+        <w:color w:val="FFFFFF"/>
       </w:rPr>
       <w:tblPr/>
       <w:tcPr>
         <w:tcBorders>
-          <w:top w:val="single" w:sz="4" w:space="0" w:color="FFFFFF" w:themeColor="background1"/>
-          <w:left w:val="single" w:sz="4" w:space="0" w:color="FFFFFF" w:themeColor="background1"/>
-          <w:bottom w:val="single" w:sz="4" w:space="0" w:color="FFFFFF" w:themeColor="background1"/>
+          <w:top w:val="single" w:sz="4" w:space="0" w:color="FFFFFF"/>
+          <w:left w:val="single" w:sz="4" w:space="0" w:color="FFFFFF"/>
+          <w:bottom w:val="single" w:sz="4" w:space="0" w:color="FFFFFF"/>
           <w:insideV w:val="nil"/>
         </w:tcBorders>
-        <w:shd w:val="clear" w:color="auto" w:fill="61ADBF" w:themeFill="accent4"/>
+        <w:shd w:val="clear" w:color="auto" w:fill="61ADBF"/>
       </w:tcPr>
     </w:tblStylePr>
     <w:tblStylePr w:type="lastCol">
       <w:rPr>
         <w:b/>
         <w:bCs/>
-        <w:color w:val="FFFFFF" w:themeColor="background1"/>
+        <w:color w:val="FFFFFF"/>
       </w:rPr>
       <w:tblPr/>
       <w:tcPr>
         <w:tcBorders>
-          <w:top w:val="single" w:sz="4" w:space="0" w:color="FFFFFF" w:themeColor="background1"/>
-          <w:bottom w:val="single" w:sz="4" w:space="0" w:color="FFFFFF" w:themeColor="background1"/>
-          <w:right w:val="single" w:sz="4" w:space="0" w:color="FFFFFF" w:themeColor="background1"/>
+          <w:top w:val="single" w:sz="4" w:space="0" w:color="FFFFFF"/>
+          <w:bottom w:val="single" w:sz="4" w:space="0" w:color="FFFFFF"/>
+          <w:right w:val="single" w:sz="4" w:space="0" w:color="FFFFFF"/>
           <w:insideV w:val="nil"/>
         </w:tcBorders>
-        <w:shd w:val="clear" w:color="auto" w:fill="61ADBF" w:themeFill="accent4"/>
+        <w:shd w:val="clear" w:color="auto" w:fill="61ADBF"/>
       </w:tcPr>
     </w:tblStylePr>
     <w:tblStylePr w:type="band1Vert">
       <w:tblPr/>
       <w:tcPr>
-        <w:shd w:val="clear" w:color="auto" w:fill="BFDEE5" w:themeFill="accent4" w:themeFillTint="66"/>
+        <w:shd w:val="clear" w:color="auto" w:fill="BFDEE5"/>
       </w:tcPr>
     </w:tblStylePr>
     <w:tblStylePr w:type="band1Horz">
       <w:tblPr/>
       <w:tcPr>
-        <w:shd w:val="clear" w:color="auto" w:fill="BFDEE5" w:themeFill="accent4" w:themeFillTint="66"/>
+        <w:shd w:val="clear" w:color="auto" w:fill="BFDEE5"/>
       </w:tcPr>
     </w:tblStylePr>
   </w:style>
@@ -8854,23 +9381,19 @@
     <w:basedOn w:val="TableauNormal"/>
     <w:uiPriority w:val="99"/>
     <w:rsid w:val="0012039E"/>
-    <w:pPr>
-      <w:spacing w:after="0" w:line="240" w:lineRule="auto"/>
-    </w:pPr>
     <w:tblPr>
       <w:tblBorders>
-        <w:top w:val="single" w:sz="4" w:space="0" w:color="BFBFBF" w:themeColor="background1" w:themeShade="BF"/>
-        <w:left w:val="single" w:sz="4" w:space="0" w:color="BFBFBF" w:themeColor="background1" w:themeShade="BF"/>
-        <w:bottom w:val="single" w:sz="4" w:space="0" w:color="BFBFBF" w:themeColor="background1" w:themeShade="BF"/>
-        <w:right w:val="single" w:sz="4" w:space="0" w:color="BFBFBF" w:themeColor="background1" w:themeShade="BF"/>
-        <w:insideH w:val="single" w:sz="4" w:space="0" w:color="BFBFBF" w:themeColor="background1" w:themeShade="BF"/>
-        <w:insideV w:val="single" w:sz="4" w:space="0" w:color="BFBFBF" w:themeColor="background1" w:themeShade="BF"/>
+        <w:top w:val="single" w:sz="4" w:space="0" w:color="BFBFBF"/>
+        <w:left w:val="single" w:sz="4" w:space="0" w:color="BFBFBF"/>
+        <w:bottom w:val="single" w:sz="4" w:space="0" w:color="BFBFBF"/>
+        <w:right w:val="single" w:sz="4" w:space="0" w:color="BFBFBF"/>
+        <w:insideH w:val="single" w:sz="4" w:space="0" w:color="BFBFBF"/>
+        <w:insideV w:val="single" w:sz="4" w:space="0" w:color="BFBFBF"/>
       </w:tblBorders>
     </w:tblPr>
   </w:style>
   <w:style w:type="character" w:styleId="Mention">
     <w:name w:val="Mention"/>
-    <w:basedOn w:val="Policepardfaut"/>
     <w:uiPriority w:val="99"/>
     <w:semiHidden/>
     <w:unhideWhenUsed/>
@@ -8893,8 +9416,8 @@
       <w:jc w:val="both"/>
     </w:pPr>
     <w:rPr>
-      <w:rFonts w:asciiTheme="majorHAnsi" w:eastAsiaTheme="minorEastAsia" w:hAnsiTheme="majorHAnsi" w:cstheme="minorBidi"/>
-      <w:color w:val="4C483D" w:themeColor="text2"/>
+      <w:rFonts w:ascii="Century Gothic" w:eastAsia="MS Mincho" w:hAnsi="Century Gothic"/>
+      <w:color w:val="4C483D"/>
       <w:sz w:val="22"/>
       <w:lang w:eastAsia="ja-JP"/>
     </w:rPr>
@@ -8904,19 +9427,16 @@
     <w:basedOn w:val="TableauNormal"/>
     <w:uiPriority w:val="46"/>
     <w:rsid w:val="00230D90"/>
-    <w:pPr>
-      <w:spacing w:after="0" w:line="240" w:lineRule="auto"/>
-    </w:pPr>
     <w:tblPr>
       <w:tblStyleRowBandSize w:val="1"/>
       <w:tblStyleColBandSize w:val="1"/>
       <w:tblBorders>
-        <w:top w:val="single" w:sz="4" w:space="0" w:color="BFDEE5" w:themeColor="accent4" w:themeTint="66"/>
-        <w:left w:val="single" w:sz="4" w:space="0" w:color="BFDEE5" w:themeColor="accent4" w:themeTint="66"/>
-        <w:bottom w:val="single" w:sz="4" w:space="0" w:color="BFDEE5" w:themeColor="accent4" w:themeTint="66"/>
-        <w:right w:val="single" w:sz="4" w:space="0" w:color="BFDEE5" w:themeColor="accent4" w:themeTint="66"/>
-        <w:insideH w:val="single" w:sz="4" w:space="0" w:color="BFDEE5" w:themeColor="accent4" w:themeTint="66"/>
-        <w:insideV w:val="single" w:sz="4" w:space="0" w:color="BFDEE5" w:themeColor="accent4" w:themeTint="66"/>
+        <w:top w:val="single" w:sz="4" w:space="0" w:color="BFDEE5"/>
+        <w:left w:val="single" w:sz="4" w:space="0" w:color="BFDEE5"/>
+        <w:bottom w:val="single" w:sz="4" w:space="0" w:color="BFDEE5"/>
+        <w:right w:val="single" w:sz="4" w:space="0" w:color="BFDEE5"/>
+        <w:insideH w:val="single" w:sz="4" w:space="0" w:color="BFDEE5"/>
+        <w:insideV w:val="single" w:sz="4" w:space="0" w:color="BFDEE5"/>
       </w:tblBorders>
     </w:tblPr>
     <w:tblStylePr w:type="firstRow">
@@ -8927,7 +9447,7 @@
       <w:tblPr/>
       <w:tcPr>
         <w:tcBorders>
-          <w:bottom w:val="single" w:sz="12" w:space="0" w:color="A0CDD8" w:themeColor="accent4" w:themeTint="99"/>
+          <w:bottom w:val="single" w:sz="12" w:space="0" w:color="A0CDD8"/>
         </w:tcBorders>
       </w:tcPr>
     </w:tblStylePr>
@@ -8939,7 +9459,7 @@
       <w:tblPr/>
       <w:tcPr>
         <w:tcBorders>
-          <w:top w:val="double" w:sz="2" w:space="0" w:color="A0CDD8" w:themeColor="accent4" w:themeTint="99"/>
+          <w:top w:val="double" w:sz="2" w:space="0" w:color="A0CDD8"/>
         </w:tcBorders>
       </w:tcPr>
     </w:tblStylePr>
@@ -8962,18 +9482,16 @@
     <w:uiPriority w:val="99"/>
     <w:semiHidden/>
     <w:rsid w:val="00227CEA"/>
-    <w:pPr>
-      <w:spacing w:after="0" w:line="240" w:lineRule="auto"/>
-    </w:pPr>
     <w:rPr>
-      <w:rFonts w:asciiTheme="majorHAnsi" w:hAnsiTheme="majorHAnsi"/>
+      <w:rFonts w:ascii="Century Gothic" w:hAnsi="Century Gothic"/>
+      <w:color w:val="4C483D"/>
       <w:sz w:val="22"/>
-      <w:lang w:val="fr-FR"/>
+      <w:szCs w:val="24"/>
+      <w:lang w:eastAsia="ja-JP"/>
     </w:rPr>
   </w:style>
   <w:style w:type="character" w:styleId="Mentionnonrsolue">
     <w:name w:val="Unresolved Mention"/>
-    <w:basedOn w:val="Policepardfaut"/>
     <w:uiPriority w:val="99"/>
     <w:rsid w:val="00807790"/>
     <w:rPr>
@@ -8984,14 +9502,9 @@
   <w:style w:type="table" w:customStyle="1" w:styleId="TableGrid">
     <w:name w:val="TableGrid"/>
     <w:rsid w:val="00456CDD"/>
-    <w:pPr>
-      <w:spacing w:after="0" w:line="240" w:lineRule="auto"/>
-    </w:pPr>
     <w:rPr>
-      <w:color w:val="auto"/>
       <w:sz w:val="22"/>
       <w:szCs w:val="22"/>
-      <w:lang w:val="fr-FR" w:eastAsia="fr-FR"/>
     </w:rPr>
     <w:tblPr>
       <w:tblCellMar>
@@ -9009,12 +9522,13 @@
       <w:autoSpaceDE w:val="0"/>
       <w:autoSpaceDN w:val="0"/>
       <w:adjustRightInd w:val="0"/>
-      <w:spacing w:after="0" w:line="240" w:lineRule="auto"/>
     </w:pPr>
     <w:rPr>
       <w:rFonts w:ascii="Arial" w:hAnsi="Arial" w:cs="Arial"/>
       <w:color w:val="000000"/>
-      <w:lang w:val="fr-FR"/>
+      <w:sz w:val="24"/>
+      <w:szCs w:val="24"/>
+      <w:lang w:eastAsia="ja-JP"/>
     </w:rPr>
   </w:style>
   <w:style w:type="character" w:customStyle="1" w:styleId="viiyi">
@@ -9037,36 +9551,33 @@
     <w:basedOn w:val="TableauNormal"/>
     <w:uiPriority w:val="49"/>
     <w:rsid w:val="00C61963"/>
-    <w:pPr>
-      <w:spacing w:after="0" w:line="240" w:lineRule="auto"/>
-    </w:pPr>
     <w:tblPr>
       <w:tblStyleRowBandSize w:val="1"/>
       <w:tblStyleColBandSize w:val="1"/>
       <w:tblBorders>
-        <w:top w:val="single" w:sz="4" w:space="0" w:color="666666" w:themeColor="text1" w:themeTint="99"/>
-        <w:left w:val="single" w:sz="4" w:space="0" w:color="666666" w:themeColor="text1" w:themeTint="99"/>
-        <w:bottom w:val="single" w:sz="4" w:space="0" w:color="666666" w:themeColor="text1" w:themeTint="99"/>
-        <w:right w:val="single" w:sz="4" w:space="0" w:color="666666" w:themeColor="text1" w:themeTint="99"/>
-        <w:insideH w:val="single" w:sz="4" w:space="0" w:color="666666" w:themeColor="text1" w:themeTint="99"/>
+        <w:top w:val="single" w:sz="4" w:space="0" w:color="666666"/>
+        <w:left w:val="single" w:sz="4" w:space="0" w:color="666666"/>
+        <w:bottom w:val="single" w:sz="4" w:space="0" w:color="666666"/>
+        <w:right w:val="single" w:sz="4" w:space="0" w:color="666666"/>
+        <w:insideH w:val="single" w:sz="4" w:space="0" w:color="666666"/>
       </w:tblBorders>
     </w:tblPr>
     <w:tblStylePr w:type="firstRow">
       <w:rPr>
         <w:b/>
         <w:bCs/>
-        <w:color w:val="FFFFFF" w:themeColor="background1"/>
+        <w:color w:val="FFFFFF"/>
       </w:rPr>
       <w:tblPr/>
       <w:tcPr>
         <w:tcBorders>
-          <w:top w:val="single" w:sz="4" w:space="0" w:color="000000" w:themeColor="text1"/>
-          <w:left w:val="single" w:sz="4" w:space="0" w:color="000000" w:themeColor="text1"/>
-          <w:bottom w:val="single" w:sz="4" w:space="0" w:color="000000" w:themeColor="text1"/>
-          <w:right w:val="single" w:sz="4" w:space="0" w:color="000000" w:themeColor="text1"/>
+          <w:top w:val="single" w:sz="4" w:space="0" w:color="000000"/>
+          <w:left w:val="single" w:sz="4" w:space="0" w:color="000000"/>
+          <w:bottom w:val="single" w:sz="4" w:space="0" w:color="000000"/>
+          <w:right w:val="single" w:sz="4" w:space="0" w:color="000000"/>
           <w:insideH w:val="nil"/>
         </w:tcBorders>
-        <w:shd w:val="clear" w:color="auto" w:fill="000000" w:themeFill="text1"/>
+        <w:shd w:val="clear" w:color="auto" w:fill="000000"/>
       </w:tcPr>
     </w:tblStylePr>
     <w:tblStylePr w:type="lastRow">
@@ -9077,7 +9588,7 @@
       <w:tblPr/>
       <w:tcPr>
         <w:tcBorders>
-          <w:top w:val="double" w:sz="4" w:space="0" w:color="666666" w:themeColor="text1" w:themeTint="99"/>
+          <w:top w:val="double" w:sz="4" w:space="0" w:color="666666"/>
         </w:tcBorders>
       </w:tcPr>
     </w:tblStylePr>
@@ -9096,13 +9607,13 @@
     <w:tblStylePr w:type="band1Vert">
       <w:tblPr/>
       <w:tcPr>
-        <w:shd w:val="clear" w:color="auto" w:fill="CCCCCC" w:themeFill="text1" w:themeFillTint="33"/>
+        <w:shd w:val="clear" w:color="auto" w:fill="CCCCCC"/>
       </w:tcPr>
     </w:tblStylePr>
     <w:tblStylePr w:type="band1Horz">
       <w:tblPr/>
       <w:tcPr>
-        <w:shd w:val="clear" w:color="auto" w:fill="CCCCCC" w:themeFill="text1" w:themeFillTint="33"/>
+        <w:shd w:val="clear" w:color="auto" w:fill="CCCCCC"/>
       </w:tcPr>
     </w:tblStylePr>
   </w:style>
@@ -9113,7 +9624,6 @@
   </w:style>
   <w:style w:type="character" w:styleId="CodeHTML">
     <w:name w:val="HTML Code"/>
-    <w:basedOn w:val="Policepardfaut"/>
     <w:uiPriority w:val="99"/>
     <w:semiHidden/>
     <w:unhideWhenUsed/>
@@ -9164,7 +9674,6 @@
   </w:style>
   <w:style w:type="character" w:customStyle="1" w:styleId="PrformatHTMLCar">
     <w:name w:val="Préformaté HTML Car"/>
-    <w:basedOn w:val="Policepardfaut"/>
     <w:link w:val="PrformatHTML"/>
     <w:uiPriority w:val="99"/>
     <w:rsid w:val="00E17372"/>
